--- a/docs/seguridad/05-evidencia-y-justificacion.docx
+++ b/docs/seguridad/05-evidencia-y-justificacion.docx
@@ -4,31 +4,56 @@
   <w:body>
     <w:p>
       <w:pPr>
+        <w:spacing w:after="60" w:before="600"/>
+      </w:pPr>
+      <w:r>
+        <w:rPr>
+          <w:rFonts w:ascii="Calibri" w:cs="Calibri" w:eastAsia="Calibri" w:hAnsi="Calibri"/>
+          <w:color w:val="55666A"/>
+          <w:sz w:val="28"/>
+          <w:szCs w:val="28"/>
+        </w:rPr>
+        <w:t xml:space="preserve">Centro Médico Altavida</w:t>
+      </w:r>
+    </w:p>
+    <w:p>
+      <w:pPr>
+        <w:spacing w:after="120"/>
+      </w:pPr>
+      <w:r>
+        <w:rPr>
+          <w:rFonts w:ascii="Calibri" w:cs="Calibri" w:eastAsia="Calibri" w:hAnsi="Calibri"/>
+          <w:b/>
+          <w:bCs/>
+          <w:color w:val="0F6E6A"/>
+          <w:sz w:val="52"/>
+          <w:szCs w:val="52"/>
+        </w:rPr>
+        <w:t xml:space="preserve">Evidencia de pruebas y justificación técnica final</w:t>
+      </w:r>
+    </w:p>
+    <w:p>
+      <w:pPr>
+        <w:spacing w:after="120" w:line="276"/>
+      </w:pPr>
+      <w:r>
+        <w:rPr>
+          <w:rFonts w:ascii="Calibri" w:cs="Calibri" w:eastAsia="Calibri" w:hAnsi="Calibri"/>
+          <w:color w:val="55666A"/>
+          <w:sz w:val="24"/>
+          <w:szCs w:val="24"/>
+        </w:rPr>
+        <w:t xml:space="preserve">IIT421W Seguridad y Protección de Datos · Actividad 4 (Hito 3)</w:t>
+      </w:r>
+    </w:p>
+    <w:p>
+      <w:pPr>
+        <w:spacing w:after="120"/>
+      </w:pPr>
+    </w:p>
+    <w:p>
+      <w:pPr>
         <w:pStyle w:val="Heading1"/>
-      </w:pPr>
-      <w:r>
-        <w:rPr>
-          <w:rFonts w:ascii="Calibri" w:cs="Calibri" w:eastAsia="Calibri" w:hAnsi="Calibri"/>
-        </w:rPr>
-        <w:t xml:space="preserve">Evidencia de pruebas y justificación técnica final</w:t>
-      </w:r>
-    </w:p>
-    <w:p>
-      <w:pPr>
-        <w:spacing w:after="120"/>
-      </w:pPr>
-      <w:r>
-        <w:rPr>
-          <w:rFonts w:ascii="Calibri" w:cs="Calibri" w:eastAsia="Calibri" w:hAnsi="Calibri"/>
-          <w:sz w:val="22"/>
-          <w:szCs w:val="22"/>
-        </w:rPr>
-        <w:t xml:space="preserve">Centro Médico Altavida · IIT421W Seguridad y Protección de Datos · Actividad 4 (Hito 3)</w:t>
-      </w:r>
-    </w:p>
-    <w:p>
-      <w:pPr>
-        <w:pStyle w:val="Heading2"/>
       </w:pPr>
       <w:r>
         <w:rPr>
@@ -39,7 +64,7 @@
     </w:p>
     <w:tbl>
       <w:tblPr>
-        <w:tblW w:type="dxa" w:w="9360"/>
+        <w:tblW w:type="dxa" w:w="10080"/>
         <w:tblBorders>
           <w:top w:val="single" w:color="auto" w:sz="4"/>
           <w:left w:val="single" w:color="auto" w:sz="4"/>
@@ -50,38 +75,44 @@
         </w:tblBorders>
       </w:tblPr>
       <w:tblGrid>
-        <w:gridCol w:w="4680"/>
-        <w:gridCol w:w="4680"/>
+        <w:gridCol w:w="3835"/>
+        <w:gridCol w:w="6245"/>
       </w:tblGrid>
       <w:tr>
         <w:trPr>
+          <w:cantSplit w:val="off"/>
           <w:tblHeader/>
         </w:trPr>
         <w:tc>
           <w:tcPr>
-            <w:tcW w:type="dxa" w:w="4680"/>
-            <w:tcBorders>
-              <w:top w:val="single" w:color="BBBBBB" w:sz="4"/>
-              <w:left w:val="single" w:color="BBBBBB" w:sz="4"/>
-              <w:bottom w:val="single" w:color="BBBBBB" w:sz="4"/>
-              <w:right w:val="single" w:color="BBBBBB" w:sz="4"/>
-            </w:tcBorders>
-            <w:shd w:fill="E6EEF5" w:val="clear"/>
-            <w:tcMar>
-              <w:top w:type="dxa" w:w="60"/>
-              <w:left w:type="dxa" w:w="100"/>
-              <w:bottom w:type="dxa" w:w="60"/>
-              <w:right w:type="dxa" w:w="100"/>
-            </w:tcMar>
-          </w:tcPr>
-          <w:p>
+            <w:tcW w:type="dxa" w:w="3835"/>
+            <w:tcBorders>
+              <w:top w:val="single" w:color="C9D6D3" w:sz="4"/>
+              <w:left w:val="single" w:color="C9D6D3" w:sz="4"/>
+              <w:bottom w:val="single" w:color="C9D6D3" w:sz="4"/>
+              <w:right w:val="single" w:color="C9D6D3" w:sz="4"/>
+            </w:tcBorders>
+            <w:shd w:fill="E3F1EF" w:color="auto" w:val="clear"/>
+            <w:tcMar>
+              <w:top w:type="dxa" w:w="60"/>
+              <w:left w:type="dxa" w:w="100"/>
+              <w:bottom w:type="dxa" w:w="60"/>
+              <w:right w:type="dxa" w:w="100"/>
+            </w:tcMar>
+          </w:tcPr>
+          <w:p>
+            <w:pPr>
+              <w:spacing w:after="40"/>
+              <w:jc w:val="left"/>
+            </w:pPr>
             <w:r>
               <w:rPr>
                 <w:rFonts w:ascii="Calibri" w:cs="Calibri" w:eastAsia="Calibri" w:hAnsi="Calibri"/>
                 <w:b/>
                 <w:bCs/>
-                <w:sz w:val="19"/>
-                <w:szCs w:val="19"/>
+                <w:color w:val="0F6E6A"/>
+                <w:sz w:val="18"/>
+                <w:szCs w:val="18"/>
               </w:rPr>
               <w:t xml:space="preserve">Entregable pedido</w:t>
             </w:r>
@@ -89,29 +120,34 @@
         </w:tc>
         <w:tc>
           <w:tcPr>
-            <w:tcW w:type="dxa" w:w="4680"/>
-            <w:tcBorders>
-              <w:top w:val="single" w:color="BBBBBB" w:sz="4"/>
-              <w:left w:val="single" w:color="BBBBBB" w:sz="4"/>
-              <w:bottom w:val="single" w:color="BBBBBB" w:sz="4"/>
-              <w:right w:val="single" w:color="BBBBBB" w:sz="4"/>
-            </w:tcBorders>
-            <w:shd w:fill="E6EEF5" w:val="clear"/>
-            <w:tcMar>
-              <w:top w:type="dxa" w:w="60"/>
-              <w:left w:type="dxa" w:w="100"/>
-              <w:bottom w:type="dxa" w:w="60"/>
-              <w:right w:type="dxa" w:w="100"/>
-            </w:tcMar>
-          </w:tcPr>
-          <w:p>
+            <w:tcW w:type="dxa" w:w="6245"/>
+            <w:tcBorders>
+              <w:top w:val="single" w:color="C9D6D3" w:sz="4"/>
+              <w:left w:val="single" w:color="C9D6D3" w:sz="4"/>
+              <w:bottom w:val="single" w:color="C9D6D3" w:sz="4"/>
+              <w:right w:val="single" w:color="C9D6D3" w:sz="4"/>
+            </w:tcBorders>
+            <w:shd w:fill="E3F1EF" w:color="auto" w:val="clear"/>
+            <w:tcMar>
+              <w:top w:type="dxa" w:w="60"/>
+              <w:left w:type="dxa" w:w="100"/>
+              <w:bottom w:type="dxa" w:w="60"/>
+              <w:right w:type="dxa" w:w="100"/>
+            </w:tcMar>
+          </w:tcPr>
+          <w:p>
+            <w:pPr>
+              <w:spacing w:after="40"/>
+              <w:jc w:val="left"/>
+            </w:pPr>
             <w:r>
               <w:rPr>
                 <w:rFonts w:ascii="Calibri" w:cs="Calibri" w:eastAsia="Calibri" w:hAnsi="Calibri"/>
                 <w:b/>
                 <w:bCs/>
-                <w:sz w:val="19"/>
-                <w:szCs w:val="19"/>
+                <w:color w:val="0F6E6A"/>
+                <w:sz w:val="18"/>
+                <w:szCs w:val="18"/>
               </w:rPr>
               <w:t xml:space="preserve">Dónde está</w:t>
             </w:r>
@@ -120,32 +156,35 @@
       </w:tr>
       <w:tr>
         <w:trPr>
+          <w:cantSplit/>
           <w:tblHeader w:val="off"/>
         </w:trPr>
         <w:tc>
           <w:tcPr>
-            <w:tcW w:type="dxa" w:w="4680"/>
-            <w:tcBorders>
-              <w:top w:val="single" w:color="BBBBBB" w:sz="4"/>
-              <w:left w:val="single" w:color="BBBBBB" w:sz="4"/>
-              <w:bottom w:val="single" w:color="BBBBBB" w:sz="4"/>
-              <w:right w:val="single" w:color="BBBBBB" w:sz="4"/>
-            </w:tcBorders>
-            <w:tcMar>
-              <w:top w:type="dxa" w:w="60"/>
-              <w:left w:type="dxa" w:w="100"/>
-              <w:bottom w:type="dxa" w:w="60"/>
-              <w:right w:type="dxa" w:w="100"/>
-            </w:tcMar>
-          </w:tcPr>
-          <w:p>
-            <w:r>
-              <w:rPr>
-                <w:rFonts w:ascii="Calibri" w:cs="Calibri" w:eastAsia="Calibri" w:hAnsi="Calibri"/>
-                <w:b w:val="false"/>
-                <w:bCs w:val="false"/>
-                <w:sz w:val="19"/>
-                <w:szCs w:val="19"/>
+            <w:tcW w:type="dxa" w:w="3835"/>
+            <w:tcBorders>
+              <w:top w:val="single" w:color="C9D6D3" w:sz="4"/>
+              <w:left w:val="single" w:color="C9D6D3" w:sz="4"/>
+              <w:bottom w:val="single" w:color="C9D6D3" w:sz="4"/>
+              <w:right w:val="single" w:color="C9D6D3" w:sz="4"/>
+            </w:tcBorders>
+            <w:tcMar>
+              <w:top w:type="dxa" w:w="60"/>
+              <w:left w:type="dxa" w:w="100"/>
+              <w:bottom w:type="dxa" w:w="60"/>
+              <w:right w:type="dxa" w:w="100"/>
+            </w:tcMar>
+          </w:tcPr>
+          <w:p>
+            <w:pPr>
+              <w:spacing w:after="40"/>
+              <w:jc w:val="left"/>
+            </w:pPr>
+            <w:r>
+              <w:rPr>
+                <w:rFonts w:ascii="Calibri" w:cs="Calibri" w:eastAsia="Calibri" w:hAnsi="Calibri"/>
+                <w:sz w:val="18"/>
+                <w:szCs w:val="18"/>
               </w:rPr>
               <w:t xml:space="preserve">Diseño del módulo de consentimiento</w:t>
             </w:r>
@@ -153,28 +192,30 @@
         </w:tc>
         <w:tc>
           <w:tcPr>
-            <w:tcW w:type="dxa" w:w="4680"/>
-            <w:tcBorders>
-              <w:top w:val="single" w:color="BBBBBB" w:sz="4"/>
-              <w:left w:val="single" w:color="BBBBBB" w:sz="4"/>
-              <w:bottom w:val="single" w:color="BBBBBB" w:sz="4"/>
-              <w:right w:val="single" w:color="BBBBBB" w:sz="4"/>
-            </w:tcBorders>
-            <w:tcMar>
-              <w:top w:type="dxa" w:w="60"/>
-              <w:left w:type="dxa" w:w="100"/>
-              <w:bottom w:type="dxa" w:w="60"/>
-              <w:right w:type="dxa" w:w="100"/>
-            </w:tcMar>
-          </w:tcPr>
-          <w:p>
-            <w:r>
-              <w:rPr>
-                <w:rFonts w:ascii="Calibri" w:cs="Calibri" w:eastAsia="Calibri" w:hAnsi="Calibri"/>
-                <w:b w:val="false"/>
-                <w:bCs w:val="false"/>
-                <w:sz w:val="19"/>
-                <w:szCs w:val="19"/>
+            <w:tcW w:type="dxa" w:w="6245"/>
+            <w:tcBorders>
+              <w:top w:val="single" w:color="C9D6D3" w:sz="4"/>
+              <w:left w:val="single" w:color="C9D6D3" w:sz="4"/>
+              <w:bottom w:val="single" w:color="C9D6D3" w:sz="4"/>
+              <w:right w:val="single" w:color="C9D6D3" w:sz="4"/>
+            </w:tcBorders>
+            <w:tcMar>
+              <w:top w:type="dxa" w:w="60"/>
+              <w:left w:type="dxa" w:w="100"/>
+              <w:bottom w:type="dxa" w:w="60"/>
+              <w:right w:type="dxa" w:w="100"/>
+            </w:tcMar>
+          </w:tcPr>
+          <w:p>
+            <w:pPr>
+              <w:spacing w:after="40"/>
+              <w:jc w:val="left"/>
+            </w:pPr>
+            <w:r>
+              <w:rPr>
+                <w:rFonts w:ascii="Calibri" w:cs="Calibri" w:eastAsia="Calibri" w:hAnsi="Calibri"/>
+                <w:sz w:val="18"/>
+                <w:szCs w:val="18"/>
               </w:rPr>
               <w:t xml:space="preserve">Documento 01</w:t>
             </w:r>
@@ -183,32 +224,35 @@
       </w:tr>
       <w:tr>
         <w:trPr>
+          <w:cantSplit/>
           <w:tblHeader w:val="off"/>
         </w:trPr>
         <w:tc>
           <w:tcPr>
-            <w:tcW w:type="dxa" w:w="4680"/>
-            <w:tcBorders>
-              <w:top w:val="single" w:color="BBBBBB" w:sz="4"/>
-              <w:left w:val="single" w:color="BBBBBB" w:sz="4"/>
-              <w:bottom w:val="single" w:color="BBBBBB" w:sz="4"/>
-              <w:right w:val="single" w:color="BBBBBB" w:sz="4"/>
-            </w:tcBorders>
-            <w:tcMar>
-              <w:top w:type="dxa" w:w="60"/>
-              <w:left w:type="dxa" w:w="100"/>
-              <w:bottom w:type="dxa" w:w="60"/>
-              <w:right w:type="dxa" w:w="100"/>
-            </w:tcMar>
-          </w:tcPr>
-          <w:p>
-            <w:r>
-              <w:rPr>
-                <w:rFonts w:ascii="Calibri" w:cs="Calibri" w:eastAsia="Calibri" w:hAnsi="Calibri"/>
-                <w:b w:val="false"/>
-                <w:bCs w:val="false"/>
-                <w:sz w:val="19"/>
-                <w:szCs w:val="19"/>
+            <w:tcW w:type="dxa" w:w="3835"/>
+            <w:tcBorders>
+              <w:top w:val="single" w:color="C9D6D3" w:sz="4"/>
+              <w:left w:val="single" w:color="C9D6D3" w:sz="4"/>
+              <w:bottom w:val="single" w:color="C9D6D3" w:sz="4"/>
+              <w:right w:val="single" w:color="C9D6D3" w:sz="4"/>
+            </w:tcBorders>
+            <w:tcMar>
+              <w:top w:type="dxa" w:w="60"/>
+              <w:left w:type="dxa" w:w="100"/>
+              <w:bottom w:type="dxa" w:w="60"/>
+              <w:right w:type="dxa" w:w="100"/>
+            </w:tcMar>
+          </w:tcPr>
+          <w:p>
+            <w:pPr>
+              <w:spacing w:after="40"/>
+              <w:jc w:val="left"/>
+            </w:pPr>
+            <w:r>
+              <w:rPr>
+                <w:rFonts w:ascii="Calibri" w:cs="Calibri" w:eastAsia="Calibri" w:hAnsi="Calibri"/>
+                <w:sz w:val="18"/>
+                <w:szCs w:val="18"/>
               </w:rPr>
               <w:t xml:space="preserve">Diseño del ejercicio de derechos</w:t>
             </w:r>
@@ -216,28 +260,30 @@
         </w:tc>
         <w:tc>
           <w:tcPr>
-            <w:tcW w:type="dxa" w:w="4680"/>
-            <w:tcBorders>
-              <w:top w:val="single" w:color="BBBBBB" w:sz="4"/>
-              <w:left w:val="single" w:color="BBBBBB" w:sz="4"/>
-              <w:bottom w:val="single" w:color="BBBBBB" w:sz="4"/>
-              <w:right w:val="single" w:color="BBBBBB" w:sz="4"/>
-            </w:tcBorders>
-            <w:tcMar>
-              <w:top w:type="dxa" w:w="60"/>
-              <w:left w:type="dxa" w:w="100"/>
-              <w:bottom w:type="dxa" w:w="60"/>
-              <w:right w:type="dxa" w:w="100"/>
-            </w:tcMar>
-          </w:tcPr>
-          <w:p>
-            <w:r>
-              <w:rPr>
-                <w:rFonts w:ascii="Calibri" w:cs="Calibri" w:eastAsia="Calibri" w:hAnsi="Calibri"/>
-                <w:b w:val="false"/>
-                <w:bCs w:val="false"/>
-                <w:sz w:val="19"/>
-                <w:szCs w:val="19"/>
+            <w:tcW w:type="dxa" w:w="6245"/>
+            <w:tcBorders>
+              <w:top w:val="single" w:color="C9D6D3" w:sz="4"/>
+              <w:left w:val="single" w:color="C9D6D3" w:sz="4"/>
+              <w:bottom w:val="single" w:color="C9D6D3" w:sz="4"/>
+              <w:right w:val="single" w:color="C9D6D3" w:sz="4"/>
+            </w:tcBorders>
+            <w:tcMar>
+              <w:top w:type="dxa" w:w="60"/>
+              <w:left w:type="dxa" w:w="100"/>
+              <w:bottom w:type="dxa" w:w="60"/>
+              <w:right w:type="dxa" w:w="100"/>
+            </w:tcMar>
+          </w:tcPr>
+          <w:p>
+            <w:pPr>
+              <w:spacing w:after="40"/>
+              <w:jc w:val="left"/>
+            </w:pPr>
+            <w:r>
+              <w:rPr>
+                <w:rFonts w:ascii="Calibri" w:cs="Calibri" w:eastAsia="Calibri" w:hAnsi="Calibri"/>
+                <w:sz w:val="18"/>
+                <w:szCs w:val="18"/>
               </w:rPr>
               <w:t xml:space="preserve">Documento 02</w:t>
             </w:r>
@@ -246,32 +292,35 @@
       </w:tr>
       <w:tr>
         <w:trPr>
+          <w:cantSplit/>
           <w:tblHeader w:val="off"/>
         </w:trPr>
         <w:tc>
           <w:tcPr>
-            <w:tcW w:type="dxa" w:w="4680"/>
-            <w:tcBorders>
-              <w:top w:val="single" w:color="BBBBBB" w:sz="4"/>
-              <w:left w:val="single" w:color="BBBBBB" w:sz="4"/>
-              <w:bottom w:val="single" w:color="BBBBBB" w:sz="4"/>
-              <w:right w:val="single" w:color="BBBBBB" w:sz="4"/>
-            </w:tcBorders>
-            <w:tcMar>
-              <w:top w:type="dxa" w:w="60"/>
-              <w:left w:type="dxa" w:w="100"/>
-              <w:bottom w:type="dxa" w:w="60"/>
-              <w:right w:type="dxa" w:w="100"/>
-            </w:tcMar>
-          </w:tcPr>
-          <w:p>
-            <w:r>
-              <w:rPr>
-                <w:rFonts w:ascii="Calibri" w:cs="Calibri" w:eastAsia="Calibri" w:hAnsi="Calibri"/>
-                <w:b w:val="false"/>
-                <w:bCs w:val="false"/>
-                <w:sz w:val="19"/>
-                <w:szCs w:val="19"/>
+            <w:tcW w:type="dxa" w:w="3835"/>
+            <w:tcBorders>
+              <w:top w:val="single" w:color="C9D6D3" w:sz="4"/>
+              <w:left w:val="single" w:color="C9D6D3" w:sz="4"/>
+              <w:bottom w:val="single" w:color="C9D6D3" w:sz="4"/>
+              <w:right w:val="single" w:color="C9D6D3" w:sz="4"/>
+            </w:tcBorders>
+            <w:tcMar>
+              <w:top w:type="dxa" w:w="60"/>
+              <w:left w:type="dxa" w:w="100"/>
+              <w:bottom w:type="dxa" w:w="60"/>
+              <w:right w:type="dxa" w:w="100"/>
+            </w:tcMar>
+          </w:tcPr>
+          <w:p>
+            <w:pPr>
+              <w:spacing w:after="40"/>
+              <w:jc w:val="left"/>
+            </w:pPr>
+            <w:r>
+              <w:rPr>
+                <w:rFonts w:ascii="Calibri" w:cs="Calibri" w:eastAsia="Calibri" w:hAnsi="Calibri"/>
+                <w:sz w:val="18"/>
+                <w:szCs w:val="18"/>
               </w:rPr>
               <w:t xml:space="preserve">Diseño del registro de auditoría</w:t>
             </w:r>
@@ -279,28 +328,30 @@
         </w:tc>
         <w:tc>
           <w:tcPr>
-            <w:tcW w:type="dxa" w:w="4680"/>
-            <w:tcBorders>
-              <w:top w:val="single" w:color="BBBBBB" w:sz="4"/>
-              <w:left w:val="single" w:color="BBBBBB" w:sz="4"/>
-              <w:bottom w:val="single" w:color="BBBBBB" w:sz="4"/>
-              <w:right w:val="single" w:color="BBBBBB" w:sz="4"/>
-            </w:tcBorders>
-            <w:tcMar>
-              <w:top w:type="dxa" w:w="60"/>
-              <w:left w:type="dxa" w:w="100"/>
-              <w:bottom w:type="dxa" w:w="60"/>
-              <w:right w:type="dxa" w:w="100"/>
-            </w:tcMar>
-          </w:tcPr>
-          <w:p>
-            <w:r>
-              <w:rPr>
-                <w:rFonts w:ascii="Calibri" w:cs="Calibri" w:eastAsia="Calibri" w:hAnsi="Calibri"/>
-                <w:b w:val="false"/>
-                <w:bCs w:val="false"/>
-                <w:sz w:val="19"/>
-                <w:szCs w:val="19"/>
+            <w:tcW w:type="dxa" w:w="6245"/>
+            <w:tcBorders>
+              <w:top w:val="single" w:color="C9D6D3" w:sz="4"/>
+              <w:left w:val="single" w:color="C9D6D3" w:sz="4"/>
+              <w:bottom w:val="single" w:color="C9D6D3" w:sz="4"/>
+              <w:right w:val="single" w:color="C9D6D3" w:sz="4"/>
+            </w:tcBorders>
+            <w:tcMar>
+              <w:top w:type="dxa" w:w="60"/>
+              <w:left w:type="dxa" w:w="100"/>
+              <w:bottom w:type="dxa" w:w="60"/>
+              <w:right w:type="dxa" w:w="100"/>
+            </w:tcMar>
+          </w:tcPr>
+          <w:p>
+            <w:pPr>
+              <w:spacing w:after="40"/>
+              <w:jc w:val="left"/>
+            </w:pPr>
+            <w:r>
+              <w:rPr>
+                <w:rFonts w:ascii="Calibri" w:cs="Calibri" w:eastAsia="Calibri" w:hAnsi="Calibri"/>
+                <w:sz w:val="18"/>
+                <w:szCs w:val="18"/>
               </w:rPr>
               <w:t xml:space="preserve">Documento 03</w:t>
             </w:r>
@@ -309,32 +360,35 @@
       </w:tr>
       <w:tr>
         <w:trPr>
+          <w:cantSplit/>
           <w:tblHeader w:val="off"/>
         </w:trPr>
         <w:tc>
           <w:tcPr>
-            <w:tcW w:type="dxa" w:w="4680"/>
-            <w:tcBorders>
-              <w:top w:val="single" w:color="BBBBBB" w:sz="4"/>
-              <w:left w:val="single" w:color="BBBBBB" w:sz="4"/>
-              <w:bottom w:val="single" w:color="BBBBBB" w:sz="4"/>
-              <w:right w:val="single" w:color="BBBBBB" w:sz="4"/>
-            </w:tcBorders>
-            <w:tcMar>
-              <w:top w:type="dxa" w:w="60"/>
-              <w:left w:type="dxa" w:w="100"/>
-              <w:bottom w:type="dxa" w:w="60"/>
-              <w:right w:type="dxa" w:w="100"/>
-            </w:tcMar>
-          </w:tcPr>
-          <w:p>
-            <w:r>
-              <w:rPr>
-                <w:rFonts w:ascii="Calibri" w:cs="Calibri" w:eastAsia="Calibri" w:hAnsi="Calibri"/>
-                <w:b w:val="false"/>
-                <w:bCs w:val="false"/>
-                <w:sz w:val="19"/>
-                <w:szCs w:val="19"/>
+            <w:tcW w:type="dxa" w:w="3835"/>
+            <w:tcBorders>
+              <w:top w:val="single" w:color="C9D6D3" w:sz="4"/>
+              <w:left w:val="single" w:color="C9D6D3" w:sz="4"/>
+              <w:bottom w:val="single" w:color="C9D6D3" w:sz="4"/>
+              <w:right w:val="single" w:color="C9D6D3" w:sz="4"/>
+            </w:tcBorders>
+            <w:tcMar>
+              <w:top w:type="dxa" w:w="60"/>
+              <w:left w:type="dxa" w:w="100"/>
+              <w:bottom w:type="dxa" w:w="60"/>
+              <w:right w:type="dxa" w:w="100"/>
+            </w:tcMar>
+          </w:tcPr>
+          <w:p>
+            <w:pPr>
+              <w:spacing w:after="40"/>
+              <w:jc w:val="left"/>
+            </w:pPr>
+            <w:r>
+              <w:rPr>
+                <w:rFonts w:ascii="Calibri" w:cs="Calibri" w:eastAsia="Calibri" w:hAnsi="Calibri"/>
+                <w:sz w:val="18"/>
+                <w:szCs w:val="18"/>
               </w:rPr>
               <w:t xml:space="preserve">Plan de respuesta a incidentes</w:t>
             </w:r>
@@ -342,28 +396,30 @@
         </w:tc>
         <w:tc>
           <w:tcPr>
-            <w:tcW w:type="dxa" w:w="4680"/>
-            <w:tcBorders>
-              <w:top w:val="single" w:color="BBBBBB" w:sz="4"/>
-              <w:left w:val="single" w:color="BBBBBB" w:sz="4"/>
-              <w:bottom w:val="single" w:color="BBBBBB" w:sz="4"/>
-              <w:right w:val="single" w:color="BBBBBB" w:sz="4"/>
-            </w:tcBorders>
-            <w:tcMar>
-              <w:top w:type="dxa" w:w="60"/>
-              <w:left w:type="dxa" w:w="100"/>
-              <w:bottom w:type="dxa" w:w="60"/>
-              <w:right w:type="dxa" w:w="100"/>
-            </w:tcMar>
-          </w:tcPr>
-          <w:p>
-            <w:r>
-              <w:rPr>
-                <w:rFonts w:ascii="Calibri" w:cs="Calibri" w:eastAsia="Calibri" w:hAnsi="Calibri"/>
-                <w:b w:val="false"/>
-                <w:bCs w:val="false"/>
-                <w:sz w:val="19"/>
-                <w:szCs w:val="19"/>
+            <w:tcW w:type="dxa" w:w="6245"/>
+            <w:tcBorders>
+              <w:top w:val="single" w:color="C9D6D3" w:sz="4"/>
+              <w:left w:val="single" w:color="C9D6D3" w:sz="4"/>
+              <w:bottom w:val="single" w:color="C9D6D3" w:sz="4"/>
+              <w:right w:val="single" w:color="C9D6D3" w:sz="4"/>
+            </w:tcBorders>
+            <w:tcMar>
+              <w:top w:type="dxa" w:w="60"/>
+              <w:left w:type="dxa" w:w="100"/>
+              <w:bottom w:type="dxa" w:w="60"/>
+              <w:right w:type="dxa" w:w="100"/>
+            </w:tcMar>
+          </w:tcPr>
+          <w:p>
+            <w:pPr>
+              <w:spacing w:after="40"/>
+              <w:jc w:val="left"/>
+            </w:pPr>
+            <w:r>
+              <w:rPr>
+                <w:rFonts w:ascii="Calibri" w:cs="Calibri" w:eastAsia="Calibri" w:hAnsi="Calibri"/>
+                <w:sz w:val="18"/>
+                <w:szCs w:val="18"/>
               </w:rPr>
               <w:t xml:space="preserve">Documento 04</w:t>
             </w:r>
@@ -372,32 +428,35 @@
       </w:tr>
       <w:tr>
         <w:trPr>
+          <w:cantSplit/>
           <w:tblHeader w:val="off"/>
         </w:trPr>
         <w:tc>
           <w:tcPr>
-            <w:tcW w:type="dxa" w:w="4680"/>
-            <w:tcBorders>
-              <w:top w:val="single" w:color="BBBBBB" w:sz="4"/>
-              <w:left w:val="single" w:color="BBBBBB" w:sz="4"/>
-              <w:bottom w:val="single" w:color="BBBBBB" w:sz="4"/>
-              <w:right w:val="single" w:color="BBBBBB" w:sz="4"/>
-            </w:tcBorders>
-            <w:tcMar>
-              <w:top w:type="dxa" w:w="60"/>
-              <w:left w:type="dxa" w:w="100"/>
-              <w:bottom w:type="dxa" w:w="60"/>
-              <w:right w:type="dxa" w:w="100"/>
-            </w:tcMar>
-          </w:tcPr>
-          <w:p>
-            <w:r>
-              <w:rPr>
-                <w:rFonts w:ascii="Calibri" w:cs="Calibri" w:eastAsia="Calibri" w:hAnsi="Calibri"/>
-                <w:b w:val="false"/>
-                <w:bCs w:val="false"/>
-                <w:sz w:val="19"/>
-                <w:szCs w:val="19"/>
+            <w:tcW w:type="dxa" w:w="3835"/>
+            <w:tcBorders>
+              <w:top w:val="single" w:color="C9D6D3" w:sz="4"/>
+              <w:left w:val="single" w:color="C9D6D3" w:sz="4"/>
+              <w:bottom w:val="single" w:color="C9D6D3" w:sz="4"/>
+              <w:right w:val="single" w:color="C9D6D3" w:sz="4"/>
+            </w:tcBorders>
+            <w:tcMar>
+              <w:top w:type="dxa" w:w="60"/>
+              <w:left w:type="dxa" w:w="100"/>
+              <w:bottom w:type="dxa" w:w="60"/>
+              <w:right w:type="dxa" w:w="100"/>
+            </w:tcMar>
+          </w:tcPr>
+          <w:p>
+            <w:pPr>
+              <w:spacing w:after="40"/>
+              <w:jc w:val="left"/>
+            </w:pPr>
+            <w:r>
+              <w:rPr>
+                <w:rFonts w:ascii="Calibri" w:cs="Calibri" w:eastAsia="Calibri" w:hAnsi="Calibri"/>
+                <w:sz w:val="18"/>
+                <w:szCs w:val="18"/>
               </w:rPr>
               <w:t xml:space="preserve">Código actualizado e integrado</w:t>
             </w:r>
@@ -405,28 +464,30 @@
         </w:tc>
         <w:tc>
           <w:tcPr>
-            <w:tcW w:type="dxa" w:w="4680"/>
-            <w:tcBorders>
-              <w:top w:val="single" w:color="BBBBBB" w:sz="4"/>
-              <w:left w:val="single" w:color="BBBBBB" w:sz="4"/>
-              <w:bottom w:val="single" w:color="BBBBBB" w:sz="4"/>
-              <w:right w:val="single" w:color="BBBBBB" w:sz="4"/>
-            </w:tcBorders>
-            <w:tcMar>
-              <w:top w:type="dxa" w:w="60"/>
-              <w:left w:type="dxa" w:w="100"/>
-              <w:bottom w:type="dxa" w:w="60"/>
-              <w:right w:type="dxa" w:w="100"/>
-            </w:tcMar>
-          </w:tcPr>
-          <w:p>
-            <w:r>
-              <w:rPr>
-                <w:rFonts w:ascii="Calibri" w:cs="Calibri" w:eastAsia="Calibri" w:hAnsi="Calibri"/>
-                <w:b w:val="false"/>
-                <w:bCs w:val="false"/>
-                <w:sz w:val="19"/>
-                <w:szCs w:val="19"/>
+            <w:tcW w:type="dxa" w:w="6245"/>
+            <w:tcBorders>
+              <w:top w:val="single" w:color="C9D6D3" w:sz="4"/>
+              <w:left w:val="single" w:color="C9D6D3" w:sz="4"/>
+              <w:bottom w:val="single" w:color="C9D6D3" w:sz="4"/>
+              <w:right w:val="single" w:color="C9D6D3" w:sz="4"/>
+            </w:tcBorders>
+            <w:tcMar>
+              <w:top w:type="dxa" w:w="60"/>
+              <w:left w:type="dxa" w:w="100"/>
+              <w:bottom w:type="dxa" w:w="60"/>
+              <w:right w:type="dxa" w:w="100"/>
+            </w:tcMar>
+          </w:tcPr>
+          <w:p>
+            <w:pPr>
+              <w:spacing w:after="40"/>
+              <w:jc w:val="left"/>
+            </w:pPr>
+            <w:r>
+              <w:rPr>
+                <w:rFonts w:ascii="Calibri" w:cs="Calibri" w:eastAsia="Calibri" w:hAnsi="Calibri"/>
+                <w:sz w:val="18"/>
+                <w:szCs w:val="18"/>
               </w:rPr>
               <w:t xml:space="preserve">Aplicaciones </w:t>
             </w:r>
@@ -435,18 +496,16 @@
                 <w:rFonts w:ascii="Consolas" w:cs="Consolas" w:eastAsia="Consolas" w:hAnsi="Consolas"/>
                 <w:b w:val="false"/>
                 <w:bCs w:val="false"/>
-                <w:sz w:val="19"/>
-                <w:szCs w:val="19"/>
+                <w:sz w:val="16"/>
+                <w:szCs w:val="16"/>
               </w:rPr>
               <w:t xml:space="preserve">consentimientos</w:t>
             </w:r>
             <w:r>
               <w:rPr>
                 <w:rFonts w:ascii="Calibri" w:cs="Calibri" w:eastAsia="Calibri" w:hAnsi="Calibri"/>
-                <w:b w:val="false"/>
-                <w:bCs w:val="false"/>
-                <w:sz w:val="19"/>
-                <w:szCs w:val="19"/>
+                <w:sz w:val="18"/>
+                <w:szCs w:val="18"/>
               </w:rPr>
               <w:t xml:space="preserve">, </w:t>
             </w:r>
@@ -455,18 +514,16 @@
                 <w:rFonts w:ascii="Consolas" w:cs="Consolas" w:eastAsia="Consolas" w:hAnsi="Consolas"/>
                 <w:b w:val="false"/>
                 <w:bCs w:val="false"/>
-                <w:sz w:val="19"/>
-                <w:szCs w:val="19"/>
+                <w:sz w:val="16"/>
+                <w:szCs w:val="16"/>
               </w:rPr>
               <w:t xml:space="preserve">derechos</w:t>
             </w:r>
             <w:r>
               <w:rPr>
                 <w:rFonts w:ascii="Calibri" w:cs="Calibri" w:eastAsia="Calibri" w:hAnsi="Calibri"/>
-                <w:b w:val="false"/>
-                <w:bCs w:val="false"/>
-                <w:sz w:val="19"/>
-                <w:szCs w:val="19"/>
+                <w:sz w:val="18"/>
+                <w:szCs w:val="18"/>
               </w:rPr>
               <w:t xml:space="preserve"> y </w:t>
             </w:r>
@@ -475,18 +532,16 @@
                 <w:rFonts w:ascii="Consolas" w:cs="Consolas" w:eastAsia="Consolas" w:hAnsi="Consolas"/>
                 <w:b w:val="false"/>
                 <w:bCs w:val="false"/>
-                <w:sz w:val="19"/>
-                <w:szCs w:val="19"/>
+                <w:sz w:val="16"/>
+                <w:szCs w:val="16"/>
               </w:rPr>
               <w:t xml:space="preserve">auditoria</w:t>
             </w:r>
             <w:r>
               <w:rPr>
                 <w:rFonts w:ascii="Calibri" w:cs="Calibri" w:eastAsia="Calibri" w:hAnsi="Calibri"/>
-                <w:b w:val="false"/>
-                <w:bCs w:val="false"/>
-                <w:sz w:val="19"/>
-                <w:szCs w:val="19"/>
+                <w:sz w:val="18"/>
+                <w:szCs w:val="18"/>
               </w:rPr>
               <w:t xml:space="preserve"> (con alertas, contención e incidentes), más los cambios en </w:t>
             </w:r>
@@ -495,18 +550,16 @@
                 <w:rFonts w:ascii="Consolas" w:cs="Consolas" w:eastAsia="Consolas" w:hAnsi="Consolas"/>
                 <w:b w:val="false"/>
                 <w:bCs w:val="false"/>
-                <w:sz w:val="19"/>
-                <w:szCs w:val="19"/>
+                <w:sz w:val="16"/>
+                <w:szCs w:val="16"/>
               </w:rPr>
               <w:t xml:space="preserve">usuarios</w:t>
             </w:r>
             <w:r>
               <w:rPr>
                 <w:rFonts w:ascii="Calibri" w:cs="Calibri" w:eastAsia="Calibri" w:hAnsi="Calibri"/>
-                <w:b w:val="false"/>
-                <w:bCs w:val="false"/>
-                <w:sz w:val="19"/>
-                <w:szCs w:val="19"/>
+                <w:sz w:val="18"/>
+                <w:szCs w:val="18"/>
               </w:rPr>
               <w:t xml:space="preserve">, </w:t>
             </w:r>
@@ -515,18 +568,16 @@
                 <w:rFonts w:ascii="Consolas" w:cs="Consolas" w:eastAsia="Consolas" w:hAnsi="Consolas"/>
                 <w:b w:val="false"/>
                 <w:bCs w:val="false"/>
-                <w:sz w:val="19"/>
-                <w:szCs w:val="19"/>
+                <w:sz w:val="16"/>
+                <w:szCs w:val="16"/>
               </w:rPr>
               <w:t xml:space="preserve">pacientes</w:t>
             </w:r>
             <w:r>
               <w:rPr>
                 <w:rFonts w:ascii="Calibri" w:cs="Calibri" w:eastAsia="Calibri" w:hAnsi="Calibri"/>
-                <w:b w:val="false"/>
-                <w:bCs w:val="false"/>
-                <w:sz w:val="19"/>
-                <w:szCs w:val="19"/>
+                <w:sz w:val="18"/>
+                <w:szCs w:val="18"/>
               </w:rPr>
               <w:t xml:space="preserve"> y </w:t>
             </w:r>
@@ -535,18 +586,16 @@
                 <w:rFonts w:ascii="Consolas" w:cs="Consolas" w:eastAsia="Consolas" w:hAnsi="Consolas"/>
                 <w:b w:val="false"/>
                 <w:bCs w:val="false"/>
-                <w:sz w:val="19"/>
-                <w:szCs w:val="19"/>
+                <w:sz w:val="16"/>
+                <w:szCs w:val="16"/>
               </w:rPr>
               <w:t xml:space="preserve">notificaciones</w:t>
             </w:r>
             <w:r>
               <w:rPr>
                 <w:rFonts w:ascii="Calibri" w:cs="Calibri" w:eastAsia="Calibri" w:hAnsi="Calibri"/>
-                <w:b w:val="false"/>
-                <w:bCs w:val="false"/>
-                <w:sz w:val="19"/>
-                <w:szCs w:val="19"/>
+                <w:sz w:val="18"/>
+                <w:szCs w:val="18"/>
               </w:rPr>
               <w:t xml:space="preserve">; rama </w:t>
             </w:r>
@@ -555,8 +604,8 @@
                 <w:rFonts w:ascii="Consolas" w:cs="Consolas" w:eastAsia="Consolas" w:hAnsi="Consolas"/>
                 <w:b w:val="false"/>
                 <w:bCs w:val="false"/>
-                <w:sz w:val="19"/>
-                <w:szCs w:val="19"/>
+                <w:sz w:val="16"/>
+                <w:szCs w:val="16"/>
               </w:rPr>
               <w:t xml:space="preserve">leo</w:t>
             </w:r>
@@ -565,32 +614,35 @@
       </w:tr>
       <w:tr>
         <w:trPr>
+          <w:cantSplit/>
           <w:tblHeader w:val="off"/>
         </w:trPr>
         <w:tc>
           <w:tcPr>
-            <w:tcW w:type="dxa" w:w="4680"/>
-            <w:tcBorders>
-              <w:top w:val="single" w:color="BBBBBB" w:sz="4"/>
-              <w:left w:val="single" w:color="BBBBBB" w:sz="4"/>
-              <w:bottom w:val="single" w:color="BBBBBB" w:sz="4"/>
-              <w:right w:val="single" w:color="BBBBBB" w:sz="4"/>
-            </w:tcBorders>
-            <w:tcMar>
-              <w:top w:type="dxa" w:w="60"/>
-              <w:left w:type="dxa" w:w="100"/>
-              <w:bottom w:type="dxa" w:w="60"/>
-              <w:right w:type="dxa" w:w="100"/>
-            </w:tcMar>
-          </w:tcPr>
-          <w:p>
-            <w:r>
-              <w:rPr>
-                <w:rFonts w:ascii="Calibri" w:cs="Calibri" w:eastAsia="Calibri" w:hAnsi="Calibri"/>
-                <w:b w:val="false"/>
-                <w:bCs w:val="false"/>
-                <w:sz w:val="19"/>
-                <w:szCs w:val="19"/>
+            <w:tcW w:type="dxa" w:w="3835"/>
+            <w:tcBorders>
+              <w:top w:val="single" w:color="C9D6D3" w:sz="4"/>
+              <w:left w:val="single" w:color="C9D6D3" w:sz="4"/>
+              <w:bottom w:val="single" w:color="C9D6D3" w:sz="4"/>
+              <w:right w:val="single" w:color="C9D6D3" w:sz="4"/>
+            </w:tcBorders>
+            <w:tcMar>
+              <w:top w:type="dxa" w:w="60"/>
+              <w:left w:type="dxa" w:w="100"/>
+              <w:bottom w:type="dxa" w:w="60"/>
+              <w:right w:type="dxa" w:w="100"/>
+            </w:tcMar>
+          </w:tcPr>
+          <w:p>
+            <w:pPr>
+              <w:spacing w:after="40"/>
+              <w:jc w:val="left"/>
+            </w:pPr>
+            <w:r>
+              <w:rPr>
+                <w:rFonts w:ascii="Calibri" w:cs="Calibri" w:eastAsia="Calibri" w:hAnsi="Calibri"/>
+                <w:sz w:val="18"/>
+                <w:szCs w:val="18"/>
               </w:rPr>
               <w:t xml:space="preserve">Evidencia de pruebas y eventos de auditoría</w:t>
             </w:r>
@@ -598,28 +650,30 @@
         </w:tc>
         <w:tc>
           <w:tcPr>
-            <w:tcW w:type="dxa" w:w="4680"/>
-            <w:tcBorders>
-              <w:top w:val="single" w:color="BBBBBB" w:sz="4"/>
-              <w:left w:val="single" w:color="BBBBBB" w:sz="4"/>
-              <w:bottom w:val="single" w:color="BBBBBB" w:sz="4"/>
-              <w:right w:val="single" w:color="BBBBBB" w:sz="4"/>
-            </w:tcBorders>
-            <w:tcMar>
-              <w:top w:type="dxa" w:w="60"/>
-              <w:left w:type="dxa" w:w="100"/>
-              <w:bottom w:type="dxa" w:w="60"/>
-              <w:right w:type="dxa" w:w="100"/>
-            </w:tcMar>
-          </w:tcPr>
-          <w:p>
-            <w:r>
-              <w:rPr>
-                <w:rFonts w:ascii="Calibri" w:cs="Calibri" w:eastAsia="Calibri" w:hAnsi="Calibri"/>
-                <w:b w:val="false"/>
-                <w:bCs w:val="false"/>
-                <w:sz w:val="19"/>
-                <w:szCs w:val="19"/>
+            <w:tcW w:type="dxa" w:w="6245"/>
+            <w:tcBorders>
+              <w:top w:val="single" w:color="C9D6D3" w:sz="4"/>
+              <w:left w:val="single" w:color="C9D6D3" w:sz="4"/>
+              <w:bottom w:val="single" w:color="C9D6D3" w:sz="4"/>
+              <w:right w:val="single" w:color="C9D6D3" w:sz="4"/>
+            </w:tcBorders>
+            <w:tcMar>
+              <w:top w:type="dxa" w:w="60"/>
+              <w:left w:type="dxa" w:w="100"/>
+              <w:bottom w:type="dxa" w:w="60"/>
+              <w:right w:type="dxa" w:w="100"/>
+            </w:tcMar>
+          </w:tcPr>
+          <w:p>
+            <w:pPr>
+              <w:spacing w:after="40"/>
+              <w:jc w:val="left"/>
+            </w:pPr>
+            <w:r>
+              <w:rPr>
+                <w:rFonts w:ascii="Calibri" w:cs="Calibri" w:eastAsia="Calibri" w:hAnsi="Calibri"/>
+                <w:sz w:val="18"/>
+                <w:szCs w:val="18"/>
               </w:rPr>
               <w:t xml:space="preserve">Esta sección y la 3</w:t>
             </w:r>
@@ -628,32 +682,35 @@
       </w:tr>
       <w:tr>
         <w:trPr>
+          <w:cantSplit/>
           <w:tblHeader w:val="off"/>
         </w:trPr>
         <w:tc>
           <w:tcPr>
-            <w:tcW w:type="dxa" w:w="4680"/>
-            <w:tcBorders>
-              <w:top w:val="single" w:color="BBBBBB" w:sz="4"/>
-              <w:left w:val="single" w:color="BBBBBB" w:sz="4"/>
-              <w:bottom w:val="single" w:color="BBBBBB" w:sz="4"/>
-              <w:right w:val="single" w:color="BBBBBB" w:sz="4"/>
-            </w:tcBorders>
-            <w:tcMar>
-              <w:top w:type="dxa" w:w="60"/>
-              <w:left w:type="dxa" w:w="100"/>
-              <w:bottom w:type="dxa" w:w="60"/>
-              <w:right w:type="dxa" w:w="100"/>
-            </w:tcMar>
-          </w:tcPr>
-          <w:p>
-            <w:r>
-              <w:rPr>
-                <w:rFonts w:ascii="Calibri" w:cs="Calibri" w:eastAsia="Calibri" w:hAnsi="Calibri"/>
-                <w:b w:val="false"/>
-                <w:bCs w:val="false"/>
-                <w:sz w:val="19"/>
-                <w:szCs w:val="19"/>
+            <w:tcW w:type="dxa" w:w="3835"/>
+            <w:tcBorders>
+              <w:top w:val="single" w:color="C9D6D3" w:sz="4"/>
+              <w:left w:val="single" w:color="C9D6D3" w:sz="4"/>
+              <w:bottom w:val="single" w:color="C9D6D3" w:sz="4"/>
+              <w:right w:val="single" w:color="C9D6D3" w:sz="4"/>
+            </w:tcBorders>
+            <w:tcMar>
+              <w:top w:type="dxa" w:w="60"/>
+              <w:left w:type="dxa" w:w="100"/>
+              <w:bottom w:type="dxa" w:w="60"/>
+              <w:right w:type="dxa" w:w="100"/>
+            </w:tcMar>
+          </w:tcPr>
+          <w:p>
+            <w:pPr>
+              <w:spacing w:after="40"/>
+              <w:jc w:val="left"/>
+            </w:pPr>
+            <w:r>
+              <w:rPr>
+                <w:rFonts w:ascii="Calibri" w:cs="Calibri" w:eastAsia="Calibri" w:hAnsi="Calibri"/>
+                <w:sz w:val="18"/>
+                <w:szCs w:val="18"/>
               </w:rPr>
               <w:t xml:space="preserve">Justificación técnica final</w:t>
             </w:r>
@@ -661,28 +718,30 @@
         </w:tc>
         <w:tc>
           <w:tcPr>
-            <w:tcW w:type="dxa" w:w="4680"/>
-            <w:tcBorders>
-              <w:top w:val="single" w:color="BBBBBB" w:sz="4"/>
-              <w:left w:val="single" w:color="BBBBBB" w:sz="4"/>
-              <w:bottom w:val="single" w:color="BBBBBB" w:sz="4"/>
-              <w:right w:val="single" w:color="BBBBBB" w:sz="4"/>
-            </w:tcBorders>
-            <w:tcMar>
-              <w:top w:type="dxa" w:w="60"/>
-              <w:left w:type="dxa" w:w="100"/>
-              <w:bottom w:type="dxa" w:w="60"/>
-              <w:right w:type="dxa" w:w="100"/>
-            </w:tcMar>
-          </w:tcPr>
-          <w:p>
-            <w:r>
-              <w:rPr>
-                <w:rFonts w:ascii="Calibri" w:cs="Calibri" w:eastAsia="Calibri" w:hAnsi="Calibri"/>
-                <w:b w:val="false"/>
-                <w:bCs w:val="false"/>
-                <w:sz w:val="19"/>
-                <w:szCs w:val="19"/>
+            <w:tcW w:type="dxa" w:w="6245"/>
+            <w:tcBorders>
+              <w:top w:val="single" w:color="C9D6D3" w:sz="4"/>
+              <w:left w:val="single" w:color="C9D6D3" w:sz="4"/>
+              <w:bottom w:val="single" w:color="C9D6D3" w:sz="4"/>
+              <w:right w:val="single" w:color="C9D6D3" w:sz="4"/>
+            </w:tcBorders>
+            <w:tcMar>
+              <w:top w:type="dxa" w:w="60"/>
+              <w:left w:type="dxa" w:w="100"/>
+              <w:bottom w:type="dxa" w:w="60"/>
+              <w:right w:type="dxa" w:w="100"/>
+            </w:tcMar>
+          </w:tcPr>
+          <w:p>
+            <w:pPr>
+              <w:spacing w:after="40"/>
+              <w:jc w:val="left"/>
+            </w:pPr>
+            <w:r>
+              <w:rPr>
+                <w:rFonts w:ascii="Calibri" w:cs="Calibri" w:eastAsia="Calibri" w:hAnsi="Calibri"/>
+                <w:sz w:val="18"/>
+                <w:szCs w:val="18"/>
               </w:rPr>
               <w:t xml:space="preserve">Sección 5</w:t>
             </w:r>
@@ -690,10 +749,14 @@
         </w:tc>
       </w:tr>
     </w:tbl>
-    <w:p/>
-    <w:p>
-      <w:pPr>
-        <w:pStyle w:val="Heading2"/>
+    <w:p>
+      <w:pPr>
+        <w:spacing w:after="120"/>
+      </w:pPr>
+    </w:p>
+    <w:p>
+      <w:pPr>
+        <w:pStyle w:val="Heading1"/>
       </w:pPr>
       <w:r>
         <w:rPr>
@@ -704,29 +767,27 @@
     </w:p>
     <w:p>
       <w:pPr>
-        <w:spacing w:after="120"/>
-      </w:pPr>
-      <w:r>
-        <w:rPr>
-          <w:rFonts w:ascii="Calibri" w:cs="Calibri" w:eastAsia="Calibri" w:hAnsi="Calibri"/>
-          <w:sz w:val="22"/>
-          <w:szCs w:val="22"/>
+        <w:spacing w:after="120" w:line="276"/>
+      </w:pPr>
+      <w:r>
+        <w:rPr>
+          <w:rFonts w:ascii="Calibri" w:cs="Calibri" w:eastAsia="Calibri" w:hAnsi="Calibri"/>
         </w:rPr>
         <w:t xml:space="preserve">Se ejecutó </w:t>
       </w:r>
       <w:r>
         <w:rPr>
           <w:rFonts w:ascii="Consolas" w:cs="Consolas" w:eastAsia="Consolas" w:hAnsi="Consolas"/>
-          <w:sz w:val="22"/>
-          <w:szCs w:val="22"/>
+          <w:b w:val="false"/>
+          <w:bCs w:val="false"/>
+          <w:sz w:val="19"/>
+          <w:szCs w:val="19"/>
         </w:rPr>
         <w:t xml:space="preserve">python manage.py test tests</w:t>
       </w:r>
       <w:r>
         <w:rPr>
           <w:rFonts w:ascii="Calibri" w:cs="Calibri" w:eastAsia="Calibri" w:hAnsi="Calibri"/>
-          <w:sz w:val="22"/>
-          <w:szCs w:val="22"/>
         </w:rPr>
         <w:t xml:space="preserve">: </w:t>
       </w:r>
@@ -735,23 +796,19 @@
           <w:rFonts w:ascii="Calibri" w:cs="Calibri" w:eastAsia="Calibri" w:hAnsi="Calibri"/>
           <w:b/>
           <w:bCs/>
-          <w:sz w:val="22"/>
-          <w:szCs w:val="22"/>
         </w:rPr>
         <w:t xml:space="preserve">340 pruebas, todas pasan</w:t>
       </w:r>
       <w:r>
         <w:rPr>
           <w:rFonts w:ascii="Calibri" w:cs="Calibri" w:eastAsia="Calibri" w:hAnsi="Calibri"/>
-          <w:sz w:val="22"/>
-          <w:szCs w:val="22"/>
         </w:rPr>
         <w:t xml:space="preserve">. Distribución de las pruebas relacionadas con esta actividad y con los controles de los que dependen:</w:t>
       </w:r>
     </w:p>
     <w:tbl>
       <w:tblPr>
-        <w:tblW w:type="dxa" w:w="9360"/>
+        <w:tblW w:type="dxa" w:w="10080"/>
         <w:tblBorders>
           <w:top w:val="single" w:color="auto" w:sz="4"/>
           <w:left w:val="single" w:color="auto" w:sz="4"/>
@@ -762,39 +819,45 @@
         </w:tblBorders>
       </w:tblPr>
       <w:tblGrid>
-        <w:gridCol w:w="3120"/>
-        <w:gridCol w:w="3120"/>
-        <w:gridCol w:w="3120"/>
+        <w:gridCol w:w="4476"/>
+        <w:gridCol w:w="900"/>
+        <w:gridCol w:w="4704"/>
       </w:tblGrid>
       <w:tr>
         <w:trPr>
+          <w:cantSplit w:val="off"/>
           <w:tblHeader/>
         </w:trPr>
         <w:tc>
           <w:tcPr>
-            <w:tcW w:type="dxa" w:w="3120"/>
-            <w:tcBorders>
-              <w:top w:val="single" w:color="BBBBBB" w:sz="4"/>
-              <w:left w:val="single" w:color="BBBBBB" w:sz="4"/>
-              <w:bottom w:val="single" w:color="BBBBBB" w:sz="4"/>
-              <w:right w:val="single" w:color="BBBBBB" w:sz="4"/>
-            </w:tcBorders>
-            <w:shd w:fill="E6EEF5" w:val="clear"/>
-            <w:tcMar>
-              <w:top w:type="dxa" w:w="60"/>
-              <w:left w:type="dxa" w:w="100"/>
-              <w:bottom w:type="dxa" w:w="60"/>
-              <w:right w:type="dxa" w:w="100"/>
-            </w:tcMar>
-          </w:tcPr>
-          <w:p>
+            <w:tcW w:type="dxa" w:w="4476"/>
+            <w:tcBorders>
+              <w:top w:val="single" w:color="C9D6D3" w:sz="4"/>
+              <w:left w:val="single" w:color="C9D6D3" w:sz="4"/>
+              <w:bottom w:val="single" w:color="C9D6D3" w:sz="4"/>
+              <w:right w:val="single" w:color="C9D6D3" w:sz="4"/>
+            </w:tcBorders>
+            <w:shd w:fill="E3F1EF" w:color="auto" w:val="clear"/>
+            <w:tcMar>
+              <w:top w:type="dxa" w:w="60"/>
+              <w:left w:type="dxa" w:w="100"/>
+              <w:bottom w:type="dxa" w:w="60"/>
+              <w:right w:type="dxa" w:w="100"/>
+            </w:tcMar>
+          </w:tcPr>
+          <w:p>
+            <w:pPr>
+              <w:spacing w:after="40"/>
+              <w:jc w:val="left"/>
+            </w:pPr>
             <w:r>
               <w:rPr>
                 <w:rFonts w:ascii="Calibri" w:cs="Calibri" w:eastAsia="Calibri" w:hAnsi="Calibri"/>
                 <w:b/>
                 <w:bCs/>
-                <w:sz w:val="19"/>
-                <w:szCs w:val="19"/>
+                <w:color w:val="0F6E6A"/>
+                <w:sz w:val="18"/>
+                <w:szCs w:val="18"/>
               </w:rPr>
               <w:t xml:space="preserve">Módulo de pruebas</w:t>
             </w:r>
@@ -802,29 +865,34 @@
         </w:tc>
         <w:tc>
           <w:tcPr>
-            <w:tcW w:type="dxa" w:w="3120"/>
-            <w:tcBorders>
-              <w:top w:val="single" w:color="BBBBBB" w:sz="4"/>
-              <w:left w:val="single" w:color="BBBBBB" w:sz="4"/>
-              <w:bottom w:val="single" w:color="BBBBBB" w:sz="4"/>
-              <w:right w:val="single" w:color="BBBBBB" w:sz="4"/>
-            </w:tcBorders>
-            <w:shd w:fill="E6EEF5" w:val="clear"/>
-            <w:tcMar>
-              <w:top w:type="dxa" w:w="60"/>
-              <w:left w:type="dxa" w:w="100"/>
-              <w:bottom w:type="dxa" w:w="60"/>
-              <w:right w:type="dxa" w:w="100"/>
-            </w:tcMar>
-          </w:tcPr>
-          <w:p>
+            <w:tcW w:type="dxa" w:w="900"/>
+            <w:tcBorders>
+              <w:top w:val="single" w:color="C9D6D3" w:sz="4"/>
+              <w:left w:val="single" w:color="C9D6D3" w:sz="4"/>
+              <w:bottom w:val="single" w:color="C9D6D3" w:sz="4"/>
+              <w:right w:val="single" w:color="C9D6D3" w:sz="4"/>
+            </w:tcBorders>
+            <w:shd w:fill="E3F1EF" w:color="auto" w:val="clear"/>
+            <w:tcMar>
+              <w:top w:type="dxa" w:w="60"/>
+              <w:left w:type="dxa" w:w="100"/>
+              <w:bottom w:type="dxa" w:w="60"/>
+              <w:right w:type="dxa" w:w="100"/>
+            </w:tcMar>
+          </w:tcPr>
+          <w:p>
+            <w:pPr>
+              <w:spacing w:after="40"/>
+              <w:jc w:val="left"/>
+            </w:pPr>
             <w:r>
               <w:rPr>
                 <w:rFonts w:ascii="Calibri" w:cs="Calibri" w:eastAsia="Calibri" w:hAnsi="Calibri"/>
                 <w:b/>
                 <w:bCs/>
-                <w:sz w:val="19"/>
-                <w:szCs w:val="19"/>
+                <w:color w:val="0F6E6A"/>
+                <w:sz w:val="18"/>
+                <w:szCs w:val="18"/>
               </w:rPr>
               <w:t xml:space="preserve">Pruebas</w:t>
             </w:r>
@@ -832,29 +900,34 @@
         </w:tc>
         <w:tc>
           <w:tcPr>
-            <w:tcW w:type="dxa" w:w="3120"/>
-            <w:tcBorders>
-              <w:top w:val="single" w:color="BBBBBB" w:sz="4"/>
-              <w:left w:val="single" w:color="BBBBBB" w:sz="4"/>
-              <w:bottom w:val="single" w:color="BBBBBB" w:sz="4"/>
-              <w:right w:val="single" w:color="BBBBBB" w:sz="4"/>
-            </w:tcBorders>
-            <w:shd w:fill="E6EEF5" w:val="clear"/>
-            <w:tcMar>
-              <w:top w:type="dxa" w:w="60"/>
-              <w:left w:type="dxa" w:w="100"/>
-              <w:bottom w:type="dxa" w:w="60"/>
-              <w:right w:type="dxa" w:w="100"/>
-            </w:tcMar>
-          </w:tcPr>
-          <w:p>
+            <w:tcW w:type="dxa" w:w="4704"/>
+            <w:tcBorders>
+              <w:top w:val="single" w:color="C9D6D3" w:sz="4"/>
+              <w:left w:val="single" w:color="C9D6D3" w:sz="4"/>
+              <w:bottom w:val="single" w:color="C9D6D3" w:sz="4"/>
+              <w:right w:val="single" w:color="C9D6D3" w:sz="4"/>
+            </w:tcBorders>
+            <w:shd w:fill="E3F1EF" w:color="auto" w:val="clear"/>
+            <w:tcMar>
+              <w:top w:type="dxa" w:w="60"/>
+              <w:left w:type="dxa" w:w="100"/>
+              <w:bottom w:type="dxa" w:w="60"/>
+              <w:right w:type="dxa" w:w="100"/>
+            </w:tcMar>
+          </w:tcPr>
+          <w:p>
+            <w:pPr>
+              <w:spacing w:after="40"/>
+              <w:jc w:val="left"/>
+            </w:pPr>
             <w:r>
               <w:rPr>
                 <w:rFonts w:ascii="Calibri" w:cs="Calibri" w:eastAsia="Calibri" w:hAnsi="Calibri"/>
                 <w:b/>
                 <w:bCs/>
-                <w:sz w:val="19"/>
-                <w:szCs w:val="19"/>
+                <w:color w:val="0F6E6A"/>
+                <w:sz w:val="18"/>
+                <w:szCs w:val="18"/>
               </w:rPr>
               <w:t xml:space="preserve">Qué demuestra</w:t>
             </w:r>
@@ -863,32 +936,37 @@
       </w:tr>
       <w:tr>
         <w:trPr>
+          <w:cantSplit/>
           <w:tblHeader w:val="off"/>
         </w:trPr>
         <w:tc>
           <w:tcPr>
-            <w:tcW w:type="dxa" w:w="3120"/>
-            <w:tcBorders>
-              <w:top w:val="single" w:color="BBBBBB" w:sz="4"/>
-              <w:left w:val="single" w:color="BBBBBB" w:sz="4"/>
-              <w:bottom w:val="single" w:color="BBBBBB" w:sz="4"/>
-              <w:right w:val="single" w:color="BBBBBB" w:sz="4"/>
-            </w:tcBorders>
-            <w:tcMar>
-              <w:top w:type="dxa" w:w="60"/>
-              <w:left w:type="dxa" w:w="100"/>
-              <w:bottom w:type="dxa" w:w="60"/>
-              <w:right w:type="dxa" w:w="100"/>
-            </w:tcMar>
-          </w:tcPr>
-          <w:p>
+            <w:tcW w:type="dxa" w:w="4476"/>
+            <w:tcBorders>
+              <w:top w:val="single" w:color="C9D6D3" w:sz="4"/>
+              <w:left w:val="single" w:color="C9D6D3" w:sz="4"/>
+              <w:bottom w:val="single" w:color="C9D6D3" w:sz="4"/>
+              <w:right w:val="single" w:color="C9D6D3" w:sz="4"/>
+            </w:tcBorders>
+            <w:tcMar>
+              <w:top w:type="dxa" w:w="60"/>
+              <w:left w:type="dxa" w:w="100"/>
+              <w:bottom w:type="dxa" w:w="60"/>
+              <w:right w:type="dxa" w:w="100"/>
+            </w:tcMar>
+          </w:tcPr>
+          <w:p>
+            <w:pPr>
+              <w:spacing w:after="40"/>
+              <w:jc w:val="left"/>
+            </w:pPr>
             <w:r>
               <w:rPr>
                 <w:rFonts w:ascii="Consolas" w:cs="Consolas" w:eastAsia="Consolas" w:hAnsi="Consolas"/>
                 <w:b w:val="false"/>
                 <w:bCs w:val="false"/>
-                <w:sz w:val="19"/>
-                <w:szCs w:val="19"/>
+                <w:sz w:val="16"/>
+                <w:szCs w:val="16"/>
               </w:rPr>
               <w:t xml:space="preserve">test_consentimientos</w:t>
             </w:r>
@@ -896,28 +974,30 @@
         </w:tc>
         <w:tc>
           <w:tcPr>
-            <w:tcW w:type="dxa" w:w="3120"/>
-            <w:tcBorders>
-              <w:top w:val="single" w:color="BBBBBB" w:sz="4"/>
-              <w:left w:val="single" w:color="BBBBBB" w:sz="4"/>
-              <w:bottom w:val="single" w:color="BBBBBB" w:sz="4"/>
-              <w:right w:val="single" w:color="BBBBBB" w:sz="4"/>
-            </w:tcBorders>
-            <w:tcMar>
-              <w:top w:type="dxa" w:w="60"/>
-              <w:left w:type="dxa" w:w="100"/>
-              <w:bottom w:type="dxa" w:w="60"/>
-              <w:right w:type="dxa" w:w="100"/>
-            </w:tcMar>
-          </w:tcPr>
-          <w:p>
-            <w:r>
-              <w:rPr>
-                <w:rFonts w:ascii="Calibri" w:cs="Calibri" w:eastAsia="Calibri" w:hAnsi="Calibri"/>
-                <w:b w:val="false"/>
-                <w:bCs w:val="false"/>
-                <w:sz w:val="19"/>
-                <w:szCs w:val="19"/>
+            <w:tcW w:type="dxa" w:w="900"/>
+            <w:tcBorders>
+              <w:top w:val="single" w:color="C9D6D3" w:sz="4"/>
+              <w:left w:val="single" w:color="C9D6D3" w:sz="4"/>
+              <w:bottom w:val="single" w:color="C9D6D3" w:sz="4"/>
+              <w:right w:val="single" w:color="C9D6D3" w:sz="4"/>
+            </w:tcBorders>
+            <w:tcMar>
+              <w:top w:type="dxa" w:w="60"/>
+              <w:left w:type="dxa" w:w="100"/>
+              <w:bottom w:type="dxa" w:w="60"/>
+              <w:right w:type="dxa" w:w="100"/>
+            </w:tcMar>
+          </w:tcPr>
+          <w:p>
+            <w:pPr>
+              <w:spacing w:after="40"/>
+              <w:jc w:val="left"/>
+            </w:pPr>
+            <w:r>
+              <w:rPr>
+                <w:rFonts w:ascii="Calibri" w:cs="Calibri" w:eastAsia="Calibri" w:hAnsi="Calibri"/>
+                <w:sz w:val="18"/>
+                <w:szCs w:val="18"/>
               </w:rPr>
               <w:t xml:space="preserve">31</w:t>
             </w:r>
@@ -925,28 +1005,30 @@
         </w:tc>
         <w:tc>
           <w:tcPr>
-            <w:tcW w:type="dxa" w:w="3120"/>
-            <w:tcBorders>
-              <w:top w:val="single" w:color="BBBBBB" w:sz="4"/>
-              <w:left w:val="single" w:color="BBBBBB" w:sz="4"/>
-              <w:bottom w:val="single" w:color="BBBBBB" w:sz="4"/>
-              <w:right w:val="single" w:color="BBBBBB" w:sz="4"/>
-            </w:tcBorders>
-            <w:tcMar>
-              <w:top w:type="dxa" w:w="60"/>
-              <w:left w:type="dxa" w:w="100"/>
-              <w:bottom w:type="dxa" w:w="60"/>
-              <w:right w:type="dxa" w:w="100"/>
-            </w:tcMar>
-          </w:tcPr>
-          <w:p>
-            <w:r>
-              <w:rPr>
-                <w:rFonts w:ascii="Calibri" w:cs="Calibri" w:eastAsia="Calibri" w:hAnsi="Calibri"/>
-                <w:b w:val="false"/>
-                <w:bCs w:val="false"/>
-                <w:sz w:val="19"/>
-                <w:szCs w:val="19"/>
+            <w:tcW w:type="dxa" w:w="4704"/>
+            <w:tcBorders>
+              <w:top w:val="single" w:color="C9D6D3" w:sz="4"/>
+              <w:left w:val="single" w:color="C9D6D3" w:sz="4"/>
+              <w:bottom w:val="single" w:color="C9D6D3" w:sz="4"/>
+              <w:right w:val="single" w:color="C9D6D3" w:sz="4"/>
+            </w:tcBorders>
+            <w:tcMar>
+              <w:top w:type="dxa" w:w="60"/>
+              <w:left w:type="dxa" w:w="100"/>
+              <w:bottom w:type="dxa" w:w="60"/>
+              <w:right w:type="dxa" w:w="100"/>
+            </w:tcMar>
+          </w:tcPr>
+          <w:p>
+            <w:pPr>
+              <w:spacing w:after="40"/>
+              <w:jc w:val="left"/>
+            </w:pPr>
+            <w:r>
+              <w:rPr>
+                <w:rFonts w:ascii="Calibri" w:cs="Calibri" w:eastAsia="Calibri" w:hAnsi="Calibri"/>
+                <w:sz w:val="18"/>
+                <w:szCs w:val="18"/>
               </w:rPr>
               <w:t xml:space="preserve">Estado, historial, revocación efectiva en recordatorios, un permiso no habilita otro, menores y representantes, control de acceso</w:t>
             </w:r>
@@ -955,32 +1037,37 @@
       </w:tr>
       <w:tr>
         <w:trPr>
+          <w:cantSplit/>
           <w:tblHeader w:val="off"/>
         </w:trPr>
         <w:tc>
           <w:tcPr>
-            <w:tcW w:type="dxa" w:w="3120"/>
-            <w:tcBorders>
-              <w:top w:val="single" w:color="BBBBBB" w:sz="4"/>
-              <w:left w:val="single" w:color="BBBBBB" w:sz="4"/>
-              <w:bottom w:val="single" w:color="BBBBBB" w:sz="4"/>
-              <w:right w:val="single" w:color="BBBBBB" w:sz="4"/>
-            </w:tcBorders>
-            <w:tcMar>
-              <w:top w:type="dxa" w:w="60"/>
-              <w:left w:type="dxa" w:w="100"/>
-              <w:bottom w:type="dxa" w:w="60"/>
-              <w:right w:type="dxa" w:w="100"/>
-            </w:tcMar>
-          </w:tcPr>
-          <w:p>
+            <w:tcW w:type="dxa" w:w="4476"/>
+            <w:tcBorders>
+              <w:top w:val="single" w:color="C9D6D3" w:sz="4"/>
+              <w:left w:val="single" w:color="C9D6D3" w:sz="4"/>
+              <w:bottom w:val="single" w:color="C9D6D3" w:sz="4"/>
+              <w:right w:val="single" w:color="C9D6D3" w:sz="4"/>
+            </w:tcBorders>
+            <w:tcMar>
+              <w:top w:type="dxa" w:w="60"/>
+              <w:left w:type="dxa" w:w="100"/>
+              <w:bottom w:type="dxa" w:w="60"/>
+              <w:right w:type="dxa" w:w="100"/>
+            </w:tcMar>
+          </w:tcPr>
+          <w:p>
+            <w:pPr>
+              <w:spacing w:after="40"/>
+              <w:jc w:val="left"/>
+            </w:pPr>
             <w:r>
               <w:rPr>
                 <w:rFonts w:ascii="Consolas" w:cs="Consolas" w:eastAsia="Consolas" w:hAnsi="Consolas"/>
                 <w:b w:val="false"/>
                 <w:bCs w:val="false"/>
-                <w:sz w:val="19"/>
-                <w:szCs w:val="19"/>
+                <w:sz w:val="16"/>
+                <w:szCs w:val="16"/>
               </w:rPr>
               <w:t xml:space="preserve">test_derechos</w:t>
             </w:r>
@@ -988,28 +1075,30 @@
         </w:tc>
         <w:tc>
           <w:tcPr>
-            <w:tcW w:type="dxa" w:w="3120"/>
-            <w:tcBorders>
-              <w:top w:val="single" w:color="BBBBBB" w:sz="4"/>
-              <w:left w:val="single" w:color="BBBBBB" w:sz="4"/>
-              <w:bottom w:val="single" w:color="BBBBBB" w:sz="4"/>
-              <w:right w:val="single" w:color="BBBBBB" w:sz="4"/>
-            </w:tcBorders>
-            <w:tcMar>
-              <w:top w:type="dxa" w:w="60"/>
-              <w:left w:type="dxa" w:w="100"/>
-              <w:bottom w:type="dxa" w:w="60"/>
-              <w:right w:type="dxa" w:w="100"/>
-            </w:tcMar>
-          </w:tcPr>
-          <w:p>
-            <w:r>
-              <w:rPr>
-                <w:rFonts w:ascii="Calibri" w:cs="Calibri" w:eastAsia="Calibri" w:hAnsi="Calibri"/>
-                <w:b w:val="false"/>
-                <w:bCs w:val="false"/>
-                <w:sz w:val="19"/>
-                <w:szCs w:val="19"/>
+            <w:tcW w:type="dxa" w:w="900"/>
+            <w:tcBorders>
+              <w:top w:val="single" w:color="C9D6D3" w:sz="4"/>
+              <w:left w:val="single" w:color="C9D6D3" w:sz="4"/>
+              <w:bottom w:val="single" w:color="C9D6D3" w:sz="4"/>
+              <w:right w:val="single" w:color="C9D6D3" w:sz="4"/>
+            </w:tcBorders>
+            <w:tcMar>
+              <w:top w:type="dxa" w:w="60"/>
+              <w:left w:type="dxa" w:w="100"/>
+              <w:bottom w:type="dxa" w:w="60"/>
+              <w:right w:type="dxa" w:w="100"/>
+            </w:tcMar>
+          </w:tcPr>
+          <w:p>
+            <w:pPr>
+              <w:spacing w:after="40"/>
+              <w:jc w:val="left"/>
+            </w:pPr>
+            <w:r>
+              <w:rPr>
+                <w:rFonts w:ascii="Calibri" w:cs="Calibri" w:eastAsia="Calibri" w:hAnsi="Calibri"/>
+                <w:sz w:val="18"/>
+                <w:szCs w:val="18"/>
               </w:rPr>
               <w:t xml:space="preserve">34</w:t>
             </w:r>
@@ -1017,28 +1106,30 @@
         </w:tc>
         <w:tc>
           <w:tcPr>
-            <w:tcW w:type="dxa" w:w="3120"/>
-            <w:tcBorders>
-              <w:top w:val="single" w:color="BBBBBB" w:sz="4"/>
-              <w:left w:val="single" w:color="BBBBBB" w:sz="4"/>
-              <w:bottom w:val="single" w:color="BBBBBB" w:sz="4"/>
-              <w:right w:val="single" w:color="BBBBBB" w:sz="4"/>
-            </w:tcBorders>
-            <w:tcMar>
-              <w:top w:type="dxa" w:w="60"/>
-              <w:left w:type="dxa" w:w="100"/>
-              <w:bottom w:type="dxa" w:w="60"/>
-              <w:right w:type="dxa" w:w="100"/>
-            </w:tcMar>
-          </w:tcPr>
-          <w:p>
-            <w:r>
-              <w:rPr>
-                <w:rFonts w:ascii="Calibri" w:cs="Calibri" w:eastAsia="Calibri" w:hAnsi="Calibri"/>
-                <w:b w:val="false"/>
-                <w:bCs w:val="false"/>
-                <w:sz w:val="19"/>
-                <w:szCs w:val="19"/>
+            <w:tcW w:type="dxa" w:w="4704"/>
+            <w:tcBorders>
+              <w:top w:val="single" w:color="C9D6D3" w:sz="4"/>
+              <w:left w:val="single" w:color="C9D6D3" w:sz="4"/>
+              <w:bottom w:val="single" w:color="C9D6D3" w:sz="4"/>
+              <w:right w:val="single" w:color="C9D6D3" w:sz="4"/>
+            </w:tcBorders>
+            <w:tcMar>
+              <w:top w:type="dxa" w:w="60"/>
+              <w:left w:type="dxa" w:w="100"/>
+              <w:bottom w:type="dxa" w:w="60"/>
+              <w:right w:type="dxa" w:w="100"/>
+            </w:tcMar>
+          </w:tcPr>
+          <w:p>
+            <w:pPr>
+              <w:spacing w:after="40"/>
+              <w:jc w:val="left"/>
+            </w:pPr>
+            <w:r>
+              <w:rPr>
+                <w:rFonts w:ascii="Calibri" w:cs="Calibri" w:eastAsia="Calibri" w:hAnsi="Calibri"/>
+                <w:sz w:val="18"/>
+                <w:szCs w:val="18"/>
               </w:rPr>
               <w:t xml:space="preserve">Flujo por estados, verificación proporcional, código de un solo uso, ejecución de los cuatro derechos, descarga limitada, control de acceso rol por rol</w:t>
             </w:r>
@@ -1047,32 +1138,37 @@
       </w:tr>
       <w:tr>
         <w:trPr>
+          <w:cantSplit/>
           <w:tblHeader w:val="off"/>
         </w:trPr>
         <w:tc>
           <w:tcPr>
-            <w:tcW w:type="dxa" w:w="3120"/>
-            <w:tcBorders>
-              <w:top w:val="single" w:color="BBBBBB" w:sz="4"/>
-              <w:left w:val="single" w:color="BBBBBB" w:sz="4"/>
-              <w:bottom w:val="single" w:color="BBBBBB" w:sz="4"/>
-              <w:right w:val="single" w:color="BBBBBB" w:sz="4"/>
-            </w:tcBorders>
-            <w:tcMar>
-              <w:top w:type="dxa" w:w="60"/>
-              <w:left w:type="dxa" w:w="100"/>
-              <w:bottom w:type="dxa" w:w="60"/>
-              <w:right w:type="dxa" w:w="100"/>
-            </w:tcMar>
-          </w:tcPr>
-          <w:p>
+            <w:tcW w:type="dxa" w:w="4476"/>
+            <w:tcBorders>
+              <w:top w:val="single" w:color="C9D6D3" w:sz="4"/>
+              <w:left w:val="single" w:color="C9D6D3" w:sz="4"/>
+              <w:bottom w:val="single" w:color="C9D6D3" w:sz="4"/>
+              <w:right w:val="single" w:color="C9D6D3" w:sz="4"/>
+            </w:tcBorders>
+            <w:tcMar>
+              <w:top w:type="dxa" w:w="60"/>
+              <w:left w:type="dxa" w:w="100"/>
+              <w:bottom w:type="dxa" w:w="60"/>
+              <w:right w:type="dxa" w:w="100"/>
+            </w:tcMar>
+          </w:tcPr>
+          <w:p>
+            <w:pPr>
+              <w:spacing w:after="40"/>
+              <w:jc w:val="left"/>
+            </w:pPr>
             <w:r>
               <w:rPr>
                 <w:rFonts w:ascii="Consolas" w:cs="Consolas" w:eastAsia="Consolas" w:hAnsi="Consolas"/>
                 <w:b w:val="false"/>
                 <w:bCs w:val="false"/>
-                <w:sz w:val="19"/>
-                <w:szCs w:val="19"/>
+                <w:sz w:val="16"/>
+                <w:szCs w:val="16"/>
               </w:rPr>
               <w:t xml:space="preserve">test_auditoria</w:t>
             </w:r>
@@ -1080,28 +1176,30 @@
         </w:tc>
         <w:tc>
           <w:tcPr>
-            <w:tcW w:type="dxa" w:w="3120"/>
-            <w:tcBorders>
-              <w:top w:val="single" w:color="BBBBBB" w:sz="4"/>
-              <w:left w:val="single" w:color="BBBBBB" w:sz="4"/>
-              <w:bottom w:val="single" w:color="BBBBBB" w:sz="4"/>
-              <w:right w:val="single" w:color="BBBBBB" w:sz="4"/>
-            </w:tcBorders>
-            <w:tcMar>
-              <w:top w:type="dxa" w:w="60"/>
-              <w:left w:type="dxa" w:w="100"/>
-              <w:bottom w:type="dxa" w:w="60"/>
-              <w:right w:type="dxa" w:w="100"/>
-            </w:tcMar>
-          </w:tcPr>
-          <w:p>
-            <w:r>
-              <w:rPr>
-                <w:rFonts w:ascii="Calibri" w:cs="Calibri" w:eastAsia="Calibri" w:hAnsi="Calibri"/>
-                <w:b w:val="false"/>
-                <w:bCs w:val="false"/>
-                <w:sz w:val="19"/>
-                <w:szCs w:val="19"/>
+            <w:tcW w:type="dxa" w:w="900"/>
+            <w:tcBorders>
+              <w:top w:val="single" w:color="C9D6D3" w:sz="4"/>
+              <w:left w:val="single" w:color="C9D6D3" w:sz="4"/>
+              <w:bottom w:val="single" w:color="C9D6D3" w:sz="4"/>
+              <w:right w:val="single" w:color="C9D6D3" w:sz="4"/>
+            </w:tcBorders>
+            <w:tcMar>
+              <w:top w:type="dxa" w:w="60"/>
+              <w:left w:type="dxa" w:w="100"/>
+              <w:bottom w:type="dxa" w:w="60"/>
+              <w:right w:type="dxa" w:w="100"/>
+            </w:tcMar>
+          </w:tcPr>
+          <w:p>
+            <w:pPr>
+              <w:spacing w:after="40"/>
+              <w:jc w:val="left"/>
+            </w:pPr>
+            <w:r>
+              <w:rPr>
+                <w:rFonts w:ascii="Calibri" w:cs="Calibri" w:eastAsia="Calibri" w:hAnsi="Calibri"/>
+                <w:sz w:val="18"/>
+                <w:szCs w:val="18"/>
               </w:rPr>
               <w:t xml:space="preserve">40</w:t>
             </w:r>
@@ -1109,28 +1207,30 @@
         </w:tc>
         <w:tc>
           <w:tcPr>
-            <w:tcW w:type="dxa" w:w="3120"/>
-            <w:tcBorders>
-              <w:top w:val="single" w:color="BBBBBB" w:sz="4"/>
-              <w:left w:val="single" w:color="BBBBBB" w:sz="4"/>
-              <w:bottom w:val="single" w:color="BBBBBB" w:sz="4"/>
-              <w:right w:val="single" w:color="BBBBBB" w:sz="4"/>
-            </w:tcBorders>
-            <w:tcMar>
-              <w:top w:type="dxa" w:w="60"/>
-              <w:left w:type="dxa" w:w="100"/>
-              <w:bottom w:type="dxa" w:w="60"/>
-              <w:right w:type="dxa" w:w="100"/>
-            </w:tcMar>
-          </w:tcPr>
-          <w:p>
-            <w:r>
-              <w:rPr>
-                <w:rFonts w:ascii="Calibri" w:cs="Calibri" w:eastAsia="Calibri" w:hAnsi="Calibri"/>
-                <w:b w:val="false"/>
-                <w:bCs w:val="false"/>
-                <w:sz w:val="19"/>
-                <w:szCs w:val="19"/>
+            <w:tcW w:type="dxa" w:w="4704"/>
+            <w:tcBorders>
+              <w:top w:val="single" w:color="C9D6D3" w:sz="4"/>
+              <w:left w:val="single" w:color="C9D6D3" w:sz="4"/>
+              <w:bottom w:val="single" w:color="C9D6D3" w:sz="4"/>
+              <w:right w:val="single" w:color="C9D6D3" w:sz="4"/>
+            </w:tcBorders>
+            <w:tcMar>
+              <w:top w:type="dxa" w:w="60"/>
+              <w:left w:type="dxa" w:w="100"/>
+              <w:bottom w:type="dxa" w:w="60"/>
+              <w:right w:type="dxa" w:w="100"/>
+            </w:tcMar>
+          </w:tcPr>
+          <w:p>
+            <w:pPr>
+              <w:spacing w:after="40"/>
+              <w:jc w:val="left"/>
+            </w:pPr>
+            <w:r>
+              <w:rPr>
+                <w:rFonts w:ascii="Calibri" w:cs="Calibri" w:eastAsia="Calibri" w:hAnsi="Calibri"/>
+                <w:sz w:val="18"/>
+                <w:szCs w:val="18"/>
               </w:rPr>
               <w:t xml:space="preserve">Cadena de hashes, triggers, inmutabilidad, lista blanca de claves, redacción de datos personales, lectura restringida y auditada</w:t>
             </w:r>
@@ -1139,32 +1239,37 @@
       </w:tr>
       <w:tr>
         <w:trPr>
+          <w:cantSplit/>
           <w:tblHeader w:val="off"/>
         </w:trPr>
         <w:tc>
           <w:tcPr>
-            <w:tcW w:type="dxa" w:w="3120"/>
-            <w:tcBorders>
-              <w:top w:val="single" w:color="BBBBBB" w:sz="4"/>
-              <w:left w:val="single" w:color="BBBBBB" w:sz="4"/>
-              <w:bottom w:val="single" w:color="BBBBBB" w:sz="4"/>
-              <w:right w:val="single" w:color="BBBBBB" w:sz="4"/>
-            </w:tcBorders>
-            <w:tcMar>
-              <w:top w:type="dxa" w:w="60"/>
-              <w:left w:type="dxa" w:w="100"/>
-              <w:bottom w:type="dxa" w:w="60"/>
-              <w:right w:type="dxa" w:w="100"/>
-            </w:tcMar>
-          </w:tcPr>
-          <w:p>
+            <w:tcW w:type="dxa" w:w="4476"/>
+            <w:tcBorders>
+              <w:top w:val="single" w:color="C9D6D3" w:sz="4"/>
+              <w:left w:val="single" w:color="C9D6D3" w:sz="4"/>
+              <w:bottom w:val="single" w:color="C9D6D3" w:sz="4"/>
+              <w:right w:val="single" w:color="C9D6D3" w:sz="4"/>
+            </w:tcBorders>
+            <w:tcMar>
+              <w:top w:type="dxa" w:w="60"/>
+              <w:left w:type="dxa" w:w="100"/>
+              <w:bottom w:type="dxa" w:w="60"/>
+              <w:right w:type="dxa" w:w="100"/>
+            </w:tcMar>
+          </w:tcPr>
+          <w:p>
+            <w:pPr>
+              <w:spacing w:after="40"/>
+              <w:jc w:val="left"/>
+            </w:pPr>
             <w:r>
               <w:rPr>
                 <w:rFonts w:ascii="Consolas" w:cs="Consolas" w:eastAsia="Consolas" w:hAnsi="Consolas"/>
                 <w:b w:val="false"/>
                 <w:bCs w:val="false"/>
-                <w:sz w:val="19"/>
-                <w:szCs w:val="19"/>
+                <w:sz w:val="16"/>
+                <w:szCs w:val="16"/>
               </w:rPr>
               <w:t xml:space="preserve">test_alertas_contencion</w:t>
             </w:r>
@@ -1172,28 +1277,30 @@
         </w:tc>
         <w:tc>
           <w:tcPr>
-            <w:tcW w:type="dxa" w:w="3120"/>
-            <w:tcBorders>
-              <w:top w:val="single" w:color="BBBBBB" w:sz="4"/>
-              <w:left w:val="single" w:color="BBBBBB" w:sz="4"/>
-              <w:bottom w:val="single" w:color="BBBBBB" w:sz="4"/>
-              <w:right w:val="single" w:color="BBBBBB" w:sz="4"/>
-            </w:tcBorders>
-            <w:tcMar>
-              <w:top w:type="dxa" w:w="60"/>
-              <w:left w:type="dxa" w:w="100"/>
-              <w:bottom w:type="dxa" w:w="60"/>
-              <w:right w:type="dxa" w:w="100"/>
-            </w:tcMar>
-          </w:tcPr>
-          <w:p>
-            <w:r>
-              <w:rPr>
-                <w:rFonts w:ascii="Calibri" w:cs="Calibri" w:eastAsia="Calibri" w:hAnsi="Calibri"/>
-                <w:b w:val="false"/>
-                <w:bCs w:val="false"/>
-                <w:sz w:val="19"/>
-                <w:szCs w:val="19"/>
+            <w:tcW w:type="dxa" w:w="900"/>
+            <w:tcBorders>
+              <w:top w:val="single" w:color="C9D6D3" w:sz="4"/>
+              <w:left w:val="single" w:color="C9D6D3" w:sz="4"/>
+              <w:bottom w:val="single" w:color="C9D6D3" w:sz="4"/>
+              <w:right w:val="single" w:color="C9D6D3" w:sz="4"/>
+            </w:tcBorders>
+            <w:tcMar>
+              <w:top w:type="dxa" w:w="60"/>
+              <w:left w:type="dxa" w:w="100"/>
+              <w:bottom w:type="dxa" w:w="60"/>
+              <w:right w:type="dxa" w:w="100"/>
+            </w:tcMar>
+          </w:tcPr>
+          <w:p>
+            <w:pPr>
+              <w:spacing w:after="40"/>
+              <w:jc w:val="left"/>
+            </w:pPr>
+            <w:r>
+              <w:rPr>
+                <w:rFonts w:ascii="Calibri" w:cs="Calibri" w:eastAsia="Calibri" w:hAnsi="Calibri"/>
+                <w:sz w:val="18"/>
+                <w:szCs w:val="18"/>
               </w:rPr>
               <w:t xml:space="preserve">37</w:t>
             </w:r>
@@ -1201,28 +1308,30 @@
         </w:tc>
         <w:tc>
           <w:tcPr>
-            <w:tcW w:type="dxa" w:w="3120"/>
-            <w:tcBorders>
-              <w:top w:val="single" w:color="BBBBBB" w:sz="4"/>
-              <w:left w:val="single" w:color="BBBBBB" w:sz="4"/>
-              <w:bottom w:val="single" w:color="BBBBBB" w:sz="4"/>
-              <w:right w:val="single" w:color="BBBBBB" w:sz="4"/>
-            </w:tcBorders>
-            <w:tcMar>
-              <w:top w:type="dxa" w:w="60"/>
-              <w:left w:type="dxa" w:w="100"/>
-              <w:bottom w:type="dxa" w:w="60"/>
-              <w:right w:type="dxa" w:w="100"/>
-            </w:tcMar>
-          </w:tcPr>
-          <w:p>
-            <w:r>
-              <w:rPr>
-                <w:rFonts w:ascii="Calibri" w:cs="Calibri" w:eastAsia="Calibri" w:hAnsi="Calibri"/>
-                <w:b w:val="false"/>
-                <w:bCs w:val="false"/>
-                <w:sz w:val="19"/>
-                <w:szCs w:val="19"/>
+            <w:tcW w:type="dxa" w:w="4704"/>
+            <w:tcBorders>
+              <w:top w:val="single" w:color="C9D6D3" w:sz="4"/>
+              <w:left w:val="single" w:color="C9D6D3" w:sz="4"/>
+              <w:bottom w:val="single" w:color="C9D6D3" w:sz="4"/>
+              <w:right w:val="single" w:color="C9D6D3" w:sz="4"/>
+            </w:tcBorders>
+            <w:tcMar>
+              <w:top w:type="dxa" w:w="60"/>
+              <w:left w:type="dxa" w:w="100"/>
+              <w:bottom w:type="dxa" w:w="60"/>
+              <w:right w:type="dxa" w:w="100"/>
+            </w:tcMar>
+          </w:tcPr>
+          <w:p>
+            <w:pPr>
+              <w:spacing w:after="40"/>
+              <w:jc w:val="left"/>
+            </w:pPr>
+            <w:r>
+              <w:rPr>
+                <w:rFonts w:ascii="Calibri" w:cs="Calibri" w:eastAsia="Calibri" w:hAnsi="Calibri"/>
+                <w:sz w:val="18"/>
+                <w:szCs w:val="18"/>
               </w:rPr>
               <w:t xml:space="preserve">Reglas de detección, ciclo de vida de la alerta, evidencia con huella, contención por interfaz y por comando, modo del sistema</w:t>
             </w:r>
@@ -1231,32 +1340,37 @@
       </w:tr>
       <w:tr>
         <w:trPr>
+          <w:cantSplit/>
           <w:tblHeader w:val="off"/>
         </w:trPr>
         <w:tc>
           <w:tcPr>
-            <w:tcW w:type="dxa" w:w="3120"/>
-            <w:tcBorders>
-              <w:top w:val="single" w:color="BBBBBB" w:sz="4"/>
-              <w:left w:val="single" w:color="BBBBBB" w:sz="4"/>
-              <w:bottom w:val="single" w:color="BBBBBB" w:sz="4"/>
-              <w:right w:val="single" w:color="BBBBBB" w:sz="4"/>
-            </w:tcBorders>
-            <w:tcMar>
-              <w:top w:type="dxa" w:w="60"/>
-              <w:left w:type="dxa" w:w="100"/>
-              <w:bottom w:type="dxa" w:w="60"/>
-              <w:right w:type="dxa" w:w="100"/>
-            </w:tcMar>
-          </w:tcPr>
-          <w:p>
+            <w:tcW w:type="dxa" w:w="4476"/>
+            <w:tcBorders>
+              <w:top w:val="single" w:color="C9D6D3" w:sz="4"/>
+              <w:left w:val="single" w:color="C9D6D3" w:sz="4"/>
+              <w:bottom w:val="single" w:color="C9D6D3" w:sz="4"/>
+              <w:right w:val="single" w:color="C9D6D3" w:sz="4"/>
+            </w:tcBorders>
+            <w:tcMar>
+              <w:top w:type="dxa" w:w="60"/>
+              <w:left w:type="dxa" w:w="100"/>
+              <w:bottom w:type="dxa" w:w="60"/>
+              <w:right w:type="dxa" w:w="100"/>
+            </w:tcMar>
+          </w:tcPr>
+          <w:p>
+            <w:pPr>
+              <w:spacing w:after="40"/>
+              <w:jc w:val="left"/>
+            </w:pPr>
             <w:r>
               <w:rPr>
                 <w:rFonts w:ascii="Consolas" w:cs="Consolas" w:eastAsia="Consolas" w:hAnsi="Consolas"/>
                 <w:b w:val="false"/>
                 <w:bCs w:val="false"/>
-                <w:sz w:val="19"/>
-                <w:szCs w:val="19"/>
+                <w:sz w:val="16"/>
+                <w:szCs w:val="16"/>
               </w:rPr>
               <w:t xml:space="preserve">test_incidentes</w:t>
             </w:r>
@@ -1264,28 +1378,30 @@
         </w:tc>
         <w:tc>
           <w:tcPr>
-            <w:tcW w:type="dxa" w:w="3120"/>
-            <w:tcBorders>
-              <w:top w:val="single" w:color="BBBBBB" w:sz="4"/>
-              <w:left w:val="single" w:color="BBBBBB" w:sz="4"/>
-              <w:bottom w:val="single" w:color="BBBBBB" w:sz="4"/>
-              <w:right w:val="single" w:color="BBBBBB" w:sz="4"/>
-            </w:tcBorders>
-            <w:tcMar>
-              <w:top w:type="dxa" w:w="60"/>
-              <w:left w:type="dxa" w:w="100"/>
-              <w:bottom w:type="dxa" w:w="60"/>
-              <w:right w:type="dxa" w:w="100"/>
-            </w:tcMar>
-          </w:tcPr>
-          <w:p>
-            <w:r>
-              <w:rPr>
-                <w:rFonts w:ascii="Calibri" w:cs="Calibri" w:eastAsia="Calibri" w:hAnsi="Calibri"/>
-                <w:b w:val="false"/>
-                <w:bCs w:val="false"/>
-                <w:sz w:val="19"/>
-                <w:szCs w:val="19"/>
+            <w:tcW w:type="dxa" w:w="900"/>
+            <w:tcBorders>
+              <w:top w:val="single" w:color="C9D6D3" w:sz="4"/>
+              <w:left w:val="single" w:color="C9D6D3" w:sz="4"/>
+              <w:bottom w:val="single" w:color="C9D6D3" w:sz="4"/>
+              <w:right w:val="single" w:color="C9D6D3" w:sz="4"/>
+            </w:tcBorders>
+            <w:tcMar>
+              <w:top w:type="dxa" w:w="60"/>
+              <w:left w:type="dxa" w:w="100"/>
+              <w:bottom w:type="dxa" w:w="60"/>
+              <w:right w:type="dxa" w:w="100"/>
+            </w:tcMar>
+          </w:tcPr>
+          <w:p>
+            <w:pPr>
+              <w:spacing w:after="40"/>
+              <w:jc w:val="left"/>
+            </w:pPr>
+            <w:r>
+              <w:rPr>
+                <w:rFonts w:ascii="Calibri" w:cs="Calibri" w:eastAsia="Calibri" w:hAnsi="Calibri"/>
+                <w:sz w:val="18"/>
+                <w:szCs w:val="18"/>
               </w:rPr>
               <w:t xml:space="preserve">21</w:t>
             </w:r>
@@ -1293,28 +1409,30 @@
         </w:tc>
         <w:tc>
           <w:tcPr>
-            <w:tcW w:type="dxa" w:w="3120"/>
-            <w:tcBorders>
-              <w:top w:val="single" w:color="BBBBBB" w:sz="4"/>
-              <w:left w:val="single" w:color="BBBBBB" w:sz="4"/>
-              <w:bottom w:val="single" w:color="BBBBBB" w:sz="4"/>
-              <w:right w:val="single" w:color="BBBBBB" w:sz="4"/>
-            </w:tcBorders>
-            <w:tcMar>
-              <w:top w:type="dxa" w:w="60"/>
-              <w:left w:type="dxa" w:w="100"/>
-              <w:bottom w:type="dxa" w:w="60"/>
-              <w:right w:type="dxa" w:w="100"/>
-            </w:tcMar>
-          </w:tcPr>
-          <w:p>
-            <w:r>
-              <w:rPr>
-                <w:rFonts w:ascii="Calibri" w:cs="Calibri" w:eastAsia="Calibri" w:hAnsi="Calibri"/>
-                <w:b w:val="false"/>
-                <w:bCs w:val="false"/>
-                <w:sz w:val="19"/>
-                <w:szCs w:val="19"/>
+            <w:tcW w:type="dxa" w:w="4704"/>
+            <w:tcBorders>
+              <w:top w:val="single" w:color="C9D6D3" w:sz="4"/>
+              <w:left w:val="single" w:color="C9D6D3" w:sz="4"/>
+              <w:bottom w:val="single" w:color="C9D6D3" w:sz="4"/>
+              <w:right w:val="single" w:color="C9D6D3" w:sz="4"/>
+            </w:tcBorders>
+            <w:tcMar>
+              <w:top w:type="dxa" w:w="60"/>
+              <w:left w:type="dxa" w:w="100"/>
+              <w:bottom w:type="dxa" w:w="60"/>
+              <w:right w:type="dxa" w:w="100"/>
+            </w:tcMar>
+          </w:tcPr>
+          <w:p>
+            <w:pPr>
+              <w:spacing w:after="40"/>
+              <w:jc w:val="left"/>
+            </w:pPr>
+            <w:r>
+              <w:rPr>
+                <w:rFonts w:ascii="Calibri" w:cs="Calibri" w:eastAsia="Calibri" w:hAnsi="Calibri"/>
+                <w:sz w:val="18"/>
+                <w:szCs w:val="18"/>
               </w:rPr>
               <w:t xml:space="preserve">Fases, plazos de 3 h / 72 h / 15 días, autorización de a dos, condiciones de cierre, control de acceso</w:t>
             </w:r>
@@ -1323,32 +1441,37 @@
       </w:tr>
       <w:tr>
         <w:trPr>
+          <w:cantSplit/>
           <w:tblHeader w:val="off"/>
         </w:trPr>
         <w:tc>
           <w:tcPr>
-            <w:tcW w:type="dxa" w:w="3120"/>
-            <w:tcBorders>
-              <w:top w:val="single" w:color="BBBBBB" w:sz="4"/>
-              <w:left w:val="single" w:color="BBBBBB" w:sz="4"/>
-              <w:bottom w:val="single" w:color="BBBBBB" w:sz="4"/>
-              <w:right w:val="single" w:color="BBBBBB" w:sz="4"/>
-            </w:tcBorders>
-            <w:tcMar>
-              <w:top w:type="dxa" w:w="60"/>
-              <w:left w:type="dxa" w:w="100"/>
-              <w:bottom w:type="dxa" w:w="60"/>
-              <w:right w:type="dxa" w:w="100"/>
-            </w:tcMar>
-          </w:tcPr>
-          <w:p>
+            <w:tcW w:type="dxa" w:w="4476"/>
+            <w:tcBorders>
+              <w:top w:val="single" w:color="C9D6D3" w:sz="4"/>
+              <w:left w:val="single" w:color="C9D6D3" w:sz="4"/>
+              <w:bottom w:val="single" w:color="C9D6D3" w:sz="4"/>
+              <w:right w:val="single" w:color="C9D6D3" w:sz="4"/>
+            </w:tcBorders>
+            <w:tcMar>
+              <w:top w:type="dxa" w:w="60"/>
+              <w:left w:type="dxa" w:w="100"/>
+              <w:bottom w:type="dxa" w:w="60"/>
+              <w:right w:type="dxa" w:w="100"/>
+            </w:tcMar>
+          </w:tcPr>
+          <w:p>
+            <w:pPr>
+              <w:spacing w:after="40"/>
+              <w:jc w:val="left"/>
+            </w:pPr>
             <w:r>
               <w:rPr>
                 <w:rFonts w:ascii="Consolas" w:cs="Consolas" w:eastAsia="Consolas" w:hAnsi="Consolas"/>
                 <w:b w:val="false"/>
                 <w:bCs w:val="false"/>
-                <w:sz w:val="19"/>
-                <w:szCs w:val="19"/>
+                <w:sz w:val="16"/>
+                <w:szCs w:val="16"/>
               </w:rPr>
               <w:t xml:space="preserve">test_rbac</w:t>
             </w:r>
@@ -1356,28 +1479,30 @@
         </w:tc>
         <w:tc>
           <w:tcPr>
-            <w:tcW w:type="dxa" w:w="3120"/>
-            <w:tcBorders>
-              <w:top w:val="single" w:color="BBBBBB" w:sz="4"/>
-              <w:left w:val="single" w:color="BBBBBB" w:sz="4"/>
-              <w:bottom w:val="single" w:color="BBBBBB" w:sz="4"/>
-              <w:right w:val="single" w:color="BBBBBB" w:sz="4"/>
-            </w:tcBorders>
-            <w:tcMar>
-              <w:top w:type="dxa" w:w="60"/>
-              <w:left w:type="dxa" w:w="100"/>
-              <w:bottom w:type="dxa" w:w="60"/>
-              <w:right w:type="dxa" w:w="100"/>
-            </w:tcMar>
-          </w:tcPr>
-          <w:p>
-            <w:r>
-              <w:rPr>
-                <w:rFonts w:ascii="Calibri" w:cs="Calibri" w:eastAsia="Calibri" w:hAnsi="Calibri"/>
-                <w:b w:val="false"/>
-                <w:bCs w:val="false"/>
-                <w:sz w:val="19"/>
-                <w:szCs w:val="19"/>
+            <w:tcW w:type="dxa" w:w="900"/>
+            <w:tcBorders>
+              <w:top w:val="single" w:color="C9D6D3" w:sz="4"/>
+              <w:left w:val="single" w:color="C9D6D3" w:sz="4"/>
+              <w:bottom w:val="single" w:color="C9D6D3" w:sz="4"/>
+              <w:right w:val="single" w:color="C9D6D3" w:sz="4"/>
+            </w:tcBorders>
+            <w:tcMar>
+              <w:top w:type="dxa" w:w="60"/>
+              <w:left w:type="dxa" w:w="100"/>
+              <w:bottom w:type="dxa" w:w="60"/>
+              <w:right w:type="dxa" w:w="100"/>
+            </w:tcMar>
+          </w:tcPr>
+          <w:p>
+            <w:pPr>
+              <w:spacing w:after="40"/>
+              <w:jc w:val="left"/>
+            </w:pPr>
+            <w:r>
+              <w:rPr>
+                <w:rFonts w:ascii="Calibri" w:cs="Calibri" w:eastAsia="Calibri" w:hAnsi="Calibri"/>
+                <w:sz w:val="18"/>
+                <w:szCs w:val="18"/>
               </w:rPr>
               <w:t xml:space="preserve">27</w:t>
             </w:r>
@@ -1385,28 +1510,30 @@
         </w:tc>
         <w:tc>
           <w:tcPr>
-            <w:tcW w:type="dxa" w:w="3120"/>
-            <w:tcBorders>
-              <w:top w:val="single" w:color="BBBBBB" w:sz="4"/>
-              <w:left w:val="single" w:color="BBBBBB" w:sz="4"/>
-              <w:bottom w:val="single" w:color="BBBBBB" w:sz="4"/>
-              <w:right w:val="single" w:color="BBBBBB" w:sz="4"/>
-            </w:tcBorders>
-            <w:tcMar>
-              <w:top w:type="dxa" w:w="60"/>
-              <w:left w:type="dxa" w:w="100"/>
-              <w:bottom w:type="dxa" w:w="60"/>
-              <w:right w:type="dxa" w:w="100"/>
-            </w:tcMar>
-          </w:tcPr>
-          <w:p>
-            <w:r>
-              <w:rPr>
-                <w:rFonts w:ascii="Calibri" w:cs="Calibri" w:eastAsia="Calibri" w:hAnsi="Calibri"/>
-                <w:b w:val="false"/>
-                <w:bCs w:val="false"/>
-                <w:sz w:val="19"/>
-                <w:szCs w:val="19"/>
+            <w:tcW w:type="dxa" w:w="4704"/>
+            <w:tcBorders>
+              <w:top w:val="single" w:color="C9D6D3" w:sz="4"/>
+              <w:left w:val="single" w:color="C9D6D3" w:sz="4"/>
+              <w:bottom w:val="single" w:color="C9D6D3" w:sz="4"/>
+              <w:right w:val="single" w:color="C9D6D3" w:sz="4"/>
+            </w:tcBorders>
+            <w:tcMar>
+              <w:top w:type="dxa" w:w="60"/>
+              <w:left w:type="dxa" w:w="100"/>
+              <w:bottom w:type="dxa" w:w="60"/>
+              <w:right w:type="dxa" w:w="100"/>
+            </w:tcMar>
+          </w:tcPr>
+          <w:p>
+            <w:pPr>
+              <w:spacing w:after="40"/>
+              <w:jc w:val="left"/>
+            </w:pPr>
+            <w:r>
+              <w:rPr>
+                <w:rFonts w:ascii="Calibri" w:cs="Calibri" w:eastAsia="Calibri" w:hAnsi="Calibri"/>
+                <w:sz w:val="18"/>
+                <w:szCs w:val="18"/>
               </w:rPr>
               <w:t xml:space="preserve">Permisos por rol, incluidos los de privacidad</w:t>
             </w:r>
@@ -1415,42 +1542,45 @@
       </w:tr>
       <w:tr>
         <w:trPr>
+          <w:cantSplit/>
           <w:tblHeader w:val="off"/>
         </w:trPr>
         <w:tc>
           <w:tcPr>
-            <w:tcW w:type="dxa" w:w="3120"/>
-            <w:tcBorders>
-              <w:top w:val="single" w:color="BBBBBB" w:sz="4"/>
-              <w:left w:val="single" w:color="BBBBBB" w:sz="4"/>
-              <w:bottom w:val="single" w:color="BBBBBB" w:sz="4"/>
-              <w:right w:val="single" w:color="BBBBBB" w:sz="4"/>
-            </w:tcBorders>
-            <w:tcMar>
-              <w:top w:type="dxa" w:w="60"/>
-              <w:left w:type="dxa" w:w="100"/>
-              <w:bottom w:type="dxa" w:w="60"/>
-              <w:right w:type="dxa" w:w="100"/>
-            </w:tcMar>
-          </w:tcPr>
-          <w:p>
+            <w:tcW w:type="dxa" w:w="4476"/>
+            <w:tcBorders>
+              <w:top w:val="single" w:color="C9D6D3" w:sz="4"/>
+              <w:left w:val="single" w:color="C9D6D3" w:sz="4"/>
+              <w:bottom w:val="single" w:color="C9D6D3" w:sz="4"/>
+              <w:right w:val="single" w:color="C9D6D3" w:sz="4"/>
+            </w:tcBorders>
+            <w:tcMar>
+              <w:top w:type="dxa" w:w="60"/>
+              <w:left w:type="dxa" w:w="100"/>
+              <w:bottom w:type="dxa" w:w="60"/>
+              <w:right w:type="dxa" w:w="100"/>
+            </w:tcMar>
+          </w:tcPr>
+          <w:p>
+            <w:pPr>
+              <w:spacing w:after="40"/>
+              <w:jc w:val="left"/>
+            </w:pPr>
             <w:r>
               <w:rPr>
                 <w:rFonts w:ascii="Consolas" w:cs="Consolas" w:eastAsia="Consolas" w:hAnsi="Consolas"/>
                 <w:b w:val="false"/>
                 <w:bCs w:val="false"/>
-                <w:sz w:val="19"/>
-                <w:szCs w:val="19"/>
+                <w:sz w:val="16"/>
+                <w:szCs w:val="16"/>
               </w:rPr>
               <w:t xml:space="preserve">test_privacidad</w:t>
             </w:r>
             <w:r>
               <w:rPr>
                 <w:rFonts w:ascii="Calibri" w:cs="Calibri" w:eastAsia="Calibri" w:hAnsi="Calibri"/>
-                <w:b w:val="false"/>
-                <w:bCs w:val="false"/>
-                <w:sz w:val="19"/>
-                <w:szCs w:val="19"/>
+                <w:sz w:val="18"/>
+                <w:szCs w:val="18"/>
               </w:rPr>
               <w:t xml:space="preserve">, </w:t>
             </w:r>
@@ -1459,18 +1589,16 @@
                 <w:rFonts w:ascii="Consolas" w:cs="Consolas" w:eastAsia="Consolas" w:hAnsi="Consolas"/>
                 <w:b w:val="false"/>
                 <w:bCs w:val="false"/>
-                <w:sz w:val="19"/>
-                <w:szCs w:val="19"/>
+                <w:sz w:val="16"/>
+                <w:szCs w:val="16"/>
               </w:rPr>
               <w:t xml:space="preserve">test_retencion_anonimizacion</w:t>
             </w:r>
             <w:r>
               <w:rPr>
                 <w:rFonts w:ascii="Calibri" w:cs="Calibri" w:eastAsia="Calibri" w:hAnsi="Calibri"/>
-                <w:b w:val="false"/>
-                <w:bCs w:val="false"/>
-                <w:sz w:val="19"/>
-                <w:szCs w:val="19"/>
+                <w:sz w:val="18"/>
+                <w:szCs w:val="18"/>
               </w:rPr>
               <w:t xml:space="preserve">, </w:t>
             </w:r>
@@ -1479,18 +1607,16 @@
                 <w:rFonts w:ascii="Consolas" w:cs="Consolas" w:eastAsia="Consolas" w:hAnsi="Consolas"/>
                 <w:b w:val="false"/>
                 <w:bCs w:val="false"/>
-                <w:sz w:val="19"/>
-                <w:szCs w:val="19"/>
+                <w:sz w:val="16"/>
+                <w:szCs w:val="16"/>
               </w:rPr>
               <w:t xml:space="preserve">test_rotacion_llaves</w:t>
             </w:r>
             <w:r>
               <w:rPr>
                 <w:rFonts w:ascii="Calibri" w:cs="Calibri" w:eastAsia="Calibri" w:hAnsi="Calibri"/>
-                <w:b w:val="false"/>
-                <w:bCs w:val="false"/>
-                <w:sz w:val="19"/>
-                <w:szCs w:val="19"/>
+                <w:sz w:val="18"/>
+                <w:szCs w:val="18"/>
               </w:rPr>
               <w:t xml:space="preserve">, </w:t>
             </w:r>
@@ -1499,8 +1625,8 @@
                 <w:rFonts w:ascii="Consolas" w:cs="Consolas" w:eastAsia="Consolas" w:hAnsi="Consolas"/>
                 <w:b w:val="false"/>
                 <w:bCs w:val="false"/>
-                <w:sz w:val="19"/>
-                <w:szCs w:val="19"/>
+                <w:sz w:val="16"/>
+                <w:szCs w:val="16"/>
               </w:rPr>
               <w:t xml:space="preserve">test_endurecimiento</w:t>
             </w:r>
@@ -1508,28 +1634,30 @@
         </w:tc>
         <w:tc>
           <w:tcPr>
-            <w:tcW w:type="dxa" w:w="3120"/>
-            <w:tcBorders>
-              <w:top w:val="single" w:color="BBBBBB" w:sz="4"/>
-              <w:left w:val="single" w:color="BBBBBB" w:sz="4"/>
-              <w:bottom w:val="single" w:color="BBBBBB" w:sz="4"/>
-              <w:right w:val="single" w:color="BBBBBB" w:sz="4"/>
-            </w:tcBorders>
-            <w:tcMar>
-              <w:top w:type="dxa" w:w="60"/>
-              <w:left w:type="dxa" w:w="100"/>
-              <w:bottom w:type="dxa" w:w="60"/>
-              <w:right w:type="dxa" w:w="100"/>
-            </w:tcMar>
-          </w:tcPr>
-          <w:p>
-            <w:r>
-              <w:rPr>
-                <w:rFonts w:ascii="Calibri" w:cs="Calibri" w:eastAsia="Calibri" w:hAnsi="Calibri"/>
-                <w:b w:val="false"/>
-                <w:bCs w:val="false"/>
-                <w:sz w:val="19"/>
-                <w:szCs w:val="19"/>
+            <w:tcW w:type="dxa" w:w="900"/>
+            <w:tcBorders>
+              <w:top w:val="single" w:color="C9D6D3" w:sz="4"/>
+              <w:left w:val="single" w:color="C9D6D3" w:sz="4"/>
+              <w:bottom w:val="single" w:color="C9D6D3" w:sz="4"/>
+              <w:right w:val="single" w:color="C9D6D3" w:sz="4"/>
+            </w:tcBorders>
+            <w:tcMar>
+              <w:top w:type="dxa" w:w="60"/>
+              <w:left w:type="dxa" w:w="100"/>
+              <w:bottom w:type="dxa" w:w="60"/>
+              <w:right w:type="dxa" w:w="100"/>
+            </w:tcMar>
+          </w:tcPr>
+          <w:p>
+            <w:pPr>
+              <w:spacing w:after="40"/>
+              <w:jc w:val="left"/>
+            </w:pPr>
+            <w:r>
+              <w:rPr>
+                <w:rFonts w:ascii="Calibri" w:cs="Calibri" w:eastAsia="Calibri" w:hAnsi="Calibri"/>
+                <w:sz w:val="18"/>
+                <w:szCs w:val="18"/>
               </w:rPr>
               <w:t xml:space="preserve">35</w:t>
             </w:r>
@@ -1537,28 +1665,30 @@
         </w:tc>
         <w:tc>
           <w:tcPr>
-            <w:tcW w:type="dxa" w:w="3120"/>
-            <w:tcBorders>
-              <w:top w:val="single" w:color="BBBBBB" w:sz="4"/>
-              <w:left w:val="single" w:color="BBBBBB" w:sz="4"/>
-              <w:bottom w:val="single" w:color="BBBBBB" w:sz="4"/>
-              <w:right w:val="single" w:color="BBBBBB" w:sz="4"/>
-            </w:tcBorders>
-            <w:tcMar>
-              <w:top w:type="dxa" w:w="60"/>
-              <w:left w:type="dxa" w:w="100"/>
-              <w:bottom w:type="dxa" w:w="60"/>
-              <w:right w:type="dxa" w:w="100"/>
-            </w:tcMar>
-          </w:tcPr>
-          <w:p>
-            <w:r>
-              <w:rPr>
-                <w:rFonts w:ascii="Calibri" w:cs="Calibri" w:eastAsia="Calibri" w:hAnsi="Calibri"/>
-                <w:b w:val="false"/>
-                <w:bCs w:val="false"/>
-                <w:sz w:val="19"/>
-                <w:szCs w:val="19"/>
+            <w:tcW w:type="dxa" w:w="4704"/>
+            <w:tcBorders>
+              <w:top w:val="single" w:color="C9D6D3" w:sz="4"/>
+              <w:left w:val="single" w:color="C9D6D3" w:sz="4"/>
+              <w:bottom w:val="single" w:color="C9D6D3" w:sz="4"/>
+              <w:right w:val="single" w:color="C9D6D3" w:sz="4"/>
+            </w:tcBorders>
+            <w:tcMar>
+              <w:top w:type="dxa" w:w="60"/>
+              <w:left w:type="dxa" w:w="100"/>
+              <w:bottom w:type="dxa" w:w="60"/>
+              <w:right w:type="dxa" w:w="100"/>
+            </w:tcMar>
+          </w:tcPr>
+          <w:p>
+            <w:pPr>
+              <w:spacing w:after="40"/>
+              <w:jc w:val="left"/>
+            </w:pPr>
+            <w:r>
+              <w:rPr>
+                <w:rFonts w:ascii="Calibri" w:cs="Calibri" w:eastAsia="Calibri" w:hAnsi="Calibri"/>
+                <w:sz w:val="18"/>
+                <w:szCs w:val="18"/>
               </w:rPr>
               <w:t xml:space="preserve">Seudonimización, cifrado, retención, rotación de llaves, endurecimiento de sesión y errores</w:t>
             </w:r>
@@ -1566,10 +1696,14 @@
         </w:tc>
       </w:tr>
     </w:tbl>
-    <w:p/>
-    <w:p>
-      <w:pPr>
-        <w:pStyle w:val="Heading3"/>
+    <w:p>
+      <w:pPr>
+        <w:spacing w:after="120"/>
+      </w:pPr>
+    </w:p>
+    <w:p>
+      <w:pPr>
+        <w:pStyle w:val="Heading2"/>
       </w:pPr>
       <w:r>
         <w:rPr>
@@ -1580,20 +1714,18 @@
     </w:p>
     <w:p>
       <w:pPr>
-        <w:spacing w:after="120"/>
-      </w:pPr>
-      <w:r>
-        <w:rPr>
-          <w:rFonts w:ascii="Calibri" w:cs="Calibri" w:eastAsia="Calibri" w:hAnsi="Calibri"/>
-          <w:sz w:val="22"/>
-          <w:szCs w:val="22"/>
+        <w:spacing w:after="120" w:line="276"/>
+      </w:pPr>
+      <w:r>
+        <w:rPr>
+          <w:rFonts w:ascii="Calibri" w:cs="Calibri" w:eastAsia="Calibri" w:hAnsi="Calibri"/>
         </w:rPr>
         <w:t xml:space="preserve">Cada control está en la capa que lo hace cumplir, no solo en la pantalla:</w:t>
       </w:r>
     </w:p>
     <w:tbl>
       <w:tblPr>
-        <w:tblW w:type="dxa" w:w="9360"/>
+        <w:tblW w:type="dxa" w:w="10080"/>
         <w:tblBorders>
           <w:top w:val="single" w:color="auto" w:sz="4"/>
           <w:left w:val="single" w:color="auto" w:sz="4"/>
@@ -1604,39 +1736,45 @@
         </w:tblBorders>
       </w:tblPr>
       <w:tblGrid>
-        <w:gridCol w:w="3120"/>
-        <w:gridCol w:w="3120"/>
-        <w:gridCol w:w="3120"/>
+        <w:gridCol w:w="3360"/>
+        <w:gridCol w:w="3360"/>
+        <w:gridCol w:w="3360"/>
       </w:tblGrid>
       <w:tr>
         <w:trPr>
+          <w:cantSplit w:val="off"/>
           <w:tblHeader/>
         </w:trPr>
         <w:tc>
           <w:tcPr>
-            <w:tcW w:type="dxa" w:w="3120"/>
-            <w:tcBorders>
-              <w:top w:val="single" w:color="BBBBBB" w:sz="4"/>
-              <w:left w:val="single" w:color="BBBBBB" w:sz="4"/>
-              <w:bottom w:val="single" w:color="BBBBBB" w:sz="4"/>
-              <w:right w:val="single" w:color="BBBBBB" w:sz="4"/>
-            </w:tcBorders>
-            <w:shd w:fill="E6EEF5" w:val="clear"/>
-            <w:tcMar>
-              <w:top w:type="dxa" w:w="60"/>
-              <w:left w:type="dxa" w:w="100"/>
-              <w:bottom w:type="dxa" w:w="60"/>
-              <w:right w:type="dxa" w:w="100"/>
-            </w:tcMar>
-          </w:tcPr>
-          <w:p>
+            <w:tcW w:type="dxa" w:w="3360"/>
+            <w:tcBorders>
+              <w:top w:val="single" w:color="C9D6D3" w:sz="4"/>
+              <w:left w:val="single" w:color="C9D6D3" w:sz="4"/>
+              <w:bottom w:val="single" w:color="C9D6D3" w:sz="4"/>
+              <w:right w:val="single" w:color="C9D6D3" w:sz="4"/>
+            </w:tcBorders>
+            <w:shd w:fill="E3F1EF" w:color="auto" w:val="clear"/>
+            <w:tcMar>
+              <w:top w:type="dxa" w:w="60"/>
+              <w:left w:type="dxa" w:w="100"/>
+              <w:bottom w:type="dxa" w:w="60"/>
+              <w:right w:type="dxa" w:w="100"/>
+            </w:tcMar>
+          </w:tcPr>
+          <w:p>
+            <w:pPr>
+              <w:spacing w:after="40"/>
+              <w:jc w:val="left"/>
+            </w:pPr>
             <w:r>
               <w:rPr>
                 <w:rFonts w:ascii="Calibri" w:cs="Calibri" w:eastAsia="Calibri" w:hAnsi="Calibri"/>
                 <w:b/>
                 <w:bCs/>
-                <w:sz w:val="19"/>
-                <w:szCs w:val="19"/>
+                <w:color w:val="0F6E6A"/>
+                <w:sz w:val="18"/>
+                <w:szCs w:val="18"/>
               </w:rPr>
               <w:t xml:space="preserve">Intento de saltarse el control</w:t>
             </w:r>
@@ -1644,29 +1782,34 @@
         </w:tc>
         <w:tc>
           <w:tcPr>
-            <w:tcW w:type="dxa" w:w="3120"/>
-            <w:tcBorders>
-              <w:top w:val="single" w:color="BBBBBB" w:sz="4"/>
-              <w:left w:val="single" w:color="BBBBBB" w:sz="4"/>
-              <w:bottom w:val="single" w:color="BBBBBB" w:sz="4"/>
-              <w:right w:val="single" w:color="BBBBBB" w:sz="4"/>
-            </w:tcBorders>
-            <w:shd w:fill="E6EEF5" w:val="clear"/>
-            <w:tcMar>
-              <w:top w:type="dxa" w:w="60"/>
-              <w:left w:type="dxa" w:w="100"/>
-              <w:bottom w:type="dxa" w:w="60"/>
-              <w:right w:type="dxa" w:w="100"/>
-            </w:tcMar>
-          </w:tcPr>
-          <w:p>
+            <w:tcW w:type="dxa" w:w="3360"/>
+            <w:tcBorders>
+              <w:top w:val="single" w:color="C9D6D3" w:sz="4"/>
+              <w:left w:val="single" w:color="C9D6D3" w:sz="4"/>
+              <w:bottom w:val="single" w:color="C9D6D3" w:sz="4"/>
+              <w:right w:val="single" w:color="C9D6D3" w:sz="4"/>
+            </w:tcBorders>
+            <w:shd w:fill="E3F1EF" w:color="auto" w:val="clear"/>
+            <w:tcMar>
+              <w:top w:type="dxa" w:w="60"/>
+              <w:left w:type="dxa" w:w="100"/>
+              <w:bottom w:type="dxa" w:w="60"/>
+              <w:right w:type="dxa" w:w="100"/>
+            </w:tcMar>
+          </w:tcPr>
+          <w:p>
+            <w:pPr>
+              <w:spacing w:after="40"/>
+              <w:jc w:val="left"/>
+            </w:pPr>
             <w:r>
               <w:rPr>
                 <w:rFonts w:ascii="Calibri" w:cs="Calibri" w:eastAsia="Calibri" w:hAnsi="Calibri"/>
                 <w:b/>
                 <w:bCs/>
-                <w:sz w:val="19"/>
-                <w:szCs w:val="19"/>
+                <w:color w:val="0F6E6A"/>
+                <w:sz w:val="18"/>
+                <w:szCs w:val="18"/>
               </w:rPr>
               <w:t xml:space="preserve">Qué lo detiene</w:t>
             </w:r>
@@ -1674,29 +1817,34 @@
         </w:tc>
         <w:tc>
           <w:tcPr>
-            <w:tcW w:type="dxa" w:w="3120"/>
-            <w:tcBorders>
-              <w:top w:val="single" w:color="BBBBBB" w:sz="4"/>
-              <w:left w:val="single" w:color="BBBBBB" w:sz="4"/>
-              <w:bottom w:val="single" w:color="BBBBBB" w:sz="4"/>
-              <w:right w:val="single" w:color="BBBBBB" w:sz="4"/>
-            </w:tcBorders>
-            <w:shd w:fill="E6EEF5" w:val="clear"/>
-            <w:tcMar>
-              <w:top w:type="dxa" w:w="60"/>
-              <w:left w:type="dxa" w:w="100"/>
-              <w:bottom w:type="dxa" w:w="60"/>
-              <w:right w:type="dxa" w:w="100"/>
-            </w:tcMar>
-          </w:tcPr>
-          <w:p>
+            <w:tcW w:type="dxa" w:w="3360"/>
+            <w:tcBorders>
+              <w:top w:val="single" w:color="C9D6D3" w:sz="4"/>
+              <w:left w:val="single" w:color="C9D6D3" w:sz="4"/>
+              <w:bottom w:val="single" w:color="C9D6D3" w:sz="4"/>
+              <w:right w:val="single" w:color="C9D6D3" w:sz="4"/>
+            </w:tcBorders>
+            <w:shd w:fill="E3F1EF" w:color="auto" w:val="clear"/>
+            <w:tcMar>
+              <w:top w:type="dxa" w:w="60"/>
+              <w:left w:type="dxa" w:w="100"/>
+              <w:bottom w:type="dxa" w:w="60"/>
+              <w:right w:type="dxa" w:w="100"/>
+            </w:tcMar>
+          </w:tcPr>
+          <w:p>
+            <w:pPr>
+              <w:spacing w:after="40"/>
+              <w:jc w:val="left"/>
+            </w:pPr>
             <w:r>
               <w:rPr>
                 <w:rFonts w:ascii="Calibri" w:cs="Calibri" w:eastAsia="Calibri" w:hAnsi="Calibri"/>
                 <w:b/>
                 <w:bCs/>
-                <w:sz w:val="19"/>
-                <w:szCs w:val="19"/>
+                <w:color w:val="0F6E6A"/>
+                <w:sz w:val="18"/>
+                <w:szCs w:val="18"/>
               </w:rPr>
               <w:t xml:space="preserve">Prueba</w:t>
             </w:r>
@@ -1705,32 +1853,35 @@
       </w:tr>
       <w:tr>
         <w:trPr>
+          <w:cantSplit/>
           <w:tblHeader w:val="off"/>
         </w:trPr>
         <w:tc>
           <w:tcPr>
-            <w:tcW w:type="dxa" w:w="3120"/>
-            <w:tcBorders>
-              <w:top w:val="single" w:color="BBBBBB" w:sz="4"/>
-              <w:left w:val="single" w:color="BBBBBB" w:sz="4"/>
-              <w:bottom w:val="single" w:color="BBBBBB" w:sz="4"/>
-              <w:right w:val="single" w:color="BBBBBB" w:sz="4"/>
-            </w:tcBorders>
-            <w:tcMar>
-              <w:top w:type="dxa" w:w="60"/>
-              <w:left w:type="dxa" w:w="100"/>
-              <w:bottom w:type="dxa" w:w="60"/>
-              <w:right w:type="dxa" w:w="100"/>
-            </w:tcMar>
-          </w:tcPr>
-          <w:p>
-            <w:r>
-              <w:rPr>
-                <w:rFonts w:ascii="Calibri" w:cs="Calibri" w:eastAsia="Calibri" w:hAnsi="Calibri"/>
-                <w:b w:val="false"/>
-                <w:bCs w:val="false"/>
-                <w:sz w:val="19"/>
-                <w:szCs w:val="19"/>
+            <w:tcW w:type="dxa" w:w="3360"/>
+            <w:tcBorders>
+              <w:top w:val="single" w:color="C9D6D3" w:sz="4"/>
+              <w:left w:val="single" w:color="C9D6D3" w:sz="4"/>
+              <w:bottom w:val="single" w:color="C9D6D3" w:sz="4"/>
+              <w:right w:val="single" w:color="C9D6D3" w:sz="4"/>
+            </w:tcBorders>
+            <w:tcMar>
+              <w:top w:type="dxa" w:w="60"/>
+              <w:left w:type="dxa" w:w="100"/>
+              <w:bottom w:type="dxa" w:w="60"/>
+              <w:right w:type="dxa" w:w="100"/>
+            </w:tcMar>
+          </w:tcPr>
+          <w:p>
+            <w:pPr>
+              <w:spacing w:after="40"/>
+              <w:jc w:val="left"/>
+            </w:pPr>
+            <w:r>
+              <w:rPr>
+                <w:rFonts w:ascii="Calibri" w:cs="Calibri" w:eastAsia="Calibri" w:hAnsi="Calibri"/>
+                <w:sz w:val="18"/>
+                <w:szCs w:val="18"/>
               </w:rPr>
               <w:t xml:space="preserve">Enviar a mano la petición de resolver, cerrar o autorizar sin ser Encargado</w:t>
             </w:r>
@@ -1738,28 +1889,30 @@
         </w:tc>
         <w:tc>
           <w:tcPr>
-            <w:tcW w:type="dxa" w:w="3120"/>
-            <w:tcBorders>
-              <w:top w:val="single" w:color="BBBBBB" w:sz="4"/>
-              <w:left w:val="single" w:color="BBBBBB" w:sz="4"/>
-              <w:bottom w:val="single" w:color="BBBBBB" w:sz="4"/>
-              <w:right w:val="single" w:color="BBBBBB" w:sz="4"/>
-            </w:tcBorders>
-            <w:tcMar>
-              <w:top w:type="dxa" w:w="60"/>
-              <w:left w:type="dxa" w:w="100"/>
-              <w:bottom w:type="dxa" w:w="60"/>
-              <w:right w:type="dxa" w:w="100"/>
-            </w:tcMar>
-          </w:tcPr>
-          <w:p>
-            <w:r>
-              <w:rPr>
-                <w:rFonts w:ascii="Calibri" w:cs="Calibri" w:eastAsia="Calibri" w:hAnsi="Calibri"/>
-                <w:b w:val="false"/>
-                <w:bCs w:val="false"/>
-                <w:sz w:val="19"/>
-                <w:szCs w:val="19"/>
+            <w:tcW w:type="dxa" w:w="3360"/>
+            <w:tcBorders>
+              <w:top w:val="single" w:color="C9D6D3" w:sz="4"/>
+              <w:left w:val="single" w:color="C9D6D3" w:sz="4"/>
+              <w:bottom w:val="single" w:color="C9D6D3" w:sz="4"/>
+              <w:right w:val="single" w:color="C9D6D3" w:sz="4"/>
+            </w:tcBorders>
+            <w:tcMar>
+              <w:top w:type="dxa" w:w="60"/>
+              <w:left w:type="dxa" w:w="100"/>
+              <w:bottom w:type="dxa" w:w="60"/>
+              <w:right w:type="dxa" w:w="100"/>
+            </w:tcMar>
+          </w:tcPr>
+          <w:p>
+            <w:pPr>
+              <w:spacing w:after="40"/>
+              <w:jc w:val="left"/>
+            </w:pPr>
+            <w:r>
+              <w:rPr>
+                <w:rFonts w:ascii="Calibri" w:cs="Calibri" w:eastAsia="Calibri" w:hAnsi="Calibri"/>
+                <w:sz w:val="18"/>
+                <w:szCs w:val="18"/>
               </w:rPr>
               <w:t xml:space="preserve">Permiso del servidor (403) en cada ruta; se probó con los cinco roles restantes</w:t>
             </w:r>
@@ -1767,38 +1920,40 @@
         </w:tc>
         <w:tc>
           <w:tcPr>
-            <w:tcW w:type="dxa" w:w="3120"/>
-            <w:tcBorders>
-              <w:top w:val="single" w:color="BBBBBB" w:sz="4"/>
-              <w:left w:val="single" w:color="BBBBBB" w:sz="4"/>
-              <w:bottom w:val="single" w:color="BBBBBB" w:sz="4"/>
-              <w:right w:val="single" w:color="BBBBBB" w:sz="4"/>
-            </w:tcBorders>
-            <w:tcMar>
-              <w:top w:type="dxa" w:w="60"/>
-              <w:left w:type="dxa" w:w="100"/>
-              <w:bottom w:type="dxa" w:w="60"/>
-              <w:right w:type="dxa" w:w="100"/>
-            </w:tcMar>
-          </w:tcPr>
-          <w:p>
+            <w:tcW w:type="dxa" w:w="3360"/>
+            <w:tcBorders>
+              <w:top w:val="single" w:color="C9D6D3" w:sz="4"/>
+              <w:left w:val="single" w:color="C9D6D3" w:sz="4"/>
+              <w:bottom w:val="single" w:color="C9D6D3" w:sz="4"/>
+              <w:right w:val="single" w:color="C9D6D3" w:sz="4"/>
+            </w:tcBorders>
+            <w:tcMar>
+              <w:top w:type="dxa" w:w="60"/>
+              <w:left w:type="dxa" w:w="100"/>
+              <w:bottom w:type="dxa" w:w="60"/>
+              <w:right w:type="dxa" w:w="100"/>
+            </w:tcMar>
+          </w:tcPr>
+          <w:p>
+            <w:pPr>
+              <w:spacing w:after="40"/>
+              <w:jc w:val="left"/>
+            </w:pPr>
             <w:r>
               <w:rPr>
                 <w:rFonts w:ascii="Consolas" w:cs="Consolas" w:eastAsia="Consolas" w:hAnsi="Consolas"/>
                 <w:b w:val="false"/>
                 <w:bCs w:val="false"/>
-                <w:sz w:val="19"/>
-                <w:szCs w:val="19"/>
+                <w:sz w:val="16"/>
+                <w:szCs w:val="16"/>
               </w:rPr>
               <w:t xml:space="preserve">test_solo_el_encargado_gestiona_las_solicitudes</w:t>
             </w:r>
             <w:r>
               <w:rPr>
                 <w:rFonts w:ascii="Calibri" w:cs="Calibri" w:eastAsia="Calibri" w:hAnsi="Calibri"/>
-                <w:b w:val="false"/>
-                <w:bCs w:val="false"/>
-                <w:sz w:val="19"/>
-                <w:szCs w:val="19"/>
+                <w:sz w:val="18"/>
+                <w:szCs w:val="18"/>
               </w:rPr>
               <w:t xml:space="preserve">, </w:t>
             </w:r>
@@ -1807,8 +1962,8 @@
                 <w:rFonts w:ascii="Consolas" w:cs="Consolas" w:eastAsia="Consolas" w:hAnsi="Consolas"/>
                 <w:b w:val="false"/>
                 <w:bCs w:val="false"/>
-                <w:sz w:val="19"/>
-                <w:szCs w:val="19"/>
+                <w:sz w:val="16"/>
+                <w:szCs w:val="16"/>
               </w:rPr>
               <w:t xml:space="preserve">test_solo_seguridad_ve_los_casos</w:t>
             </w:r>
@@ -1817,32 +1972,35 @@
       </w:tr>
       <w:tr>
         <w:trPr>
+          <w:cantSplit/>
           <w:tblHeader w:val="off"/>
         </w:trPr>
         <w:tc>
           <w:tcPr>
-            <w:tcW w:type="dxa" w:w="3120"/>
-            <w:tcBorders>
-              <w:top w:val="single" w:color="BBBBBB" w:sz="4"/>
-              <w:left w:val="single" w:color="BBBBBB" w:sz="4"/>
-              <w:bottom w:val="single" w:color="BBBBBB" w:sz="4"/>
-              <w:right w:val="single" w:color="BBBBBB" w:sz="4"/>
-            </w:tcBorders>
-            <w:tcMar>
-              <w:top w:type="dxa" w:w="60"/>
-              <w:left w:type="dxa" w:w="100"/>
-              <w:bottom w:type="dxa" w:w="60"/>
-              <w:right w:type="dxa" w:w="100"/>
-            </w:tcMar>
-          </w:tcPr>
-          <w:p>
-            <w:r>
-              <w:rPr>
-                <w:rFonts w:ascii="Calibri" w:cs="Calibri" w:eastAsia="Calibri" w:hAnsi="Calibri"/>
-                <w:b w:val="false"/>
-                <w:bCs w:val="false"/>
-                <w:sz w:val="19"/>
-                <w:szCs w:val="19"/>
+            <w:tcW w:type="dxa" w:w="3360"/>
+            <w:tcBorders>
+              <w:top w:val="single" w:color="C9D6D3" w:sz="4"/>
+              <w:left w:val="single" w:color="C9D6D3" w:sz="4"/>
+              <w:bottom w:val="single" w:color="C9D6D3" w:sz="4"/>
+              <w:right w:val="single" w:color="C9D6D3" w:sz="4"/>
+            </w:tcBorders>
+            <w:tcMar>
+              <w:top w:type="dxa" w:w="60"/>
+              <w:left w:type="dxa" w:w="100"/>
+              <w:bottom w:type="dxa" w:w="60"/>
+              <w:right w:type="dxa" w:w="100"/>
+            </w:tcMar>
+          </w:tcPr>
+          <w:p>
+            <w:pPr>
+              <w:spacing w:after="40"/>
+              <w:jc w:val="left"/>
+            </w:pPr>
+            <w:r>
+              <w:rPr>
+                <w:rFonts w:ascii="Calibri" w:cs="Calibri" w:eastAsia="Calibri" w:hAnsi="Calibri"/>
+                <w:sz w:val="18"/>
+                <w:szCs w:val="18"/>
               </w:rPr>
               <w:t xml:space="preserve">Resolver una solicitud sin verificar la identidad</w:t>
             </w:r>
@@ -1850,28 +2008,30 @@
         </w:tc>
         <w:tc>
           <w:tcPr>
-            <w:tcW w:type="dxa" w:w="3120"/>
-            <w:tcBorders>
-              <w:top w:val="single" w:color="BBBBBB" w:sz="4"/>
-              <w:left w:val="single" w:color="BBBBBB" w:sz="4"/>
-              <w:bottom w:val="single" w:color="BBBBBB" w:sz="4"/>
-              <w:right w:val="single" w:color="BBBBBB" w:sz="4"/>
-            </w:tcBorders>
-            <w:tcMar>
-              <w:top w:type="dxa" w:w="60"/>
-              <w:left w:type="dxa" w:w="100"/>
-              <w:bottom w:type="dxa" w:w="60"/>
-              <w:right w:type="dxa" w:w="100"/>
-            </w:tcMar>
-          </w:tcPr>
-          <w:p>
-            <w:r>
-              <w:rPr>
-                <w:rFonts w:ascii="Calibri" w:cs="Calibri" w:eastAsia="Calibri" w:hAnsi="Calibri"/>
-                <w:b w:val="false"/>
-                <w:bCs w:val="false"/>
-                <w:sz w:val="19"/>
-                <w:szCs w:val="19"/>
+            <w:tcW w:type="dxa" w:w="3360"/>
+            <w:tcBorders>
+              <w:top w:val="single" w:color="C9D6D3" w:sz="4"/>
+              <w:left w:val="single" w:color="C9D6D3" w:sz="4"/>
+              <w:bottom w:val="single" w:color="C9D6D3" w:sz="4"/>
+              <w:right w:val="single" w:color="C9D6D3" w:sz="4"/>
+            </w:tcBorders>
+            <w:tcMar>
+              <w:top w:type="dxa" w:w="60"/>
+              <w:left w:type="dxa" w:w="100"/>
+              <w:bottom w:type="dxa" w:w="60"/>
+              <w:right w:type="dxa" w:w="100"/>
+            </w:tcMar>
+          </w:tcPr>
+          <w:p>
+            <w:pPr>
+              <w:spacing w:after="40"/>
+              <w:jc w:val="left"/>
+            </w:pPr>
+            <w:r>
+              <w:rPr>
+                <w:rFonts w:ascii="Calibri" w:cs="Calibri" w:eastAsia="Calibri" w:hAnsi="Calibri"/>
+                <w:sz w:val="18"/>
+                <w:szCs w:val="18"/>
               </w:rPr>
               <w:t xml:space="preserve">Regla del servicio, no de la pantalla</w:t>
             </w:r>
@@ -1879,28 +2039,32 @@
         </w:tc>
         <w:tc>
           <w:tcPr>
-            <w:tcW w:type="dxa" w:w="3120"/>
-            <w:tcBorders>
-              <w:top w:val="single" w:color="BBBBBB" w:sz="4"/>
-              <w:left w:val="single" w:color="BBBBBB" w:sz="4"/>
-              <w:bottom w:val="single" w:color="BBBBBB" w:sz="4"/>
-              <w:right w:val="single" w:color="BBBBBB" w:sz="4"/>
-            </w:tcBorders>
-            <w:tcMar>
-              <w:top w:type="dxa" w:w="60"/>
-              <w:left w:type="dxa" w:w="100"/>
-              <w:bottom w:type="dxa" w:w="60"/>
-              <w:right w:type="dxa" w:w="100"/>
-            </w:tcMar>
-          </w:tcPr>
-          <w:p>
+            <w:tcW w:type="dxa" w:w="3360"/>
+            <w:tcBorders>
+              <w:top w:val="single" w:color="C9D6D3" w:sz="4"/>
+              <w:left w:val="single" w:color="C9D6D3" w:sz="4"/>
+              <w:bottom w:val="single" w:color="C9D6D3" w:sz="4"/>
+              <w:right w:val="single" w:color="C9D6D3" w:sz="4"/>
+            </w:tcBorders>
+            <w:tcMar>
+              <w:top w:type="dxa" w:w="60"/>
+              <w:left w:type="dxa" w:w="100"/>
+              <w:bottom w:type="dxa" w:w="60"/>
+              <w:right w:type="dxa" w:w="100"/>
+            </w:tcMar>
+          </w:tcPr>
+          <w:p>
+            <w:pPr>
+              <w:spacing w:after="40"/>
+              <w:jc w:val="left"/>
+            </w:pPr>
             <w:r>
               <w:rPr>
                 <w:rFonts w:ascii="Consolas" w:cs="Consolas" w:eastAsia="Consolas" w:hAnsi="Consolas"/>
                 <w:b w:val="false"/>
                 <w:bCs w:val="false"/>
-                <w:sz w:val="19"/>
-                <w:szCs w:val="19"/>
+                <w:sz w:val="16"/>
+                <w:szCs w:val="16"/>
               </w:rPr>
               <w:t xml:space="preserve">test_no_se_puede_resolver_sin_verificar_identidad</w:t>
             </w:r>
@@ -1909,32 +2073,35 @@
       </w:tr>
       <w:tr>
         <w:trPr>
+          <w:cantSplit/>
           <w:tblHeader w:val="off"/>
         </w:trPr>
         <w:tc>
           <w:tcPr>
-            <w:tcW w:type="dxa" w:w="3120"/>
-            <w:tcBorders>
-              <w:top w:val="single" w:color="BBBBBB" w:sz="4"/>
-              <w:left w:val="single" w:color="BBBBBB" w:sz="4"/>
-              <w:bottom w:val="single" w:color="BBBBBB" w:sz="4"/>
-              <w:right w:val="single" w:color="BBBBBB" w:sz="4"/>
-            </w:tcBorders>
-            <w:tcMar>
-              <w:top w:type="dxa" w:w="60"/>
-              <w:left w:type="dxa" w:w="100"/>
-              <w:bottom w:type="dxa" w:w="60"/>
-              <w:right w:type="dxa" w:w="100"/>
-            </w:tcMar>
-          </w:tcPr>
-          <w:p>
-            <w:r>
-              <w:rPr>
-                <w:rFonts w:ascii="Calibri" w:cs="Calibri" w:eastAsia="Calibri" w:hAnsi="Calibri"/>
-                <w:b w:val="false"/>
-                <w:bCs w:val="false"/>
-                <w:sz w:val="19"/>
-                <w:szCs w:val="19"/>
+            <w:tcW w:type="dxa" w:w="3360"/>
+            <w:tcBorders>
+              <w:top w:val="single" w:color="C9D6D3" w:sz="4"/>
+              <w:left w:val="single" w:color="C9D6D3" w:sz="4"/>
+              <w:bottom w:val="single" w:color="C9D6D3" w:sz="4"/>
+              <w:right w:val="single" w:color="C9D6D3" w:sz="4"/>
+            </w:tcBorders>
+            <w:tcMar>
+              <w:top w:type="dxa" w:w="60"/>
+              <w:left w:type="dxa" w:w="100"/>
+              <w:bottom w:type="dxa" w:w="60"/>
+              <w:right w:type="dxa" w:w="100"/>
+            </w:tcMar>
+          </w:tcPr>
+          <w:p>
+            <w:pPr>
+              <w:spacing w:after="40"/>
+              <w:jc w:val="left"/>
+            </w:pPr>
+            <w:r>
+              <w:rPr>
+                <w:rFonts w:ascii="Calibri" w:cs="Calibri" w:eastAsia="Calibri" w:hAnsi="Calibri"/>
+                <w:sz w:val="18"/>
+                <w:szCs w:val="18"/>
               </w:rPr>
               <w:t xml:space="preserve">Saltar etapas de una solicitud o de un caso</w:t>
             </w:r>
@@ -1942,28 +2109,30 @@
         </w:tc>
         <w:tc>
           <w:tcPr>
-            <w:tcW w:type="dxa" w:w="3120"/>
-            <w:tcBorders>
-              <w:top w:val="single" w:color="BBBBBB" w:sz="4"/>
-              <w:left w:val="single" w:color="BBBBBB" w:sz="4"/>
-              <w:bottom w:val="single" w:color="BBBBBB" w:sz="4"/>
-              <w:right w:val="single" w:color="BBBBBB" w:sz="4"/>
-            </w:tcBorders>
-            <w:tcMar>
-              <w:top w:type="dxa" w:w="60"/>
-              <w:left w:type="dxa" w:w="100"/>
-              <w:bottom w:type="dxa" w:w="60"/>
-              <w:right w:type="dxa" w:w="100"/>
-            </w:tcMar>
-          </w:tcPr>
-          <w:p>
-            <w:r>
-              <w:rPr>
-                <w:rFonts w:ascii="Calibri" w:cs="Calibri" w:eastAsia="Calibri" w:hAnsi="Calibri"/>
-                <w:b w:val="false"/>
-                <w:bCs w:val="false"/>
-                <w:sz w:val="19"/>
-                <w:szCs w:val="19"/>
+            <w:tcW w:type="dxa" w:w="3360"/>
+            <w:tcBorders>
+              <w:top w:val="single" w:color="C9D6D3" w:sz="4"/>
+              <w:left w:val="single" w:color="C9D6D3" w:sz="4"/>
+              <w:bottom w:val="single" w:color="C9D6D3" w:sz="4"/>
+              <w:right w:val="single" w:color="C9D6D3" w:sz="4"/>
+            </w:tcBorders>
+            <w:tcMar>
+              <w:top w:type="dxa" w:w="60"/>
+              <w:left w:type="dxa" w:w="100"/>
+              <w:bottom w:type="dxa" w:w="60"/>
+              <w:right w:type="dxa" w:w="100"/>
+            </w:tcMar>
+          </w:tcPr>
+          <w:p>
+            <w:pPr>
+              <w:spacing w:after="40"/>
+              <w:jc w:val="left"/>
+            </w:pPr>
+            <w:r>
+              <w:rPr>
+                <w:rFonts w:ascii="Calibri" w:cs="Calibri" w:eastAsia="Calibri" w:hAnsi="Calibri"/>
+                <w:sz w:val="18"/>
+                <w:szCs w:val="18"/>
               </w:rPr>
               <w:t xml:space="preserve">Tabla de transiciones permitidas</w:t>
             </w:r>
@@ -1971,28 +2140,32 @@
         </w:tc>
         <w:tc>
           <w:tcPr>
-            <w:tcW w:type="dxa" w:w="3120"/>
-            <w:tcBorders>
-              <w:top w:val="single" w:color="BBBBBB" w:sz="4"/>
-              <w:left w:val="single" w:color="BBBBBB" w:sz="4"/>
-              <w:bottom w:val="single" w:color="BBBBBB" w:sz="4"/>
-              <w:right w:val="single" w:color="BBBBBB" w:sz="4"/>
-            </w:tcBorders>
-            <w:tcMar>
-              <w:top w:type="dxa" w:w="60"/>
-              <w:left w:type="dxa" w:w="100"/>
-              <w:bottom w:type="dxa" w:w="60"/>
-              <w:right w:type="dxa" w:w="100"/>
-            </w:tcMar>
-          </w:tcPr>
-          <w:p>
+            <w:tcW w:type="dxa" w:w="3360"/>
+            <w:tcBorders>
+              <w:top w:val="single" w:color="C9D6D3" w:sz="4"/>
+              <w:left w:val="single" w:color="C9D6D3" w:sz="4"/>
+              <w:bottom w:val="single" w:color="C9D6D3" w:sz="4"/>
+              <w:right w:val="single" w:color="C9D6D3" w:sz="4"/>
+            </w:tcBorders>
+            <w:tcMar>
+              <w:top w:type="dxa" w:w="60"/>
+              <w:left w:type="dxa" w:w="100"/>
+              <w:bottom w:type="dxa" w:w="60"/>
+              <w:right w:type="dxa" w:w="100"/>
+            </w:tcMar>
+          </w:tcPr>
+          <w:p>
+            <w:pPr>
+              <w:spacing w:after="40"/>
+              <w:jc w:val="left"/>
+            </w:pPr>
             <w:r>
               <w:rPr>
                 <w:rFonts w:ascii="Consolas" w:cs="Consolas" w:eastAsia="Consolas" w:hAnsi="Consolas"/>
                 <w:b w:val="false"/>
                 <w:bCs w:val="false"/>
-                <w:sz w:val="19"/>
-                <w:szCs w:val="19"/>
+                <w:sz w:val="16"/>
+                <w:szCs w:val="16"/>
               </w:rPr>
               <w:t xml:space="preserve">test_no_se_resuelve_dos_veces_ni_se_cierra_antes_de_tiempo</w:t>
             </w:r>
@@ -2001,32 +2174,35 @@
       </w:tr>
       <w:tr>
         <w:trPr>
+          <w:cantSplit/>
           <w:tblHeader w:val="off"/>
         </w:trPr>
         <w:tc>
           <w:tcPr>
-            <w:tcW w:type="dxa" w:w="3120"/>
-            <w:tcBorders>
-              <w:top w:val="single" w:color="BBBBBB" w:sz="4"/>
-              <w:left w:val="single" w:color="BBBBBB" w:sz="4"/>
-              <w:bottom w:val="single" w:color="BBBBBB" w:sz="4"/>
-              <w:right w:val="single" w:color="BBBBBB" w:sz="4"/>
-            </w:tcBorders>
-            <w:tcMar>
-              <w:top w:type="dxa" w:w="60"/>
-              <w:left w:type="dxa" w:w="100"/>
-              <w:bottom w:type="dxa" w:w="60"/>
-              <w:right w:type="dxa" w:w="100"/>
-            </w:tcMar>
-          </w:tcPr>
-          <w:p>
-            <w:r>
-              <w:rPr>
-                <w:rFonts w:ascii="Calibri" w:cs="Calibri" w:eastAsia="Calibri" w:hAnsi="Calibri"/>
-                <w:b w:val="false"/>
-                <w:bCs w:val="false"/>
-                <w:sz w:val="19"/>
-                <w:szCs w:val="19"/>
+            <w:tcW w:type="dxa" w:w="3360"/>
+            <w:tcBorders>
+              <w:top w:val="single" w:color="C9D6D3" w:sz="4"/>
+              <w:left w:val="single" w:color="C9D6D3" w:sz="4"/>
+              <w:bottom w:val="single" w:color="C9D6D3" w:sz="4"/>
+              <w:right w:val="single" w:color="C9D6D3" w:sz="4"/>
+            </w:tcBorders>
+            <w:tcMar>
+              <w:top w:type="dxa" w:w="60"/>
+              <w:left w:type="dxa" w:w="100"/>
+              <w:bottom w:type="dxa" w:w="60"/>
+              <w:right w:type="dxa" w:w="100"/>
+            </w:tcMar>
+          </w:tcPr>
+          <w:p>
+            <w:pPr>
+              <w:spacing w:after="40"/>
+              <w:jc w:val="left"/>
+            </w:pPr>
+            <w:r>
+              <w:rPr>
+                <w:rFonts w:ascii="Calibri" w:cs="Calibri" w:eastAsia="Calibri" w:hAnsi="Calibri"/>
+                <w:sz w:val="18"/>
+                <w:szCs w:val="18"/>
               </w:rPr>
               <w:t xml:space="preserve">Descargar los datos de otro paciente</w:t>
             </w:r>
@@ -2034,28 +2210,30 @@
         </w:tc>
         <w:tc>
           <w:tcPr>
-            <w:tcW w:type="dxa" w:w="3120"/>
-            <w:tcBorders>
-              <w:top w:val="single" w:color="BBBBBB" w:sz="4"/>
-              <w:left w:val="single" w:color="BBBBBB" w:sz="4"/>
-              <w:bottom w:val="single" w:color="BBBBBB" w:sz="4"/>
-              <w:right w:val="single" w:color="BBBBBB" w:sz="4"/>
-            </w:tcBorders>
-            <w:tcMar>
-              <w:top w:type="dxa" w:w="60"/>
-              <w:left w:type="dxa" w:w="100"/>
-              <w:bottom w:type="dxa" w:w="60"/>
-              <w:right w:type="dxa" w:w="100"/>
-            </w:tcMar>
-          </w:tcPr>
-          <w:p>
-            <w:r>
-              <w:rPr>
-                <w:rFonts w:ascii="Calibri" w:cs="Calibri" w:eastAsia="Calibri" w:hAnsi="Calibri"/>
-                <w:b w:val="false"/>
-                <w:bCs w:val="false"/>
-                <w:sz w:val="19"/>
-                <w:szCs w:val="19"/>
+            <w:tcW w:type="dxa" w:w="3360"/>
+            <w:tcBorders>
+              <w:top w:val="single" w:color="C9D6D3" w:sz="4"/>
+              <w:left w:val="single" w:color="C9D6D3" w:sz="4"/>
+              <w:bottom w:val="single" w:color="C9D6D3" w:sz="4"/>
+              <w:right w:val="single" w:color="C9D6D3" w:sz="4"/>
+            </w:tcBorders>
+            <w:tcMar>
+              <w:top w:type="dxa" w:w="60"/>
+              <w:left w:type="dxa" w:w="100"/>
+              <w:bottom w:type="dxa" w:w="60"/>
+              <w:right w:type="dxa" w:w="100"/>
+            </w:tcMar>
+          </w:tcPr>
+          <w:p>
+            <w:pPr>
+              <w:spacing w:after="40"/>
+              <w:jc w:val="left"/>
+            </w:pPr>
+            <w:r>
+              <w:rPr>
+                <w:rFonts w:ascii="Calibri" w:cs="Calibri" w:eastAsia="Calibri" w:hAnsi="Calibri"/>
+                <w:sz w:val="18"/>
+                <w:szCs w:val="18"/>
               </w:rPr>
               <w:t xml:space="preserve">La solicitud se busca por su titular: otro paciente recibe 404</w:t>
             </w:r>
@@ -2063,28 +2241,32 @@
         </w:tc>
         <w:tc>
           <w:tcPr>
-            <w:tcW w:type="dxa" w:w="3120"/>
-            <w:tcBorders>
-              <w:top w:val="single" w:color="BBBBBB" w:sz="4"/>
-              <w:left w:val="single" w:color="BBBBBB" w:sz="4"/>
-              <w:bottom w:val="single" w:color="BBBBBB" w:sz="4"/>
-              <w:right w:val="single" w:color="BBBBBB" w:sz="4"/>
-            </w:tcBorders>
-            <w:tcMar>
-              <w:top w:type="dxa" w:w="60"/>
-              <w:left w:type="dxa" w:w="100"/>
-              <w:bottom w:type="dxa" w:w="60"/>
-              <w:right w:type="dxa" w:w="100"/>
-            </w:tcMar>
-          </w:tcPr>
-          <w:p>
+            <w:tcW w:type="dxa" w:w="3360"/>
+            <w:tcBorders>
+              <w:top w:val="single" w:color="C9D6D3" w:sz="4"/>
+              <w:left w:val="single" w:color="C9D6D3" w:sz="4"/>
+              <w:bottom w:val="single" w:color="C9D6D3" w:sz="4"/>
+              <w:right w:val="single" w:color="C9D6D3" w:sz="4"/>
+            </w:tcBorders>
+            <w:tcMar>
+              <w:top w:type="dxa" w:w="60"/>
+              <w:left w:type="dxa" w:w="100"/>
+              <w:bottom w:type="dxa" w:w="60"/>
+              <w:right w:type="dxa" w:w="100"/>
+            </w:tcMar>
+          </w:tcPr>
+          <w:p>
+            <w:pPr>
+              <w:spacing w:after="40"/>
+              <w:jc w:val="left"/>
+            </w:pPr>
             <w:r>
               <w:rPr>
                 <w:rFonts w:ascii="Consolas" w:cs="Consolas" w:eastAsia="Consolas" w:hAnsi="Consolas"/>
                 <w:b w:val="false"/>
                 <w:bCs w:val="false"/>
-                <w:sz w:val="19"/>
-                <w:szCs w:val="19"/>
+                <w:sz w:val="16"/>
+                <w:szCs w:val="16"/>
               </w:rPr>
               <w:t xml:space="preserve">test_otro_paciente_no_puede_ver_ni_descargar_una_solicitud_ajena</w:t>
             </w:r>
@@ -2093,32 +2275,35 @@
       </w:tr>
       <w:tr>
         <w:trPr>
+          <w:cantSplit/>
           <w:tblHeader w:val="off"/>
         </w:trPr>
         <w:tc>
           <w:tcPr>
-            <w:tcW w:type="dxa" w:w="3120"/>
-            <w:tcBorders>
-              <w:top w:val="single" w:color="BBBBBB" w:sz="4"/>
-              <w:left w:val="single" w:color="BBBBBB" w:sz="4"/>
-              <w:bottom w:val="single" w:color="BBBBBB" w:sz="4"/>
-              <w:right w:val="single" w:color="BBBBBB" w:sz="4"/>
-            </w:tcBorders>
-            <w:tcMar>
-              <w:top w:type="dxa" w:w="60"/>
-              <w:left w:type="dxa" w:w="100"/>
-              <w:bottom w:type="dxa" w:w="60"/>
-              <w:right w:type="dxa" w:w="100"/>
-            </w:tcMar>
-          </w:tcPr>
-          <w:p>
-            <w:r>
-              <w:rPr>
-                <w:rFonts w:ascii="Calibri" w:cs="Calibri" w:eastAsia="Calibri" w:hAnsi="Calibri"/>
-                <w:b w:val="false"/>
-                <w:bCs w:val="false"/>
-                <w:sz w:val="19"/>
-                <w:szCs w:val="19"/>
+            <w:tcW w:type="dxa" w:w="3360"/>
+            <w:tcBorders>
+              <w:top w:val="single" w:color="C9D6D3" w:sz="4"/>
+              <w:left w:val="single" w:color="C9D6D3" w:sz="4"/>
+              <w:bottom w:val="single" w:color="C9D6D3" w:sz="4"/>
+              <w:right w:val="single" w:color="C9D6D3" w:sz="4"/>
+            </w:tcBorders>
+            <w:tcMar>
+              <w:top w:type="dxa" w:w="60"/>
+              <w:left w:type="dxa" w:w="100"/>
+              <w:bottom w:type="dxa" w:w="60"/>
+              <w:right w:type="dxa" w:w="100"/>
+            </w:tcMar>
+          </w:tcPr>
+          <w:p>
+            <w:pPr>
+              <w:spacing w:after="40"/>
+              <w:jc w:val="left"/>
+            </w:pPr>
+            <w:r>
+              <w:rPr>
+                <w:rFonts w:ascii="Calibri" w:cs="Calibri" w:eastAsia="Calibri" w:hAnsi="Calibri"/>
+                <w:sz w:val="18"/>
+                <w:szCs w:val="18"/>
               </w:rPr>
               <w:t xml:space="preserve">Decidir un consentimiento por un menor sin ser su representante</w:t>
             </w:r>
@@ -2126,28 +2311,30 @@
         </w:tc>
         <w:tc>
           <w:tcPr>
-            <w:tcW w:type="dxa" w:w="3120"/>
-            <w:tcBorders>
-              <w:top w:val="single" w:color="BBBBBB" w:sz="4"/>
-              <w:left w:val="single" w:color="BBBBBB" w:sz="4"/>
-              <w:bottom w:val="single" w:color="BBBBBB" w:sz="4"/>
-              <w:right w:val="single" w:color="BBBBBB" w:sz="4"/>
-            </w:tcBorders>
-            <w:tcMar>
-              <w:top w:type="dxa" w:w="60"/>
-              <w:left w:type="dxa" w:w="100"/>
-              <w:bottom w:type="dxa" w:w="60"/>
-              <w:right w:type="dxa" w:w="100"/>
-            </w:tcMar>
-          </w:tcPr>
-          <w:p>
-            <w:r>
-              <w:rPr>
-                <w:rFonts w:ascii="Calibri" w:cs="Calibri" w:eastAsia="Calibri" w:hAnsi="Calibri"/>
-                <w:b w:val="false"/>
-                <w:bCs w:val="false"/>
-                <w:sz w:val="19"/>
-                <w:szCs w:val="19"/>
+            <w:tcW w:type="dxa" w:w="3360"/>
+            <w:tcBorders>
+              <w:top w:val="single" w:color="C9D6D3" w:sz="4"/>
+              <w:left w:val="single" w:color="C9D6D3" w:sz="4"/>
+              <w:bottom w:val="single" w:color="C9D6D3" w:sz="4"/>
+              <w:right w:val="single" w:color="C9D6D3" w:sz="4"/>
+            </w:tcBorders>
+            <w:tcMar>
+              <w:top w:type="dxa" w:w="60"/>
+              <w:left w:type="dxa" w:w="100"/>
+              <w:bottom w:type="dxa" w:w="60"/>
+              <w:right w:type="dxa" w:w="100"/>
+            </w:tcMar>
+          </w:tcPr>
+          <w:p>
+            <w:pPr>
+              <w:spacing w:after="40"/>
+              <w:jc w:val="left"/>
+            </w:pPr>
+            <w:r>
+              <w:rPr>
+                <w:rFonts w:ascii="Calibri" w:cs="Calibri" w:eastAsia="Calibri" w:hAnsi="Calibri"/>
+                <w:sz w:val="18"/>
+                <w:szCs w:val="18"/>
               </w:rPr>
               <w:t xml:space="preserve">Regla del servicio más evento </w:t>
             </w:r>
@@ -2156,8 +2343,8 @@
                 <w:rFonts w:ascii="Consolas" w:cs="Consolas" w:eastAsia="Consolas" w:hAnsi="Consolas"/>
                 <w:b w:val="false"/>
                 <w:bCs w:val="false"/>
-                <w:sz w:val="19"/>
-                <w:szCs w:val="19"/>
+                <w:sz w:val="16"/>
+                <w:szCs w:val="16"/>
               </w:rPr>
               <w:t xml:space="preserve">DENEGADO</w:t>
             </w:r>
@@ -2165,38 +2352,40 @@
         </w:tc>
         <w:tc>
           <w:tcPr>
-            <w:tcW w:type="dxa" w:w="3120"/>
-            <w:tcBorders>
-              <w:top w:val="single" w:color="BBBBBB" w:sz="4"/>
-              <w:left w:val="single" w:color="BBBBBB" w:sz="4"/>
-              <w:bottom w:val="single" w:color="BBBBBB" w:sz="4"/>
-              <w:right w:val="single" w:color="BBBBBB" w:sz="4"/>
-            </w:tcBorders>
-            <w:tcMar>
-              <w:top w:type="dxa" w:w="60"/>
-              <w:left w:type="dxa" w:w="100"/>
-              <w:bottom w:type="dxa" w:w="60"/>
-              <w:right w:type="dxa" w:w="100"/>
-            </w:tcMar>
-          </w:tcPr>
-          <w:p>
+            <w:tcW w:type="dxa" w:w="3360"/>
+            <w:tcBorders>
+              <w:top w:val="single" w:color="C9D6D3" w:sz="4"/>
+              <w:left w:val="single" w:color="C9D6D3" w:sz="4"/>
+              <w:bottom w:val="single" w:color="C9D6D3" w:sz="4"/>
+              <w:right w:val="single" w:color="C9D6D3" w:sz="4"/>
+            </w:tcBorders>
+            <w:tcMar>
+              <w:top w:type="dxa" w:w="60"/>
+              <w:left w:type="dxa" w:w="100"/>
+              <w:bottom w:type="dxa" w:w="60"/>
+              <w:right w:type="dxa" w:w="100"/>
+            </w:tcMar>
+          </w:tcPr>
+          <w:p>
+            <w:pPr>
+              <w:spacing w:after="40"/>
+              <w:jc w:val="left"/>
+            </w:pPr>
             <w:r>
               <w:rPr>
                 <w:rFonts w:ascii="Consolas" w:cs="Consolas" w:eastAsia="Consolas" w:hAnsi="Consolas"/>
                 <w:b w:val="false"/>
                 <w:bCs w:val="false"/>
-                <w:sz w:val="19"/>
-                <w:szCs w:val="19"/>
+                <w:sz w:val="16"/>
+                <w:szCs w:val="16"/>
               </w:rPr>
               <w:t xml:space="preserve">test_un_tercero_sin_representacion_no_puede_decidir</w:t>
             </w:r>
             <w:r>
               <w:rPr>
                 <w:rFonts w:ascii="Calibri" w:cs="Calibri" w:eastAsia="Calibri" w:hAnsi="Calibri"/>
-                <w:b w:val="false"/>
-                <w:bCs w:val="false"/>
-                <w:sz w:val="19"/>
-                <w:szCs w:val="19"/>
+                <w:sz w:val="18"/>
+                <w:szCs w:val="18"/>
               </w:rPr>
               <w:t xml:space="preserve">, </w:t>
             </w:r>
@@ -2205,8 +2394,8 @@
                 <w:rFonts w:ascii="Consolas" w:cs="Consolas" w:eastAsia="Consolas" w:hAnsi="Consolas"/>
                 <w:b w:val="false"/>
                 <w:bCs w:val="false"/>
-                <w:sz w:val="19"/>
-                <w:szCs w:val="19"/>
+                <w:sz w:val="16"/>
+                <w:szCs w:val="16"/>
               </w:rPr>
               <w:t xml:space="preserve">test_el_representante_gestiona_desde_su_portal_y_otro_paciente_no</w:t>
             </w:r>
@@ -2215,32 +2404,35 @@
       </w:tr>
       <w:tr>
         <w:trPr>
+          <w:cantSplit/>
           <w:tblHeader w:val="off"/>
         </w:trPr>
         <w:tc>
           <w:tcPr>
-            <w:tcW w:type="dxa" w:w="3120"/>
-            <w:tcBorders>
-              <w:top w:val="single" w:color="BBBBBB" w:sz="4"/>
-              <w:left w:val="single" w:color="BBBBBB" w:sz="4"/>
-              <w:bottom w:val="single" w:color="BBBBBB" w:sz="4"/>
-              <w:right w:val="single" w:color="BBBBBB" w:sz="4"/>
-            </w:tcBorders>
-            <w:tcMar>
-              <w:top w:type="dxa" w:w="60"/>
-              <w:left w:type="dxa" w:w="100"/>
-              <w:bottom w:type="dxa" w:w="60"/>
-              <w:right w:type="dxa" w:w="100"/>
-            </w:tcMar>
-          </w:tcPr>
-          <w:p>
-            <w:r>
-              <w:rPr>
-                <w:rFonts w:ascii="Calibri" w:cs="Calibri" w:eastAsia="Calibri" w:hAnsi="Calibri"/>
-                <w:b w:val="false"/>
-                <w:bCs w:val="false"/>
-                <w:sz w:val="19"/>
-                <w:szCs w:val="19"/>
+            <w:tcW w:type="dxa" w:w="3360"/>
+            <w:tcBorders>
+              <w:top w:val="single" w:color="C9D6D3" w:sz="4"/>
+              <w:left w:val="single" w:color="C9D6D3" w:sz="4"/>
+              <w:bottom w:val="single" w:color="C9D6D3" w:sz="4"/>
+              <w:right w:val="single" w:color="C9D6D3" w:sz="4"/>
+            </w:tcBorders>
+            <w:tcMar>
+              <w:top w:type="dxa" w:w="60"/>
+              <w:left w:type="dxa" w:w="100"/>
+              <w:bottom w:type="dxa" w:w="60"/>
+              <w:right w:type="dxa" w:w="100"/>
+            </w:tcMar>
+          </w:tcPr>
+          <w:p>
+            <w:pPr>
+              <w:spacing w:after="40"/>
+              <w:jc w:val="left"/>
+            </w:pPr>
+            <w:r>
+              <w:rPr>
+                <w:rFonts w:ascii="Calibri" w:cs="Calibri" w:eastAsia="Calibri" w:hAnsi="Calibri"/>
+                <w:sz w:val="18"/>
+                <w:szCs w:val="18"/>
               </w:rPr>
               <w:t xml:space="preserve">Activar un canal de recordatorios sin consentimiento</w:t>
             </w:r>
@@ -2248,28 +2440,30 @@
         </w:tc>
         <w:tc>
           <w:tcPr>
-            <w:tcW w:type="dxa" w:w="3120"/>
-            <w:tcBorders>
-              <w:top w:val="single" w:color="BBBBBB" w:sz="4"/>
-              <w:left w:val="single" w:color="BBBBBB" w:sz="4"/>
-              <w:bottom w:val="single" w:color="BBBBBB" w:sz="4"/>
-              <w:right w:val="single" w:color="BBBBBB" w:sz="4"/>
-            </w:tcBorders>
-            <w:tcMar>
-              <w:top w:type="dxa" w:w="60"/>
-              <w:left w:type="dxa" w:w="100"/>
-              <w:bottom w:type="dxa" w:w="60"/>
-              <w:right w:type="dxa" w:w="100"/>
-            </w:tcMar>
-          </w:tcPr>
-          <w:p>
-            <w:r>
-              <w:rPr>
-                <w:rFonts w:ascii="Calibri" w:cs="Calibri" w:eastAsia="Calibri" w:hAnsi="Calibri"/>
-                <w:b w:val="false"/>
-                <w:bCs w:val="false"/>
-                <w:sz w:val="19"/>
-                <w:szCs w:val="19"/>
+            <w:tcW w:type="dxa" w:w="3360"/>
+            <w:tcBorders>
+              <w:top w:val="single" w:color="C9D6D3" w:sz="4"/>
+              <w:left w:val="single" w:color="C9D6D3" w:sz="4"/>
+              <w:bottom w:val="single" w:color="C9D6D3" w:sz="4"/>
+              <w:right w:val="single" w:color="C9D6D3" w:sz="4"/>
+            </w:tcBorders>
+            <w:tcMar>
+              <w:top w:type="dxa" w:w="60"/>
+              <w:left w:type="dxa" w:w="100"/>
+              <w:bottom w:type="dxa" w:w="60"/>
+              <w:right w:type="dxa" w:w="100"/>
+            </w:tcMar>
+          </w:tcPr>
+          <w:p>
+            <w:pPr>
+              <w:spacing w:after="40"/>
+              <w:jc w:val="left"/>
+            </w:pPr>
+            <w:r>
+              <w:rPr>
+                <w:rFonts w:ascii="Calibri" w:cs="Calibri" w:eastAsia="Calibri" w:hAnsi="Calibri"/>
+                <w:sz w:val="18"/>
+                <w:szCs w:val="18"/>
               </w:rPr>
               <w:t xml:space="preserve">Rechazo en el servidor y revisión al generar y al enviar</w:t>
             </w:r>
@@ -2277,28 +2471,32 @@
         </w:tc>
         <w:tc>
           <w:tcPr>
-            <w:tcW w:type="dxa" w:w="3120"/>
-            <w:tcBorders>
-              <w:top w:val="single" w:color="BBBBBB" w:sz="4"/>
-              <w:left w:val="single" w:color="BBBBBB" w:sz="4"/>
-              <w:bottom w:val="single" w:color="BBBBBB" w:sz="4"/>
-              <w:right w:val="single" w:color="BBBBBB" w:sz="4"/>
-            </w:tcBorders>
-            <w:tcMar>
-              <w:top w:type="dxa" w:w="60"/>
-              <w:left w:type="dxa" w:w="100"/>
-              <w:bottom w:type="dxa" w:w="60"/>
-              <w:right w:type="dxa" w:w="100"/>
-            </w:tcMar>
-          </w:tcPr>
-          <w:p>
+            <w:tcW w:type="dxa" w:w="3360"/>
+            <w:tcBorders>
+              <w:top w:val="single" w:color="C9D6D3" w:sz="4"/>
+              <w:left w:val="single" w:color="C9D6D3" w:sz="4"/>
+              <w:bottom w:val="single" w:color="C9D6D3" w:sz="4"/>
+              <w:right w:val="single" w:color="C9D6D3" w:sz="4"/>
+            </w:tcBorders>
+            <w:tcMar>
+              <w:top w:type="dxa" w:w="60"/>
+              <w:left w:type="dxa" w:w="100"/>
+              <w:bottom w:type="dxa" w:w="60"/>
+              <w:right w:type="dxa" w:w="100"/>
+            </w:tcMar>
+          </w:tcPr>
+          <w:p>
+            <w:pPr>
+              <w:spacing w:after="40"/>
+              <w:jc w:val="left"/>
+            </w:pPr>
             <w:r>
               <w:rPr>
                 <w:rFonts w:ascii="Consolas" w:cs="Consolas" w:eastAsia="Consolas" w:hAnsi="Consolas"/>
                 <w:b w:val="false"/>
                 <w:bCs w:val="false"/>
-                <w:sz w:val="19"/>
-                <w:szCs w:val="19"/>
+                <w:sz w:val="16"/>
+                <w:szCs w:val="16"/>
               </w:rPr>
               <w:t xml:space="preserve">test_el_portal_no_deja_activar_un_canal_sin_consentimiento</w:t>
             </w:r>
@@ -2307,32 +2505,35 @@
       </w:tr>
       <w:tr>
         <w:trPr>
+          <w:cantSplit/>
           <w:tblHeader w:val="off"/>
         </w:trPr>
         <w:tc>
           <w:tcPr>
-            <w:tcW w:type="dxa" w:w="3120"/>
-            <w:tcBorders>
-              <w:top w:val="single" w:color="BBBBBB" w:sz="4"/>
-              <w:left w:val="single" w:color="BBBBBB" w:sz="4"/>
-              <w:bottom w:val="single" w:color="BBBBBB" w:sz="4"/>
-              <w:right w:val="single" w:color="BBBBBB" w:sz="4"/>
-            </w:tcBorders>
-            <w:tcMar>
-              <w:top w:type="dxa" w:w="60"/>
-              <w:left w:type="dxa" w:w="100"/>
-              <w:bottom w:type="dxa" w:w="60"/>
-              <w:right w:type="dxa" w:w="100"/>
-            </w:tcMar>
-          </w:tcPr>
-          <w:p>
-            <w:r>
-              <w:rPr>
-                <w:rFonts w:ascii="Calibri" w:cs="Calibri" w:eastAsia="Calibri" w:hAnsi="Calibri"/>
-                <w:b w:val="false"/>
-                <w:bCs w:val="false"/>
-                <w:sz w:val="19"/>
-                <w:szCs w:val="19"/>
+            <w:tcW w:type="dxa" w:w="3360"/>
+            <w:tcBorders>
+              <w:top w:val="single" w:color="C9D6D3" w:sz="4"/>
+              <w:left w:val="single" w:color="C9D6D3" w:sz="4"/>
+              <w:bottom w:val="single" w:color="C9D6D3" w:sz="4"/>
+              <w:right w:val="single" w:color="C9D6D3" w:sz="4"/>
+            </w:tcBorders>
+            <w:tcMar>
+              <w:top w:type="dxa" w:w="60"/>
+              <w:left w:type="dxa" w:w="100"/>
+              <w:bottom w:type="dxa" w:w="60"/>
+              <w:right w:type="dxa" w:w="100"/>
+            </w:tcMar>
+          </w:tcPr>
+          <w:p>
+            <w:pPr>
+              <w:spacing w:after="40"/>
+              <w:jc w:val="left"/>
+            </w:pPr>
+            <w:r>
+              <w:rPr>
+                <w:rFonts w:ascii="Calibri" w:cs="Calibri" w:eastAsia="Calibri" w:hAnsi="Calibri"/>
+                <w:sz w:val="18"/>
+                <w:szCs w:val="18"/>
               </w:rPr>
               <w:t xml:space="preserve">Autorizar su propia propuesta de notificación</w:t>
             </w:r>
@@ -2340,28 +2541,30 @@
         </w:tc>
         <w:tc>
           <w:tcPr>
-            <w:tcW w:type="dxa" w:w="3120"/>
-            <w:tcBorders>
-              <w:top w:val="single" w:color="BBBBBB" w:sz="4"/>
-              <w:left w:val="single" w:color="BBBBBB" w:sz="4"/>
-              <w:bottom w:val="single" w:color="BBBBBB" w:sz="4"/>
-              <w:right w:val="single" w:color="BBBBBB" w:sz="4"/>
-            </w:tcBorders>
-            <w:tcMar>
-              <w:top w:type="dxa" w:w="60"/>
-              <w:left w:type="dxa" w:w="100"/>
-              <w:bottom w:type="dxa" w:w="60"/>
-              <w:right w:type="dxa" w:w="100"/>
-            </w:tcMar>
-          </w:tcPr>
-          <w:p>
-            <w:r>
-              <w:rPr>
-                <w:rFonts w:ascii="Calibri" w:cs="Calibri" w:eastAsia="Calibri" w:hAnsi="Calibri"/>
-                <w:b w:val="false"/>
-                <w:bCs w:val="false"/>
-                <w:sz w:val="19"/>
-                <w:szCs w:val="19"/>
+            <w:tcW w:type="dxa" w:w="3360"/>
+            <w:tcBorders>
+              <w:top w:val="single" w:color="C9D6D3" w:sz="4"/>
+              <w:left w:val="single" w:color="C9D6D3" w:sz="4"/>
+              <w:bottom w:val="single" w:color="C9D6D3" w:sz="4"/>
+              <w:right w:val="single" w:color="C9D6D3" w:sz="4"/>
+            </w:tcBorders>
+            <w:tcMar>
+              <w:top w:type="dxa" w:w="60"/>
+              <w:left w:type="dxa" w:w="100"/>
+              <w:bottom w:type="dxa" w:w="60"/>
+              <w:right w:type="dxa" w:w="100"/>
+            </w:tcMar>
+          </w:tcPr>
+          <w:p>
+            <w:pPr>
+              <w:spacing w:after="40"/>
+              <w:jc w:val="left"/>
+            </w:pPr>
+            <w:r>
+              <w:rPr>
+                <w:rFonts w:ascii="Calibri" w:cs="Calibri" w:eastAsia="Calibri" w:hAnsi="Calibri"/>
+                <w:sz w:val="18"/>
+                <w:szCs w:val="18"/>
               </w:rPr>
               <w:t xml:space="preserve">Regla del servicio</w:t>
             </w:r>
@@ -2369,28 +2572,32 @@
         </w:tc>
         <w:tc>
           <w:tcPr>
-            <w:tcW w:type="dxa" w:w="3120"/>
-            <w:tcBorders>
-              <w:top w:val="single" w:color="BBBBBB" w:sz="4"/>
-              <w:left w:val="single" w:color="BBBBBB" w:sz="4"/>
-              <w:bottom w:val="single" w:color="BBBBBB" w:sz="4"/>
-              <w:right w:val="single" w:color="BBBBBB" w:sz="4"/>
-            </w:tcBorders>
-            <w:tcMar>
-              <w:top w:type="dxa" w:w="60"/>
-              <w:left w:type="dxa" w:w="100"/>
-              <w:bottom w:type="dxa" w:w="60"/>
-              <w:right w:type="dxa" w:w="100"/>
-            </w:tcMar>
-          </w:tcPr>
-          <w:p>
+            <w:tcW w:type="dxa" w:w="3360"/>
+            <w:tcBorders>
+              <w:top w:val="single" w:color="C9D6D3" w:sz="4"/>
+              <w:left w:val="single" w:color="C9D6D3" w:sz="4"/>
+              <w:bottom w:val="single" w:color="C9D6D3" w:sz="4"/>
+              <w:right w:val="single" w:color="C9D6D3" w:sz="4"/>
+            </w:tcBorders>
+            <w:tcMar>
+              <w:top w:type="dxa" w:w="60"/>
+              <w:left w:type="dxa" w:w="100"/>
+              <w:bottom w:type="dxa" w:w="60"/>
+              <w:right w:type="dxa" w:w="100"/>
+            </w:tcMar>
+          </w:tcPr>
+          <w:p>
+            <w:pPr>
+              <w:spacing w:after="40"/>
+              <w:jc w:val="left"/>
+            </w:pPr>
             <w:r>
               <w:rPr>
                 <w:rFonts w:ascii="Consolas" w:cs="Consolas" w:eastAsia="Consolas" w:hAnsi="Consolas"/>
                 <w:b w:val="false"/>
                 <w:bCs w:val="false"/>
-                <w:sz w:val="19"/>
-                <w:szCs w:val="19"/>
+                <w:sz w:val="16"/>
+                <w:szCs w:val="16"/>
               </w:rPr>
               <w:t xml:space="preserve">test_exige_propuesta_y_autorizacion_de_otra_persona</w:t>
             </w:r>
@@ -2399,32 +2606,35 @@
       </w:tr>
       <w:tr>
         <w:trPr>
+          <w:cantSplit/>
           <w:tblHeader w:val="off"/>
         </w:trPr>
         <w:tc>
           <w:tcPr>
-            <w:tcW w:type="dxa" w:w="3120"/>
-            <w:tcBorders>
-              <w:top w:val="single" w:color="BBBBBB" w:sz="4"/>
-              <w:left w:val="single" w:color="BBBBBB" w:sz="4"/>
-              <w:bottom w:val="single" w:color="BBBBBB" w:sz="4"/>
-              <w:right w:val="single" w:color="BBBBBB" w:sz="4"/>
-            </w:tcBorders>
-            <w:tcMar>
-              <w:top w:type="dxa" w:w="60"/>
-              <w:left w:type="dxa" w:w="100"/>
-              <w:bottom w:type="dxa" w:w="60"/>
-              <w:right w:type="dxa" w:w="100"/>
-            </w:tcMar>
-          </w:tcPr>
-          <w:p>
-            <w:r>
-              <w:rPr>
-                <w:rFonts w:ascii="Calibri" w:cs="Calibri" w:eastAsia="Calibri" w:hAnsi="Calibri"/>
-                <w:b w:val="false"/>
-                <w:bCs w:val="false"/>
-                <w:sz w:val="19"/>
-                <w:szCs w:val="19"/>
+            <w:tcW w:type="dxa" w:w="3360"/>
+            <w:tcBorders>
+              <w:top w:val="single" w:color="C9D6D3" w:sz="4"/>
+              <w:left w:val="single" w:color="C9D6D3" w:sz="4"/>
+              <w:bottom w:val="single" w:color="C9D6D3" w:sz="4"/>
+              <w:right w:val="single" w:color="C9D6D3" w:sz="4"/>
+            </w:tcBorders>
+            <w:tcMar>
+              <w:top w:type="dxa" w:w="60"/>
+              <w:left w:type="dxa" w:w="100"/>
+              <w:bottom w:type="dxa" w:w="60"/>
+              <w:right w:type="dxa" w:w="100"/>
+            </w:tcMar>
+          </w:tcPr>
+          <w:p>
+            <w:pPr>
+              <w:spacing w:after="40"/>
+              <w:jc w:val="left"/>
+            </w:pPr>
+            <w:r>
+              <w:rPr>
+                <w:rFonts w:ascii="Calibri" w:cs="Calibri" w:eastAsia="Calibri" w:hAnsi="Calibri"/>
+                <w:sz w:val="18"/>
+                <w:szCs w:val="18"/>
               </w:rPr>
               <w:t xml:space="preserve">Cerrar un incidente con notificaciones o lecciones pendientes</w:t>
             </w:r>
@@ -2432,28 +2642,32 @@
         </w:tc>
         <w:tc>
           <w:tcPr>
-            <w:tcW w:type="dxa" w:w="3120"/>
-            <w:tcBorders>
-              <w:top w:val="single" w:color="BBBBBB" w:sz="4"/>
-              <w:left w:val="single" w:color="BBBBBB" w:sz="4"/>
-              <w:bottom w:val="single" w:color="BBBBBB" w:sz="4"/>
-              <w:right w:val="single" w:color="BBBBBB" w:sz="4"/>
-            </w:tcBorders>
-            <w:tcMar>
-              <w:top w:type="dxa" w:w="60"/>
-              <w:left w:type="dxa" w:w="100"/>
-              <w:bottom w:type="dxa" w:w="60"/>
-              <w:right w:type="dxa" w:w="100"/>
-            </w:tcMar>
-          </w:tcPr>
-          <w:p>
+            <w:tcW w:type="dxa" w:w="3360"/>
+            <w:tcBorders>
+              <w:top w:val="single" w:color="C9D6D3" w:sz="4"/>
+              <w:left w:val="single" w:color="C9D6D3" w:sz="4"/>
+              <w:bottom w:val="single" w:color="C9D6D3" w:sz="4"/>
+              <w:right w:val="single" w:color="C9D6D3" w:sz="4"/>
+            </w:tcBorders>
+            <w:tcMar>
+              <w:top w:type="dxa" w:w="60"/>
+              <w:left w:type="dxa" w:w="100"/>
+              <w:bottom w:type="dxa" w:w="60"/>
+              <w:right w:type="dxa" w:w="100"/>
+            </w:tcMar>
+          </w:tcPr>
+          <w:p>
+            <w:pPr>
+              <w:spacing w:after="40"/>
+              <w:jc w:val="left"/>
+            </w:pPr>
             <w:r>
               <w:rPr>
                 <w:rFonts w:ascii="Consolas" w:cs="Consolas" w:eastAsia="Consolas" w:hAnsi="Consolas"/>
                 <w:b w:val="false"/>
                 <w:bCs w:val="false"/>
-                <w:sz w:val="19"/>
-                <w:szCs w:val="19"/>
+                <w:sz w:val="16"/>
+                <w:szCs w:val="16"/>
               </w:rPr>
               <w:t xml:space="preserve">pendientes_de_cierre</w:t>
             </w:r>
@@ -2461,28 +2675,32 @@
         </w:tc>
         <w:tc>
           <w:tcPr>
-            <w:tcW w:type="dxa" w:w="3120"/>
-            <w:tcBorders>
-              <w:top w:val="single" w:color="BBBBBB" w:sz="4"/>
-              <w:left w:val="single" w:color="BBBBBB" w:sz="4"/>
-              <w:bottom w:val="single" w:color="BBBBBB" w:sz="4"/>
-              <w:right w:val="single" w:color="BBBBBB" w:sz="4"/>
-            </w:tcBorders>
-            <w:tcMar>
-              <w:top w:type="dxa" w:w="60"/>
-              <w:left w:type="dxa" w:w="100"/>
-              <w:bottom w:type="dxa" w:w="60"/>
-              <w:right w:type="dxa" w:w="100"/>
-            </w:tcMar>
-          </w:tcPr>
-          <w:p>
+            <w:tcW w:type="dxa" w:w="3360"/>
+            <w:tcBorders>
+              <w:top w:val="single" w:color="C9D6D3" w:sz="4"/>
+              <w:left w:val="single" w:color="C9D6D3" w:sz="4"/>
+              <w:bottom w:val="single" w:color="C9D6D3" w:sz="4"/>
+              <w:right w:val="single" w:color="C9D6D3" w:sz="4"/>
+            </w:tcBorders>
+            <w:tcMar>
+              <w:top w:type="dxa" w:w="60"/>
+              <w:left w:type="dxa" w:w="100"/>
+              <w:bottom w:type="dxa" w:w="60"/>
+              <w:right w:type="dxa" w:w="100"/>
+            </w:tcMar>
+          </w:tcPr>
+          <w:p>
+            <w:pPr>
+              <w:spacing w:after="40"/>
+              <w:jc w:val="left"/>
+            </w:pPr>
             <w:r>
               <w:rPr>
                 <w:rFonts w:ascii="Consolas" w:cs="Consolas" w:eastAsia="Consolas" w:hAnsi="Consolas"/>
                 <w:b w:val="false"/>
                 <w:bCs w:val="false"/>
-                <w:sz w:val="19"/>
-                <w:szCs w:val="19"/>
+                <w:sz w:val="16"/>
+                <w:szCs w:val="16"/>
               </w:rPr>
               <w:t xml:space="preserve">test_no_cierra_con_pendientes</w:t>
             </w:r>
@@ -2491,32 +2709,35 @@
       </w:tr>
       <w:tr>
         <w:trPr>
+          <w:cantSplit/>
           <w:tblHeader w:val="off"/>
         </w:trPr>
         <w:tc>
           <w:tcPr>
-            <w:tcW w:type="dxa" w:w="3120"/>
-            <w:tcBorders>
-              <w:top w:val="single" w:color="BBBBBB" w:sz="4"/>
-              <w:left w:val="single" w:color="BBBBBB" w:sz="4"/>
-              <w:bottom w:val="single" w:color="BBBBBB" w:sz="4"/>
-              <w:right w:val="single" w:color="BBBBBB" w:sz="4"/>
-            </w:tcBorders>
-            <w:tcMar>
-              <w:top w:type="dxa" w:w="60"/>
-              <w:left w:type="dxa" w:w="100"/>
-              <w:bottom w:type="dxa" w:w="60"/>
-              <w:right w:type="dxa" w:w="100"/>
-            </w:tcMar>
-          </w:tcPr>
-          <w:p>
-            <w:r>
-              <w:rPr>
-                <w:rFonts w:ascii="Calibri" w:cs="Calibri" w:eastAsia="Calibri" w:hAnsi="Calibri"/>
-                <w:b w:val="false"/>
-                <w:bCs w:val="false"/>
-                <w:sz w:val="19"/>
-                <w:szCs w:val="19"/>
+            <w:tcW w:type="dxa" w:w="3360"/>
+            <w:tcBorders>
+              <w:top w:val="single" w:color="C9D6D3" w:sz="4"/>
+              <w:left w:val="single" w:color="C9D6D3" w:sz="4"/>
+              <w:bottom w:val="single" w:color="C9D6D3" w:sz="4"/>
+              <w:right w:val="single" w:color="C9D6D3" w:sz="4"/>
+            </w:tcBorders>
+            <w:tcMar>
+              <w:top w:type="dxa" w:w="60"/>
+              <w:left w:type="dxa" w:w="100"/>
+              <w:bottom w:type="dxa" w:w="60"/>
+              <w:right w:type="dxa" w:w="100"/>
+            </w:tcMar>
+          </w:tcPr>
+          <w:p>
+            <w:pPr>
+              <w:spacing w:after="40"/>
+              <w:jc w:val="left"/>
+            </w:pPr>
+            <w:r>
+              <w:rPr>
+                <w:rFonts w:ascii="Calibri" w:cs="Calibri" w:eastAsia="Calibri" w:hAnsi="Calibri"/>
+                <w:sz w:val="18"/>
+                <w:szCs w:val="18"/>
               </w:rPr>
               <w:t xml:space="preserve">Modificar o borrar un evento de auditoría con SQL directo</w:t>
             </w:r>
@@ -2524,28 +2745,30 @@
         </w:tc>
         <w:tc>
           <w:tcPr>
-            <w:tcW w:type="dxa" w:w="3120"/>
-            <w:tcBorders>
-              <w:top w:val="single" w:color="BBBBBB" w:sz="4"/>
-              <w:left w:val="single" w:color="BBBBBB" w:sz="4"/>
-              <w:bottom w:val="single" w:color="BBBBBB" w:sz="4"/>
-              <w:right w:val="single" w:color="BBBBBB" w:sz="4"/>
-            </w:tcBorders>
-            <w:tcMar>
-              <w:top w:type="dxa" w:w="60"/>
-              <w:left w:type="dxa" w:w="100"/>
-              <w:bottom w:type="dxa" w:w="60"/>
-              <w:right w:type="dxa" w:w="100"/>
-            </w:tcMar>
-          </w:tcPr>
-          <w:p>
-            <w:r>
-              <w:rPr>
-                <w:rFonts w:ascii="Calibri" w:cs="Calibri" w:eastAsia="Calibri" w:hAnsi="Calibri"/>
-                <w:b w:val="false"/>
-                <w:bCs w:val="false"/>
-                <w:sz w:val="19"/>
-                <w:szCs w:val="19"/>
+            <w:tcW w:type="dxa" w:w="3360"/>
+            <w:tcBorders>
+              <w:top w:val="single" w:color="C9D6D3" w:sz="4"/>
+              <w:left w:val="single" w:color="C9D6D3" w:sz="4"/>
+              <w:bottom w:val="single" w:color="C9D6D3" w:sz="4"/>
+              <w:right w:val="single" w:color="C9D6D3" w:sz="4"/>
+            </w:tcBorders>
+            <w:tcMar>
+              <w:top w:type="dxa" w:w="60"/>
+              <w:left w:type="dxa" w:w="100"/>
+              <w:bottom w:type="dxa" w:w="60"/>
+              <w:right w:type="dxa" w:w="100"/>
+            </w:tcMar>
+          </w:tcPr>
+          <w:p>
+            <w:pPr>
+              <w:spacing w:after="40"/>
+              <w:jc w:val="left"/>
+            </w:pPr>
+            <w:r>
+              <w:rPr>
+                <w:rFonts w:ascii="Calibri" w:cs="Calibri" w:eastAsia="Calibri" w:hAnsi="Calibri"/>
+                <w:sz w:val="18"/>
+                <w:szCs w:val="18"/>
               </w:rPr>
               <w:t xml:space="preserve">Triggers de la base de datos</w:t>
             </w:r>
@@ -2553,38 +2776,40 @@
         </w:tc>
         <w:tc>
           <w:tcPr>
-            <w:tcW w:type="dxa" w:w="3120"/>
-            <w:tcBorders>
-              <w:top w:val="single" w:color="BBBBBB" w:sz="4"/>
-              <w:left w:val="single" w:color="BBBBBB" w:sz="4"/>
-              <w:bottom w:val="single" w:color="BBBBBB" w:sz="4"/>
-              <w:right w:val="single" w:color="BBBBBB" w:sz="4"/>
-            </w:tcBorders>
-            <w:tcMar>
-              <w:top w:type="dxa" w:w="60"/>
-              <w:left w:type="dxa" w:w="100"/>
-              <w:bottom w:type="dxa" w:w="60"/>
-              <w:right w:type="dxa" w:w="100"/>
-            </w:tcMar>
-          </w:tcPr>
-          <w:p>
+            <w:tcW w:type="dxa" w:w="3360"/>
+            <w:tcBorders>
+              <w:top w:val="single" w:color="C9D6D3" w:sz="4"/>
+              <w:left w:val="single" w:color="C9D6D3" w:sz="4"/>
+              <w:bottom w:val="single" w:color="C9D6D3" w:sz="4"/>
+              <w:right w:val="single" w:color="C9D6D3" w:sz="4"/>
+            </w:tcBorders>
+            <w:tcMar>
+              <w:top w:type="dxa" w:w="60"/>
+              <w:left w:type="dxa" w:w="100"/>
+              <w:bottom w:type="dxa" w:w="60"/>
+              <w:right w:type="dxa" w:w="100"/>
+            </w:tcMar>
+          </w:tcPr>
+          <w:p>
+            <w:pPr>
+              <w:spacing w:after="40"/>
+              <w:jc w:val="left"/>
+            </w:pPr>
             <w:r>
               <w:rPr>
                 <w:rFonts w:ascii="Consolas" w:cs="Consolas" w:eastAsia="Consolas" w:hAnsi="Consolas"/>
                 <w:b w:val="false"/>
                 <w:bCs w:val="false"/>
-                <w:sz w:val="19"/>
-                <w:szCs w:val="19"/>
+                <w:sz w:val="16"/>
+                <w:szCs w:val="16"/>
               </w:rPr>
               <w:t xml:space="preserve">test_alterar_un_evento_rompe_la_cadena</w:t>
             </w:r>
             <w:r>
               <w:rPr>
                 <w:rFonts w:ascii="Calibri" w:cs="Calibri" w:eastAsia="Calibri" w:hAnsi="Calibri"/>
-                <w:b w:val="false"/>
-                <w:bCs w:val="false"/>
-                <w:sz w:val="19"/>
-                <w:szCs w:val="19"/>
+                <w:sz w:val="18"/>
+                <w:szCs w:val="18"/>
               </w:rPr>
               <w:t xml:space="preserve"> y las de inmutabilidad</w:t>
             </w:r>
@@ -2593,32 +2818,35 @@
       </w:tr>
       <w:tr>
         <w:trPr>
+          <w:cantSplit/>
           <w:tblHeader w:val="off"/>
         </w:trPr>
         <w:tc>
           <w:tcPr>
-            <w:tcW w:type="dxa" w:w="3120"/>
-            <w:tcBorders>
-              <w:top w:val="single" w:color="BBBBBB" w:sz="4"/>
-              <w:left w:val="single" w:color="BBBBBB" w:sz="4"/>
-              <w:bottom w:val="single" w:color="BBBBBB" w:sz="4"/>
-              <w:right w:val="single" w:color="BBBBBB" w:sz="4"/>
-            </w:tcBorders>
-            <w:tcMar>
-              <w:top w:type="dxa" w:w="60"/>
-              <w:left w:type="dxa" w:w="100"/>
-              <w:bottom w:type="dxa" w:w="60"/>
-              <w:right w:type="dxa" w:w="100"/>
-            </w:tcMar>
-          </w:tcPr>
-          <w:p>
-            <w:r>
-              <w:rPr>
-                <w:rFonts w:ascii="Calibri" w:cs="Calibri" w:eastAsia="Calibri" w:hAnsi="Calibri"/>
-                <w:b w:val="false"/>
-                <w:bCs w:val="false"/>
-                <w:sz w:val="19"/>
-                <w:szCs w:val="19"/>
+            <w:tcW w:type="dxa" w:w="3360"/>
+            <w:tcBorders>
+              <w:top w:val="single" w:color="C9D6D3" w:sz="4"/>
+              <w:left w:val="single" w:color="C9D6D3" w:sz="4"/>
+              <w:bottom w:val="single" w:color="C9D6D3" w:sz="4"/>
+              <w:right w:val="single" w:color="C9D6D3" w:sz="4"/>
+            </w:tcBorders>
+            <w:tcMar>
+              <w:top w:type="dxa" w:w="60"/>
+              <w:left w:type="dxa" w:w="100"/>
+              <w:bottom w:type="dxa" w:w="60"/>
+              <w:right w:type="dxa" w:w="100"/>
+            </w:tcMar>
+          </w:tcPr>
+          <w:p>
+            <w:pPr>
+              <w:spacing w:after="40"/>
+              <w:jc w:val="left"/>
+            </w:pPr>
+            <w:r>
+              <w:rPr>
+                <w:rFonts w:ascii="Calibri" w:cs="Calibri" w:eastAsia="Calibri" w:hAnsi="Calibri"/>
+                <w:sz w:val="18"/>
+                <w:szCs w:val="18"/>
               </w:rPr>
               <w:t xml:space="preserve">Cambiar un campo de un evento sin que se note</w:t>
             </w:r>
@@ -2626,28 +2854,30 @@
         </w:tc>
         <w:tc>
           <w:tcPr>
-            <w:tcW w:type="dxa" w:w="3120"/>
-            <w:tcBorders>
-              <w:top w:val="single" w:color="BBBBBB" w:sz="4"/>
-              <w:left w:val="single" w:color="BBBBBB" w:sz="4"/>
-              <w:bottom w:val="single" w:color="BBBBBB" w:sz="4"/>
-              <w:right w:val="single" w:color="BBBBBB" w:sz="4"/>
-            </w:tcBorders>
-            <w:tcMar>
-              <w:top w:type="dxa" w:w="60"/>
-              <w:left w:type="dxa" w:w="100"/>
-              <w:bottom w:type="dxa" w:w="60"/>
-              <w:right w:type="dxa" w:w="100"/>
-            </w:tcMar>
-          </w:tcPr>
-          <w:p>
-            <w:r>
-              <w:rPr>
-                <w:rFonts w:ascii="Calibri" w:cs="Calibri" w:eastAsia="Calibri" w:hAnsi="Calibri"/>
-                <w:b w:val="false"/>
-                <w:bCs w:val="false"/>
-                <w:sz w:val="19"/>
-                <w:szCs w:val="19"/>
+            <w:tcW w:type="dxa" w:w="3360"/>
+            <w:tcBorders>
+              <w:top w:val="single" w:color="C9D6D3" w:sz="4"/>
+              <w:left w:val="single" w:color="C9D6D3" w:sz="4"/>
+              <w:bottom w:val="single" w:color="C9D6D3" w:sz="4"/>
+              <w:right w:val="single" w:color="C9D6D3" w:sz="4"/>
+            </w:tcBorders>
+            <w:tcMar>
+              <w:top w:type="dxa" w:w="60"/>
+              <w:left w:type="dxa" w:w="100"/>
+              <w:bottom w:type="dxa" w:w="60"/>
+              <w:right w:type="dxa" w:w="100"/>
+            </w:tcMar>
+          </w:tcPr>
+          <w:p>
+            <w:pPr>
+              <w:spacing w:after="40"/>
+              <w:jc w:val="left"/>
+            </w:pPr>
+            <w:r>
+              <w:rPr>
+                <w:rFonts w:ascii="Calibri" w:cs="Calibri" w:eastAsia="Calibri" w:hAnsi="Calibri"/>
+                <w:sz w:val="18"/>
+                <w:szCs w:val="18"/>
               </w:rPr>
               <w:t xml:space="preserve">Hash que cubre todos los campos</w:t>
             </w:r>
@@ -2655,28 +2885,32 @@
         </w:tc>
         <w:tc>
           <w:tcPr>
-            <w:tcW w:type="dxa" w:w="3120"/>
-            <w:tcBorders>
-              <w:top w:val="single" w:color="BBBBBB" w:sz="4"/>
-              <w:left w:val="single" w:color="BBBBBB" w:sz="4"/>
-              <w:bottom w:val="single" w:color="BBBBBB" w:sz="4"/>
-              <w:right w:val="single" w:color="BBBBBB" w:sz="4"/>
-            </w:tcBorders>
-            <w:tcMar>
-              <w:top w:type="dxa" w:w="60"/>
-              <w:left w:type="dxa" w:w="100"/>
-              <w:bottom w:type="dxa" w:w="60"/>
-              <w:right w:type="dxa" w:w="100"/>
-            </w:tcMar>
-          </w:tcPr>
-          <w:p>
+            <w:tcW w:type="dxa" w:w="3360"/>
+            <w:tcBorders>
+              <w:top w:val="single" w:color="C9D6D3" w:sz="4"/>
+              <w:left w:val="single" w:color="C9D6D3" w:sz="4"/>
+              <w:bottom w:val="single" w:color="C9D6D3" w:sz="4"/>
+              <w:right w:val="single" w:color="C9D6D3" w:sz="4"/>
+            </w:tcBorders>
+            <w:tcMar>
+              <w:top w:type="dxa" w:w="60"/>
+              <w:left w:type="dxa" w:w="100"/>
+              <w:bottom w:type="dxa" w:w="60"/>
+              <w:right w:type="dxa" w:w="100"/>
+            </w:tcMar>
+          </w:tcPr>
+          <w:p>
+            <w:pPr>
+              <w:spacing w:after="40"/>
+              <w:jc w:val="left"/>
+            </w:pPr>
             <w:r>
               <w:rPr>
                 <w:rFonts w:ascii="Consolas" w:cs="Consolas" w:eastAsia="Consolas" w:hAnsi="Consolas"/>
                 <w:b w:val="false"/>
                 <w:bCs w:val="false"/>
-                <w:sz w:val="19"/>
-                <w:szCs w:val="19"/>
+                <w:sz w:val="16"/>
+                <w:szCs w:val="16"/>
               </w:rPr>
               <w:t xml:space="preserve">test_alterar_cualquier_campo_rompe_la_cadena</w:t>
             </w:r>
@@ -2685,32 +2919,35 @@
       </w:tr>
       <w:tr>
         <w:trPr>
+          <w:cantSplit/>
           <w:tblHeader w:val="off"/>
         </w:trPr>
         <w:tc>
           <w:tcPr>
-            <w:tcW w:type="dxa" w:w="3120"/>
-            <w:tcBorders>
-              <w:top w:val="single" w:color="BBBBBB" w:sz="4"/>
-              <w:left w:val="single" w:color="BBBBBB" w:sz="4"/>
-              <w:bottom w:val="single" w:color="BBBBBB" w:sz="4"/>
-              <w:right w:val="single" w:color="BBBBBB" w:sz="4"/>
-            </w:tcBorders>
-            <w:tcMar>
-              <w:top w:type="dxa" w:w="60"/>
-              <w:left w:type="dxa" w:w="100"/>
-              <w:bottom w:type="dxa" w:w="60"/>
-              <w:right w:type="dxa" w:w="100"/>
-            </w:tcMar>
-          </w:tcPr>
-          <w:p>
-            <w:r>
-              <w:rPr>
-                <w:rFonts w:ascii="Calibri" w:cs="Calibri" w:eastAsia="Calibri" w:hAnsi="Calibri"/>
-                <w:b w:val="false"/>
-                <w:bCs w:val="false"/>
-                <w:sz w:val="19"/>
-                <w:szCs w:val="19"/>
+            <w:tcW w:type="dxa" w:w="3360"/>
+            <w:tcBorders>
+              <w:top w:val="single" w:color="C9D6D3" w:sz="4"/>
+              <w:left w:val="single" w:color="C9D6D3" w:sz="4"/>
+              <w:bottom w:val="single" w:color="C9D6D3" w:sz="4"/>
+              <w:right w:val="single" w:color="C9D6D3" w:sz="4"/>
+            </w:tcBorders>
+            <w:tcMar>
+              <w:top w:type="dxa" w:w="60"/>
+              <w:left w:type="dxa" w:w="100"/>
+              <w:bottom w:type="dxa" w:w="60"/>
+              <w:right w:type="dxa" w:w="100"/>
+            </w:tcMar>
+          </w:tcPr>
+          <w:p>
+            <w:pPr>
+              <w:spacing w:after="40"/>
+              <w:jc w:val="left"/>
+            </w:pPr>
+            <w:r>
+              <w:rPr>
+                <w:rFonts w:ascii="Calibri" w:cs="Calibri" w:eastAsia="Calibri" w:hAnsi="Calibri"/>
+                <w:sz w:val="18"/>
+                <w:szCs w:val="18"/>
               </w:rPr>
               <w:t xml:space="preserve">Dejar una supresión a medias</w:t>
             </w:r>
@@ -2718,28 +2955,30 @@
         </w:tc>
         <w:tc>
           <w:tcPr>
-            <w:tcW w:type="dxa" w:w="3120"/>
-            <w:tcBorders>
-              <w:top w:val="single" w:color="BBBBBB" w:sz="4"/>
-              <w:left w:val="single" w:color="BBBBBB" w:sz="4"/>
-              <w:bottom w:val="single" w:color="BBBBBB" w:sz="4"/>
-              <w:right w:val="single" w:color="BBBBBB" w:sz="4"/>
-            </w:tcBorders>
-            <w:tcMar>
-              <w:top w:type="dxa" w:w="60"/>
-              <w:left w:type="dxa" w:w="100"/>
-              <w:bottom w:type="dxa" w:w="60"/>
-              <w:right w:type="dxa" w:w="100"/>
-            </w:tcMar>
-          </w:tcPr>
-          <w:p>
-            <w:r>
-              <w:rPr>
-                <w:rFonts w:ascii="Calibri" w:cs="Calibri" w:eastAsia="Calibri" w:hAnsi="Calibri"/>
-                <w:b w:val="false"/>
-                <w:bCs w:val="false"/>
-                <w:sz w:val="19"/>
-                <w:szCs w:val="19"/>
+            <w:tcW w:type="dxa" w:w="3360"/>
+            <w:tcBorders>
+              <w:top w:val="single" w:color="C9D6D3" w:sz="4"/>
+              <w:left w:val="single" w:color="C9D6D3" w:sz="4"/>
+              <w:bottom w:val="single" w:color="C9D6D3" w:sz="4"/>
+              <w:right w:val="single" w:color="C9D6D3" w:sz="4"/>
+            </w:tcBorders>
+            <w:tcMar>
+              <w:top w:type="dxa" w:w="60"/>
+              <w:left w:type="dxa" w:w="100"/>
+              <w:bottom w:type="dxa" w:w="60"/>
+              <w:right w:type="dxa" w:w="100"/>
+            </w:tcMar>
+          </w:tcPr>
+          <w:p>
+            <w:pPr>
+              <w:spacing w:after="40"/>
+              <w:jc w:val="left"/>
+            </w:pPr>
+            <w:r>
+              <w:rPr>
+                <w:rFonts w:ascii="Calibri" w:cs="Calibri" w:eastAsia="Calibri" w:hAnsi="Calibri"/>
+                <w:sz w:val="18"/>
+                <w:szCs w:val="18"/>
               </w:rPr>
               <w:t xml:space="preserve">Transacción única</w:t>
             </w:r>
@@ -2747,28 +2986,32 @@
         </w:tc>
         <w:tc>
           <w:tcPr>
-            <w:tcW w:type="dxa" w:w="3120"/>
-            <w:tcBorders>
-              <w:top w:val="single" w:color="BBBBBB" w:sz="4"/>
-              <w:left w:val="single" w:color="BBBBBB" w:sz="4"/>
-              <w:bottom w:val="single" w:color="BBBBBB" w:sz="4"/>
-              <w:right w:val="single" w:color="BBBBBB" w:sz="4"/>
-            </w:tcBorders>
-            <w:tcMar>
-              <w:top w:type="dxa" w:w="60"/>
-              <w:left w:type="dxa" w:w="100"/>
-              <w:bottom w:type="dxa" w:w="60"/>
-              <w:right w:type="dxa" w:w="100"/>
-            </w:tcMar>
-          </w:tcPr>
-          <w:p>
+            <w:tcW w:type="dxa" w:w="3360"/>
+            <w:tcBorders>
+              <w:top w:val="single" w:color="C9D6D3" w:sz="4"/>
+              <w:left w:val="single" w:color="C9D6D3" w:sz="4"/>
+              <w:bottom w:val="single" w:color="C9D6D3" w:sz="4"/>
+              <w:right w:val="single" w:color="C9D6D3" w:sz="4"/>
+            </w:tcBorders>
+            <w:tcMar>
+              <w:top w:type="dxa" w:w="60"/>
+              <w:left w:type="dxa" w:w="100"/>
+              <w:bottom w:type="dxa" w:w="60"/>
+              <w:right w:type="dxa" w:w="100"/>
+            </w:tcMar>
+          </w:tcPr>
+          <w:p>
+            <w:pPr>
+              <w:spacing w:after="40"/>
+              <w:jc w:val="left"/>
+            </w:pPr>
             <w:r>
               <w:rPr>
                 <w:rFonts w:ascii="Consolas" w:cs="Consolas" w:eastAsia="Consolas" w:hAnsi="Consolas"/>
                 <w:b w:val="false"/>
                 <w:bCs w:val="false"/>
-                <w:sz w:val="19"/>
-                <w:szCs w:val="19"/>
+                <w:sz w:val="16"/>
+                <w:szCs w:val="16"/>
               </w:rPr>
               <w:t xml:space="preserve">test_si_falla_la_ejecucion_no_queda_nada_a_medias</w:t>
             </w:r>
@@ -2777,32 +3020,35 @@
       </w:tr>
       <w:tr>
         <w:trPr>
+          <w:cantSplit/>
           <w:tblHeader w:val="off"/>
         </w:trPr>
         <w:tc>
           <w:tcPr>
-            <w:tcW w:type="dxa" w:w="3120"/>
-            <w:tcBorders>
-              <w:top w:val="single" w:color="BBBBBB" w:sz="4"/>
-              <w:left w:val="single" w:color="BBBBBB" w:sz="4"/>
-              <w:bottom w:val="single" w:color="BBBBBB" w:sz="4"/>
-              <w:right w:val="single" w:color="BBBBBB" w:sz="4"/>
-            </w:tcBorders>
-            <w:tcMar>
-              <w:top w:type="dxa" w:w="60"/>
-              <w:left w:type="dxa" w:w="100"/>
-              <w:bottom w:type="dxa" w:w="60"/>
-              <w:right w:type="dxa" w:w="100"/>
-            </w:tcMar>
-          </w:tcPr>
-          <w:p>
-            <w:r>
-              <w:rPr>
-                <w:rFonts w:ascii="Calibri" w:cs="Calibri" w:eastAsia="Calibri" w:hAnsi="Calibri"/>
-                <w:b w:val="false"/>
-                <w:bCs w:val="false"/>
-                <w:sz w:val="19"/>
-                <w:szCs w:val="19"/>
+            <w:tcW w:type="dxa" w:w="3360"/>
+            <w:tcBorders>
+              <w:top w:val="single" w:color="C9D6D3" w:sz="4"/>
+              <w:left w:val="single" w:color="C9D6D3" w:sz="4"/>
+              <w:bottom w:val="single" w:color="C9D6D3" w:sz="4"/>
+              <w:right w:val="single" w:color="C9D6D3" w:sz="4"/>
+            </w:tcBorders>
+            <w:tcMar>
+              <w:top w:type="dxa" w:w="60"/>
+              <w:left w:type="dxa" w:w="100"/>
+              <w:bottom w:type="dxa" w:w="60"/>
+              <w:right w:type="dxa" w:w="100"/>
+            </w:tcMar>
+          </w:tcPr>
+          <w:p>
+            <w:pPr>
+              <w:spacing w:after="40"/>
+              <w:jc w:val="left"/>
+            </w:pPr>
+            <w:r>
+              <w:rPr>
+                <w:rFonts w:ascii="Calibri" w:cs="Calibri" w:eastAsia="Calibri" w:hAnsi="Calibri"/>
+                <w:sz w:val="18"/>
+                <w:szCs w:val="18"/>
               </w:rPr>
               <w:t xml:space="preserve">Reutilizar o adivinar el código de verificación</w:t>
             </w:r>
@@ -2810,28 +3056,30 @@
         </w:tc>
         <w:tc>
           <w:tcPr>
-            <w:tcW w:type="dxa" w:w="3120"/>
-            <w:tcBorders>
-              <w:top w:val="single" w:color="BBBBBB" w:sz="4"/>
-              <w:left w:val="single" w:color="BBBBBB" w:sz="4"/>
-              <w:bottom w:val="single" w:color="BBBBBB" w:sz="4"/>
-              <w:right w:val="single" w:color="BBBBBB" w:sz="4"/>
-            </w:tcBorders>
-            <w:tcMar>
-              <w:top w:type="dxa" w:w="60"/>
-              <w:left w:type="dxa" w:w="100"/>
-              <w:bottom w:type="dxa" w:w="60"/>
-              <w:right w:type="dxa" w:w="100"/>
-            </w:tcMar>
-          </w:tcPr>
-          <w:p>
-            <w:r>
-              <w:rPr>
-                <w:rFonts w:ascii="Calibri" w:cs="Calibri" w:eastAsia="Calibri" w:hAnsi="Calibri"/>
-                <w:b w:val="false"/>
-                <w:bCs w:val="false"/>
-                <w:sz w:val="19"/>
-                <w:szCs w:val="19"/>
+            <w:tcW w:type="dxa" w:w="3360"/>
+            <w:tcBorders>
+              <w:top w:val="single" w:color="C9D6D3" w:sz="4"/>
+              <w:left w:val="single" w:color="C9D6D3" w:sz="4"/>
+              <w:bottom w:val="single" w:color="C9D6D3" w:sz="4"/>
+              <w:right w:val="single" w:color="C9D6D3" w:sz="4"/>
+            </w:tcBorders>
+            <w:tcMar>
+              <w:top w:type="dxa" w:w="60"/>
+              <w:left w:type="dxa" w:w="100"/>
+              <w:bottom w:type="dxa" w:w="60"/>
+              <w:right w:type="dxa" w:w="100"/>
+            </w:tcMar>
+          </w:tcPr>
+          <w:p>
+            <w:pPr>
+              <w:spacing w:after="40"/>
+              <w:jc w:val="left"/>
+            </w:pPr>
+            <w:r>
+              <w:rPr>
+                <w:rFonts w:ascii="Calibri" w:cs="Calibri" w:eastAsia="Calibri" w:hAnsi="Calibri"/>
+                <w:sz w:val="18"/>
+                <w:szCs w:val="18"/>
               </w:rPr>
               <w:t xml:space="preserve">Un uso, 15 minutos, 5 intentos, 3 envíos</w:t>
             </w:r>
@@ -2839,38 +3087,40 @@
         </w:tc>
         <w:tc>
           <w:tcPr>
-            <w:tcW w:type="dxa" w:w="3120"/>
-            <w:tcBorders>
-              <w:top w:val="single" w:color="BBBBBB" w:sz="4"/>
-              <w:left w:val="single" w:color="BBBBBB" w:sz="4"/>
-              <w:bottom w:val="single" w:color="BBBBBB" w:sz="4"/>
-              <w:right w:val="single" w:color="BBBBBB" w:sz="4"/>
-            </w:tcBorders>
-            <w:tcMar>
-              <w:top w:type="dxa" w:w="60"/>
-              <w:left w:type="dxa" w:w="100"/>
-              <w:bottom w:type="dxa" w:w="60"/>
-              <w:right w:type="dxa" w:w="100"/>
-            </w:tcMar>
-          </w:tcPr>
-          <w:p>
+            <w:tcW w:type="dxa" w:w="3360"/>
+            <w:tcBorders>
+              <w:top w:val="single" w:color="C9D6D3" w:sz="4"/>
+              <w:left w:val="single" w:color="C9D6D3" w:sz="4"/>
+              <w:bottom w:val="single" w:color="C9D6D3" w:sz="4"/>
+              <w:right w:val="single" w:color="C9D6D3" w:sz="4"/>
+            </w:tcBorders>
+            <w:tcMar>
+              <w:top w:type="dxa" w:w="60"/>
+              <w:left w:type="dxa" w:w="100"/>
+              <w:bottom w:type="dxa" w:w="60"/>
+              <w:right w:type="dxa" w:w="100"/>
+            </w:tcMar>
+          </w:tcPr>
+          <w:p>
+            <w:pPr>
+              <w:spacing w:after="40"/>
+              <w:jc w:val="left"/>
+            </w:pPr>
             <w:r>
               <w:rPr>
                 <w:rFonts w:ascii="Consolas" w:cs="Consolas" w:eastAsia="Consolas" w:hAnsi="Consolas"/>
                 <w:b w:val="false"/>
                 <w:bCs w:val="false"/>
-                <w:sz w:val="19"/>
-                <w:szCs w:val="19"/>
+                <w:sz w:val="16"/>
+                <w:szCs w:val="16"/>
               </w:rPr>
               <w:t xml:space="preserve">test_codigo_vencido_y_de_un_solo_uso</w:t>
             </w:r>
             <w:r>
               <w:rPr>
                 <w:rFonts w:ascii="Calibri" w:cs="Calibri" w:eastAsia="Calibri" w:hAnsi="Calibri"/>
-                <w:b w:val="false"/>
-                <w:bCs w:val="false"/>
-                <w:sz w:val="19"/>
-                <w:szCs w:val="19"/>
+                <w:sz w:val="18"/>
+                <w:szCs w:val="18"/>
               </w:rPr>
               <w:t xml:space="preserve">, </w:t>
             </w:r>
@@ -2879,8 +3129,8 @@
                 <w:rFonts w:ascii="Consolas" w:cs="Consolas" w:eastAsia="Consolas" w:hAnsi="Consolas"/>
                 <w:b w:val="false"/>
                 <w:bCs w:val="false"/>
-                <w:sz w:val="19"/>
-                <w:szCs w:val="19"/>
+                <w:sz w:val="16"/>
+                <w:szCs w:val="16"/>
               </w:rPr>
               <w:t xml:space="preserve">test_codigo_incorrecto_y_limite_de_intentos</w:t>
             </w:r>
@@ -2888,10 +3138,14 @@
         </w:tc>
       </w:tr>
     </w:tbl>
-    <w:p/>
-    <w:p>
-      <w:pPr>
-        <w:pStyle w:val="Heading2"/>
+    <w:p>
+      <w:pPr>
+        <w:spacing w:after="120"/>
+      </w:pPr>
+    </w:p>
+    <w:p>
+      <w:pPr>
+        <w:pStyle w:val="Heading1"/>
       </w:pPr>
       <w:r>
         <w:rPr>
@@ -2902,13 +3156,11 @@
     </w:p>
     <w:p>
       <w:pPr>
-        <w:spacing w:after="120"/>
-      </w:pPr>
-      <w:r>
-        <w:rPr>
-          <w:rFonts w:ascii="Calibri" w:cs="Calibri" w:eastAsia="Calibri" w:hAnsi="Calibri"/>
-          <w:sz w:val="22"/>
-          <w:szCs w:val="22"/>
+        <w:spacing w:after="120" w:line="276"/>
+      </w:pPr>
+      <w:r>
+        <w:rPr>
+          <w:rFonts w:ascii="Calibri" w:cs="Calibri" w:eastAsia="Calibri" w:hAnsi="Calibri"/>
         </w:rPr>
         <w:t xml:space="preserve">Los eventos siguientes </w:t>
       </w:r>
@@ -2917,465 +3169,618 @@
           <w:rFonts w:ascii="Calibri" w:cs="Calibri" w:eastAsia="Calibri" w:hAnsi="Calibri"/>
           <w:b/>
           <w:bCs/>
-          <w:sz w:val="22"/>
-          <w:szCs w:val="22"/>
         </w:rPr>
         <w:t xml:space="preserve">no son inventados</w:t>
       </w:r>
       <w:r>
         <w:rPr>
           <w:rFonts w:ascii="Calibri" w:cs="Calibri" w:eastAsia="Calibri" w:hAnsi="Calibri"/>
-          <w:sz w:val="22"/>
-          <w:szCs w:val="22"/>
         </w:rPr>
         <w:t xml:space="preserve">: se generaron ejecutando un escenario completo (</w:t>
       </w:r>
       <w:r>
         <w:rPr>
           <w:rFonts w:ascii="Consolas" w:cs="Consolas" w:eastAsia="Consolas" w:hAnsi="Consolas"/>
-          <w:sz w:val="22"/>
-          <w:szCs w:val="22"/>
+          <w:b w:val="false"/>
+          <w:bCs w:val="false"/>
+          <w:sz w:val="19"/>
+          <w:szCs w:val="19"/>
         </w:rPr>
         <w:t xml:space="preserve">escenario.py</w:t>
       </w:r>
       <w:r>
         <w:rPr>
           <w:rFonts w:ascii="Calibri" w:cs="Calibri" w:eastAsia="Calibri" w:hAnsi="Calibri"/>
-          <w:sz w:val="22"/>
-          <w:szCs w:val="22"/>
         </w:rPr>
         <w:t xml:space="preserve">) sobre una base de pruebas temporal, con el código real de los tres módulos. El escenario hace, en orden: una paciente otorga y revoca el consentimiento del correo; pide acceso a sus datos, falla la verificación una vez, la completa con el código recibido, el Encargado acoge, ella descarga y se cierra; pide cambiar su teléfono; un médico intenta leer la auditoría y es denegado; el Encargado la lee; el mismo médico consulta 60 fichas distintas, lo que dispara una alerta; se cierran sus sesiones; se abre un incidente, se clasifica, se preserva la evidencia, se propone y autoriza (por otra persona) la notificación y se registra la alerta temprana al CSIRT. Los identificadores de paciente son códigos seudónimos aleatorios. Se omiten los 60 eventos de consulta de fichas, pero quedaron en la cadena (total 86 eventos) y la verificación final dio </w:t>
       </w:r>
       <w:r>
         <w:rPr>
           <w:rFonts w:ascii="Consolas" w:cs="Consolas" w:eastAsia="Consolas" w:hAnsi="Consolas"/>
-          <w:sz w:val="22"/>
-          <w:szCs w:val="22"/>
+          <w:b w:val="false"/>
+          <w:bCs w:val="false"/>
+          <w:sz w:val="19"/>
+          <w:szCs w:val="19"/>
         </w:rPr>
         <w:t xml:space="preserve">íntegra</w:t>
       </w:r>
       <w:r>
         <w:rPr>
           <w:rFonts w:ascii="Calibri" w:cs="Calibri" w:eastAsia="Calibri" w:hAnsi="Calibri"/>
-          <w:sz w:val="22"/>
-          <w:szCs w:val="22"/>
         </w:rPr>
         <w:t xml:space="preserve">.</w:t>
       </w:r>
     </w:p>
     <w:p>
       <w:pPr>
+        <w:pBdr>
+          <w:left w:val="single" w:color="C9D6D3" w:sz="12" w:space="8"/>
+        </w:pBdr>
         <w:spacing w:after="0"/>
+        <w:ind w:left="200"/>
       </w:pPr>
       <w:r>
         <w:rPr>
           <w:rFonts w:ascii="Consolas" w:cs="Consolas" w:eastAsia="Consolas" w:hAnsi="Consolas"/>
-          <w:sz w:val="17"/>
-          <w:szCs w:val="17"/>
+          <w:color w:val="1B2A2F"/>
+          <w:sz w:val="15"/>
+          <w:szCs w:val="15"/>
         </w:rPr>
         <w:t xml:space="preserve">#1 | 2026-10-30 20:36:24Z | - | CUENTA_CREADA | cuenta:1 | OK | {"tipo": "MEDICO"} | hash 4802804b741d…</w:t>
       </w:r>
     </w:p>
     <w:p>
       <w:pPr>
+        <w:pBdr>
+          <w:left w:val="single" w:color="C9D6D3" w:sz="12" w:space="8"/>
+        </w:pBdr>
         <w:spacing w:after="0"/>
+        <w:ind w:left="200"/>
       </w:pPr>
       <w:r>
         <w:rPr>
           <w:rFonts w:ascii="Consolas" w:cs="Consolas" w:eastAsia="Consolas" w:hAnsi="Consolas"/>
-          <w:sz w:val="17"/>
-          <w:szCs w:val="17"/>
+          <w:color w:val="1B2A2F"/>
+          <w:sz w:val="15"/>
+          <w:szCs w:val="15"/>
         </w:rPr>
         <w:t xml:space="preserve">#2 | 2026-10-30 20:36:24Z | - | CUENTA_CREADA | cuenta:2 | OK | {"tipo": "PRIVACIDAD"} | hash d06fed030879…</w:t>
       </w:r>
     </w:p>
     <w:p>
       <w:pPr>
+        <w:pBdr>
+          <w:left w:val="single" w:color="C9D6D3" w:sz="12" w:space="8"/>
+        </w:pBdr>
         <w:spacing w:after="0"/>
+        <w:ind w:left="200"/>
       </w:pPr>
       <w:r>
         <w:rPr>
           <w:rFonts w:ascii="Consolas" w:cs="Consolas" w:eastAsia="Consolas" w:hAnsi="Consolas"/>
-          <w:sz w:val="17"/>
-          <w:szCs w:val="17"/>
+          <w:color w:val="1B2A2F"/>
+          <w:sz w:val="15"/>
+          <w:szCs w:val="15"/>
         </w:rPr>
         <w:t xml:space="preserve">#3 | 2026-10-30 20:36:24Z | - | CUENTA_CREADA | cuenta:3 | OK | {"tipo": "ADMIN_SISTEMA"} | hash bd238e86f6cf…</w:t>
       </w:r>
     </w:p>
     <w:p>
       <w:pPr>
+        <w:pBdr>
+          <w:left w:val="single" w:color="C9D6D3" w:sz="12" w:space="8"/>
+        </w:pBdr>
         <w:spacing w:after="0"/>
+        <w:ind w:left="200"/>
       </w:pPr>
       <w:r>
         <w:rPr>
           <w:rFonts w:ascii="Consolas" w:cs="Consolas" w:eastAsia="Consolas" w:hAnsi="Consolas"/>
-          <w:sz w:val="17"/>
-          <w:szCs w:val="17"/>
+          <w:color w:val="1B2A2F"/>
+          <w:sz w:val="15"/>
+          <w:szCs w:val="15"/>
         </w:rPr>
         <w:t xml:space="preserve">#4 | 2026-10-30 20:36:24Z | - | CUENTA_CREADA | cuenta:4 | OK | {"tipo": "PACIENTE"} | hash 20bf0ac6afbc…</w:t>
       </w:r>
     </w:p>
     <w:p>
       <w:pPr>
+        <w:pBdr>
+          <w:left w:val="single" w:color="C9D6D3" w:sz="12" w:space="8"/>
+        </w:pBdr>
         <w:spacing w:after="0"/>
+        <w:ind w:left="200"/>
       </w:pPr>
       <w:r>
         <w:rPr>
           <w:rFonts w:ascii="Consolas" w:cs="Consolas" w:eastAsia="Consolas" w:hAnsi="Consolas"/>
-          <w:sz w:val="17"/>
-          <w:szCs w:val="17"/>
+          <w:color w:val="1B2A2F"/>
+          <w:sz w:val="15"/>
+          <w:szCs w:val="15"/>
         </w:rPr>
         <w:t xml:space="preserve">#5 | 2026-10-30 20:36:24Z | PACIENTE | CONSENTIMIENTO_CAMBIO | consentimiento:PR4n36K3J4J3u | OK | {"finalidad": "RECORDATORIOS_CORREO", "estado_anterior": "NINGUNO", "estado_nuevo": "OTORGADO", "version": 1, "canal": "PORTAL"} | hash 29fd233f572c…</w:t>
       </w:r>
     </w:p>
     <w:p>
       <w:pPr>
+        <w:pBdr>
+          <w:left w:val="single" w:color="C9D6D3" w:sz="12" w:space="8"/>
+        </w:pBdr>
         <w:spacing w:after="0"/>
+        <w:ind w:left="200"/>
       </w:pPr>
       <w:r>
         <w:rPr>
           <w:rFonts w:ascii="Consolas" w:cs="Consolas" w:eastAsia="Consolas" w:hAnsi="Consolas"/>
-          <w:sz w:val="17"/>
-          <w:szCs w:val="17"/>
+          <w:color w:val="1B2A2F"/>
+          <w:sz w:val="15"/>
+          <w:szCs w:val="15"/>
         </w:rPr>
         <w:t xml:space="preserve">#6 | 2026-10-30 20:36:24Z | PACIENTE | CONSENTIMIENTO_CAMBIO | consentimiento:PR4n36K3J4J3u | OK | {"finalidad": "RECORDATORIOS_CORREO", "estado_anterior": "OTORGADO", "estado_nuevo": "REVOCADO", "version": 1, "canal": "PORTAL"} | hash c756697e9250…</w:t>
       </w:r>
     </w:p>
     <w:p>
       <w:pPr>
+        <w:pBdr>
+          <w:left w:val="single" w:color="C9D6D3" w:sz="12" w:space="8"/>
+        </w:pBdr>
         <w:spacing w:after="0"/>
+        <w:ind w:left="200"/>
       </w:pPr>
       <w:r>
         <w:rPr>
           <w:rFonts w:ascii="Consolas" w:cs="Consolas" w:eastAsia="Consolas" w:hAnsi="Consolas"/>
-          <w:sz w:val="17"/>
-          <w:szCs w:val="17"/>
+          <w:color w:val="1B2A2F"/>
+          <w:sz w:val="15"/>
+          <w:szCs w:val="15"/>
         </w:rPr>
         <w:t xml:space="preserve">#7 | 2026-10-30 20:36:24Z | PACIENTE | DERECHO_SOLICITUD | solicitud_derechos:PR4n36K3J4J3u | OK | {"codigo_solicitud": "SD-4DF55FD0", "tipo": "ACCESO", "campo": "", "estado_nuevo": "RECIBIDA"} | hash 99718814b158…</w:t>
       </w:r>
     </w:p>
     <w:p>
       <w:pPr>
+        <w:pBdr>
+          <w:left w:val="single" w:color="C9D6D3" w:sz="12" w:space="8"/>
+        </w:pBdr>
         <w:spacing w:after="0"/>
+        <w:ind w:left="200"/>
       </w:pPr>
       <w:r>
         <w:rPr>
           <w:rFonts w:ascii="Consolas" w:cs="Consolas" w:eastAsia="Consolas" w:hAnsi="Consolas"/>
-          <w:sz w:val="17"/>
-          <w:szCs w:val="17"/>
+          <w:color w:val="1B2A2F"/>
+          <w:sz w:val="15"/>
+          <w:szCs w:val="15"/>
         </w:rPr>
         <w:t xml:space="preserve">#8 | 2026-10-30 20:36:24Z | PACIENTE | DERECHO_VERIFICACION | solicitud_derechos:PR4n36K3J4J3u | OK | {"codigo_solicitud": "SD-4DF55FD0", "tipo": "ACCESO", "metodo": "codigo_enviado"} | hash 9d0404c0245d…</w:t>
       </w:r>
     </w:p>
     <w:p>
       <w:pPr>
+        <w:pBdr>
+          <w:left w:val="single" w:color="C9D6D3" w:sz="12" w:space="8"/>
+        </w:pBdr>
         <w:spacing w:after="0"/>
+        <w:ind w:left="200"/>
       </w:pPr>
       <w:r>
         <w:rPr>
           <w:rFonts w:ascii="Consolas" w:cs="Consolas" w:eastAsia="Consolas" w:hAnsi="Consolas"/>
-          <w:sz w:val="17"/>
-          <w:szCs w:val="17"/>
+          <w:color w:val="1B2A2F"/>
+          <w:sz w:val="15"/>
+          <w:szCs w:val="15"/>
         </w:rPr>
         <w:t xml:space="preserve">#9 | 2026-10-30 20:36:24Z | PACIENTE | DERECHO_VERIFICACION | solicitud_derechos:PR4n36K3J4J3u | DENEGADO | {"codigo_solicitud": "SD-4DF55FD0", "tipo": "ACCESO", "metodo": "clave"} | hash cc34ee3ab375…</w:t>
       </w:r>
     </w:p>
     <w:p>
       <w:pPr>
+        <w:pBdr>
+          <w:left w:val="single" w:color="C9D6D3" w:sz="12" w:space="8"/>
+        </w:pBdr>
         <w:spacing w:after="0"/>
+        <w:ind w:left="200"/>
       </w:pPr>
       <w:r>
         <w:rPr>
           <w:rFonts w:ascii="Consolas" w:cs="Consolas" w:eastAsia="Consolas" w:hAnsi="Consolas"/>
-          <w:sz w:val="17"/>
-          <w:szCs w:val="17"/>
+          <w:color w:val="1B2A2F"/>
+          <w:sz w:val="15"/>
+          <w:szCs w:val="15"/>
         </w:rPr>
         <w:t xml:space="preserve">#10 | 2026-10-30 20:36:24Z | PACIENTE | DERECHO_VERIFICACION | solicitud_derechos:PR4n36K3J4J3u | OK | {"codigo_solicitud": "SD-4DF55FD0", "tipo": "ACCESO", "metodo": "clave+codigo", "estado_nuevo": "EN_EVALUACION"} | hash bf84c985bfad…</w:t>
       </w:r>
     </w:p>
     <w:p>
       <w:pPr>
+        <w:pBdr>
+          <w:left w:val="single" w:color="C9D6D3" w:sz="12" w:space="8"/>
+        </w:pBdr>
         <w:spacing w:after="0"/>
+        <w:ind w:left="200"/>
       </w:pPr>
       <w:r>
         <w:rPr>
           <w:rFonts w:ascii="Consolas" w:cs="Consolas" w:eastAsia="Consolas" w:hAnsi="Consolas"/>
-          <w:sz w:val="17"/>
-          <w:szCs w:val="17"/>
+          <w:color w:val="1B2A2F"/>
+          <w:sz w:val="15"/>
+          <w:szCs w:val="15"/>
         </w:rPr>
         <w:t xml:space="preserve">#11 | 2026-10-30 20:36:24Z | PRIVACIDAD | DERECHO_RESOLUCION | solicitud_derechos:PR4n36K3J4J3u | OK | {"codigo_solicitud": "SD-4DF55FD0", "tipo": "ACCESO", "estado_nuevo": "RESUELTA", "motivo_codigo": "EJECUTADA"} | hash 5e7bceb1317e…</w:t>
       </w:r>
     </w:p>
     <w:p>
       <w:pPr>
+        <w:pBdr>
+          <w:left w:val="single" w:color="C9D6D3" w:sz="12" w:space="8"/>
+        </w:pBdr>
         <w:spacing w:after="0"/>
+        <w:ind w:left="200"/>
       </w:pPr>
       <w:r>
         <w:rPr>
           <w:rFonts w:ascii="Consolas" w:cs="Consolas" w:eastAsia="Consolas" w:hAnsi="Consolas"/>
-          <w:sz w:val="17"/>
-          <w:szCs w:val="17"/>
+          <w:color w:val="1B2A2F"/>
+          <w:sz w:val="15"/>
+          <w:szCs w:val="15"/>
         </w:rPr>
         <w:t xml:space="preserve">#12 | 2026-10-30 20:36:24Z | PACIENTE | EXPORTACION_DATOS | solicitud_derechos:PR4n36K3J4J3u | OK | {"codigo_solicitud": "SD-4DF55FD0", "tipo": "ACCESO", "formato": "json", "cantidad": 1} | hash 81de73d2ea00…</w:t>
       </w:r>
     </w:p>
     <w:p>
       <w:pPr>
+        <w:pBdr>
+          <w:left w:val="single" w:color="C9D6D3" w:sz="12" w:space="8"/>
+        </w:pBdr>
         <w:spacing w:after="0"/>
+        <w:ind w:left="200"/>
       </w:pPr>
       <w:r>
         <w:rPr>
           <w:rFonts w:ascii="Consolas" w:cs="Consolas" w:eastAsia="Consolas" w:hAnsi="Consolas"/>
-          <w:sz w:val="17"/>
-          <w:szCs w:val="17"/>
+          <w:color w:val="1B2A2F"/>
+          <w:sz w:val="15"/>
+          <w:szCs w:val="15"/>
         </w:rPr>
         <w:t xml:space="preserve">#13 | 2026-10-30 20:36:24Z | PRIVACIDAD | DERECHO_RESOLUCION | solicitud_derechos:PR4n36K3J4J3u | OK | {"codigo_solicitud": "SD-4DF55FD0", "tipo": "ACCESO", "estado_nuevo": "CERRADA"} | hash e2b7d021925d…</w:t>
       </w:r>
     </w:p>
     <w:p>
       <w:pPr>
+        <w:pBdr>
+          <w:left w:val="single" w:color="C9D6D3" w:sz="12" w:space="8"/>
+        </w:pBdr>
         <w:spacing w:after="0"/>
+        <w:ind w:left="200"/>
       </w:pPr>
       <w:r>
         <w:rPr>
           <w:rFonts w:ascii="Consolas" w:cs="Consolas" w:eastAsia="Consolas" w:hAnsi="Consolas"/>
-          <w:sz w:val="17"/>
-          <w:szCs w:val="17"/>
+          <w:color w:val="1B2A2F"/>
+          <w:sz w:val="15"/>
+          <w:szCs w:val="15"/>
         </w:rPr>
         <w:t xml:space="preserve">#14 | 2026-10-30 20:36:24Z | PACIENTE | DERECHO_SOLICITUD | solicitud_derechos:PR4n36K3J4J3u | OK | {"codigo_solicitud": "SD-2BFA8675", "tipo": "RECTIFICACION", "campo": "telefono", "estado_nuevo": "RECIBIDA"} | hash cd1ac47f3dc0…</w:t>
       </w:r>
     </w:p>
     <w:p>
       <w:pPr>
+        <w:pBdr>
+          <w:left w:val="single" w:color="C9D6D3" w:sz="12" w:space="8"/>
+        </w:pBdr>
         <w:spacing w:after="0"/>
+        <w:ind w:left="200"/>
       </w:pPr>
       <w:r>
         <w:rPr>
           <w:rFonts w:ascii="Consolas" w:cs="Consolas" w:eastAsia="Consolas" w:hAnsi="Consolas"/>
-          <w:sz w:val="17"/>
-          <w:szCs w:val="17"/>
+          <w:color w:val="1B2A2F"/>
+          <w:sz w:val="15"/>
+          <w:szCs w:val="15"/>
         </w:rPr>
         <w:t xml:space="preserve">#15 | 2026-10-30 20:36:24Z | PACIENTE | DERECHO_VERIFICACION | solicitud_derechos:PR4n36K3J4J3u | OK | {"codigo_solicitud": "SD-2BFA8675", "tipo": "RECTIFICACION", "metodo": "clave", "estado_nuevo": "EN_EVALUACION"} | hash d9899f728124…</w:t>
       </w:r>
     </w:p>
     <w:p>
       <w:pPr>
+        <w:pBdr>
+          <w:left w:val="single" w:color="C9D6D3" w:sz="12" w:space="8"/>
+        </w:pBdr>
         <w:spacing w:after="0"/>
+        <w:ind w:left="200"/>
       </w:pPr>
       <w:r>
         <w:rPr>
           <w:rFonts w:ascii="Consolas" w:cs="Consolas" w:eastAsia="Consolas" w:hAnsi="Consolas"/>
-          <w:sz w:val="17"/>
-          <w:szCs w:val="17"/>
+          <w:color w:val="1B2A2F"/>
+          <w:sz w:val="15"/>
+          <w:szCs w:val="15"/>
         </w:rPr>
         <w:t xml:space="preserve">#16 | 2026-10-30 20:36:24Z | PRIVACIDAD | RECTIFICACION | paciente:PR4n36K3J4J3u | OK | {"campo": "telefono", "codigo_solicitud": "SD-2BFA8675"} | hash e4a0eae87b7c…</w:t>
       </w:r>
     </w:p>
     <w:p>
       <w:pPr>
+        <w:pBdr>
+          <w:left w:val="single" w:color="C9D6D3" w:sz="12" w:space="8"/>
+        </w:pBdr>
         <w:spacing w:after="0"/>
+        <w:ind w:left="200"/>
       </w:pPr>
       <w:r>
         <w:rPr>
           <w:rFonts w:ascii="Consolas" w:cs="Consolas" w:eastAsia="Consolas" w:hAnsi="Consolas"/>
-          <w:sz w:val="17"/>
-          <w:szCs w:val="17"/>
+          <w:color w:val="1B2A2F"/>
+          <w:sz w:val="15"/>
+          <w:szCs w:val="15"/>
         </w:rPr>
         <w:t xml:space="preserve">#17 | 2026-10-30 20:36:24Z | PRIVACIDAD | DERECHO_RESOLUCION | solicitud_derechos:PR4n36K3J4J3u | OK | {"codigo_solicitud": "SD-2BFA8675", "tipo": "RECTIFICACION", "estado_nuevo": "RESUELTA", "motivo_codigo": "EJECUTADA"} | hash 2573ac3d7527…</w:t>
       </w:r>
     </w:p>
     <w:p>
       <w:pPr>
+        <w:pBdr>
+          <w:left w:val="single" w:color="C9D6D3" w:sz="12" w:space="8"/>
+        </w:pBdr>
         <w:spacing w:after="0"/>
+        <w:ind w:left="200"/>
       </w:pPr>
       <w:r>
         <w:rPr>
           <w:rFonts w:ascii="Consolas" w:cs="Consolas" w:eastAsia="Consolas" w:hAnsi="Consolas"/>
-          <w:sz w:val="17"/>
-          <w:szCs w:val="17"/>
+          <w:color w:val="1B2A2F"/>
+          <w:sz w:val="15"/>
+          <w:szCs w:val="15"/>
         </w:rPr>
         <w:t xml:space="preserve">#18 | 2026-10-30 20:36:24Z | MEDICO | ACCESO_DENEGADO | vista:auditoria:even | DENEGADO | {} | hash d55cab197172…</w:t>
       </w:r>
     </w:p>
     <w:p>
       <w:pPr>
+        <w:pBdr>
+          <w:left w:val="single" w:color="C9D6D3" w:sz="12" w:space="8"/>
+        </w:pBdr>
         <w:spacing w:after="0"/>
+        <w:ind w:left="200"/>
       </w:pPr>
       <w:r>
         <w:rPr>
           <w:rFonts w:ascii="Consolas" w:cs="Consolas" w:eastAsia="Consolas" w:hAnsi="Consolas"/>
-          <w:sz w:val="17"/>
-          <w:szCs w:val="17"/>
+          <w:color w:val="1B2A2F"/>
+          <w:sz w:val="15"/>
+          <w:szCs w:val="15"/>
         </w:rPr>
         <w:t xml:space="preserve">#79 | 2026-10-30 20:36:24Z | - | ALERTA_GENERADA | alerta:1 | OK | {"regla": "acceso_masivo_fichas", "cantidad": 60} | hash 3c10c2737b59…</w:t>
       </w:r>
     </w:p>
     <w:p>
       <w:pPr>
+        <w:pBdr>
+          <w:left w:val="single" w:color="C9D6D3" w:sz="12" w:space="8"/>
+        </w:pBdr>
         <w:spacing w:after="0"/>
+        <w:ind w:left="200"/>
       </w:pPr>
       <w:r>
         <w:rPr>
           <w:rFonts w:ascii="Consolas" w:cs="Consolas" w:eastAsia="Consolas" w:hAnsi="Consolas"/>
-          <w:sz w:val="17"/>
-          <w:szCs w:val="17"/>
+          <w:color w:val="1B2A2F"/>
+          <w:sz w:val="15"/>
+          <w:szCs w:val="15"/>
         </w:rPr>
         <w:t xml:space="preserve">#80 | 2026-10-30 20:36:24Z | PRIVACIDAD | CONTENCION | cuenta:1 | OK | {"accion": "revocar_sesiones", "metodo": "interfaz", "cantidad": 0} | hash bea4b484fbe3…</w:t>
       </w:r>
     </w:p>
     <w:p>
       <w:pPr>
+        <w:pBdr>
+          <w:left w:val="single" w:color="C9D6D3" w:sz="12" w:space="8"/>
+        </w:pBdr>
         <w:spacing w:after="0"/>
+        <w:ind w:left="200"/>
       </w:pPr>
       <w:r>
         <w:rPr>
           <w:rFonts w:ascii="Consolas" w:cs="Consolas" w:eastAsia="Consolas" w:hAnsi="Consolas"/>
-          <w:sz w:val="17"/>
-          <w:szCs w:val="17"/>
+          <w:color w:val="1B2A2F"/>
+          <w:sz w:val="15"/>
+          <w:szCs w:val="15"/>
         </w:rPr>
         <w:t xml:space="preserve">#81 | 2026-10-30 20:36:24Z | PRIVACIDAD | INCIDENTE_CAMBIO | incidente:IN-6A22EE | OK | {"incidente": "IN-6A22EE", "accion": "abierto", "estado_nuevo": "ANALISIS"} | hash bfe0f4efeac5…</w:t>
       </w:r>
     </w:p>
     <w:p>
       <w:pPr>
+        <w:pBdr>
+          <w:left w:val="single" w:color="C9D6D3" w:sz="12" w:space="8"/>
+        </w:pBdr>
         <w:spacing w:after="0"/>
+        <w:ind w:left="200"/>
       </w:pPr>
       <w:r>
         <w:rPr>
           <w:rFonts w:ascii="Consolas" w:cs="Consolas" w:eastAsia="Consolas" w:hAnsi="Consolas"/>
-          <w:sz w:val="17"/>
-          <w:szCs w:val="17"/>
+          <w:color w:val="1B2A2F"/>
+          <w:sz w:val="15"/>
+          <w:szCs w:val="15"/>
         </w:rPr>
         <w:t xml:space="preserve">#82 | 2026-10-30 20:36:24Z | PRIVACIDAD | INCIDENTE_CAMBIO | incidente:IN-6A22EE | OK | {"incidente": "IN-6A22EE", "accion": "clasificado", "estado_nuevo": "ANALISIS", "motivo_codigo": "CONFIRMADO"} | hash c23921a81484…</w:t>
       </w:r>
     </w:p>
     <w:p>
       <w:pPr>
+        <w:pBdr>
+          <w:left w:val="single" w:color="C9D6D3" w:sz="12" w:space="8"/>
+        </w:pBdr>
         <w:spacing w:after="0"/>
+        <w:ind w:left="200"/>
       </w:pPr>
       <w:r>
         <w:rPr>
           <w:rFonts w:ascii="Consolas" w:cs="Consolas" w:eastAsia="Consolas" w:hAnsi="Consolas"/>
-          <w:sz w:val="17"/>
-          <w:szCs w:val="17"/>
+          <w:color w:val="1B2A2F"/>
+          <w:sz w:val="15"/>
+          <w:szCs w:val="15"/>
         </w:rPr>
         <w:t xml:space="preserve">#83 | 2026-10-30 20:36:24Z | PRIVACIDAD | INCIDENTE_CAMBIO | incidente:IN-6A22EE | OK | {"incidente": "IN-6A22EE", "accion": "fase", "estado_nuevo": "CONTENCION"} | hash 5896a0b70c49…</w:t>
       </w:r>
     </w:p>
     <w:p>
       <w:pPr>
+        <w:pBdr>
+          <w:left w:val="single" w:color="C9D6D3" w:sz="12" w:space="8"/>
+        </w:pBdr>
         <w:spacing w:after="0"/>
+        <w:ind w:left="200"/>
       </w:pPr>
       <w:r>
         <w:rPr>
           <w:rFonts w:ascii="Consolas" w:cs="Consolas" w:eastAsia="Consolas" w:hAnsi="Consolas"/>
-          <w:sz w:val="17"/>
-          <w:szCs w:val="17"/>
+          <w:color w:val="1B2A2F"/>
+          <w:sz w:val="15"/>
+          <w:szCs w:val="15"/>
         </w:rPr>
         <w:t xml:space="preserve">#84 | 2026-10-30 20:36:24Z | PRIVACIDAD | INCIDENTE_CAMBIO | incidente:IN-6A22EE | OK | {"incidente": "IN-6A22EE", "accion": "notificacion_propuesta", "estado_nuevo": "CONTENCION"} | hash 9e39d6958e87…</w:t>
       </w:r>
     </w:p>
     <w:p>
       <w:pPr>
+        <w:pBdr>
+          <w:left w:val="single" w:color="C9D6D3" w:sz="12" w:space="8"/>
+        </w:pBdr>
         <w:spacing w:after="0"/>
+        <w:ind w:left="200"/>
       </w:pPr>
       <w:r>
         <w:rPr>
           <w:rFonts w:ascii="Consolas" w:cs="Consolas" w:eastAsia="Consolas" w:hAnsi="Consolas"/>
-          <w:sz w:val="17"/>
-          <w:szCs w:val="17"/>
+          <w:color w:val="1B2A2F"/>
+          <w:sz w:val="15"/>
+          <w:szCs w:val="15"/>
         </w:rPr>
         <w:t xml:space="preserve">#85 | 2026-10-30 20:36:24Z | ADMIN_SISTEMA | INCIDENTE_CAMBIO | incidente:IN-6A22EE | OK | {"incidente": "IN-6A22EE", "accion": "notificacion_autorizada", "estado_nuevo": "CONTENCION"} | hash fd76631c6cc3…</w:t>
       </w:r>
     </w:p>
     <w:p>
       <w:pPr>
+        <w:pBdr>
+          <w:left w:val="single" w:color="C9D6D3" w:sz="12" w:space="8"/>
+        </w:pBdr>
         <w:spacing w:after="0"/>
+        <w:ind w:left="200"/>
       </w:pPr>
       <w:r>
         <w:rPr>
           <w:rFonts w:ascii="Consolas" w:cs="Consolas" w:eastAsia="Consolas" w:hAnsi="Consolas"/>
-          <w:sz w:val="17"/>
-          <w:szCs w:val="17"/>
+          <w:color w:val="1B2A2F"/>
+          <w:sz w:val="15"/>
+          <w:szCs w:val="15"/>
         </w:rPr>
         <w:t xml:space="preserve">#86 | 2026-10-30 20:36:24Z | PRIVACIDAD | INCIDENTE_CAMBIO | incidente:IN-6A22EE | OK | {"incidente": "IN-6A22EE", "accion": "notificacion_enviada", "estado_nuevo": "CONTENCION", "tipo": "csirt_alerta"} | hash 23e0f38dae11…</w:t>
       </w:r>
     </w:p>
     <w:p>
       <w:pPr>
+        <w:pBdr>
+          <w:left w:val="single" w:color="C9D6D3" w:sz="12" w:space="8"/>
+        </w:pBdr>
         <w:spacing w:after="0"/>
+        <w:ind w:left="200"/>
       </w:pPr>
       <w:r>
         <w:rPr>
           <w:rFonts w:ascii="Consolas" w:cs="Consolas" w:eastAsia="Consolas" w:hAnsi="Consolas"/>
-          <w:sz w:val="17"/>
-          <w:szCs w:val="17"/>
+          <w:color w:val="1B2A2F"/>
+          <w:sz w:val="15"/>
+          <w:szCs w:val="15"/>
         </w:rPr>
         <w:t xml:space="preserve"/>
       </w:r>
     </w:p>
     <w:p>
       <w:pPr>
+        <w:pBdr>
+          <w:left w:val="single" w:color="C9D6D3" w:sz="12" w:space="8"/>
+        </w:pBdr>
         <w:spacing w:after="0"/>
+        <w:ind w:left="200"/>
       </w:pPr>
       <w:r>
         <w:rPr>
           <w:rFonts w:ascii="Consolas" w:cs="Consolas" w:eastAsia="Consolas" w:hAnsi="Consolas"/>
-          <w:sz w:val="17"/>
-          <w:szCs w:val="17"/>
+          <w:color w:val="1B2A2F"/>
+          <w:sz w:val="15"/>
+          <w:szCs w:val="15"/>
         </w:rPr>
         <w:t xml:space="preserve">Eventos FICHA_CONSULTA omitidos en este listado: 60 (total en la base: 86)</w:t>
       </w:r>
     </w:p>
     <w:p>
       <w:pPr>
+        <w:pBdr>
+          <w:left w:val="single" w:color="C9D6D3" w:sz="12" w:space="8"/>
+        </w:pBdr>
         <w:spacing w:after="0"/>
+        <w:ind w:left="200"/>
       </w:pPr>
       <w:r>
         <w:rPr>
           <w:rFonts w:ascii="Consolas" w:cs="Consolas" w:eastAsia="Consolas" w:hAnsi="Consolas"/>
-          <w:sz w:val="17"/>
-          <w:szCs w:val="17"/>
+          <w:color w:val="1B2A2F"/>
+          <w:sz w:val="15"/>
+          <w:szCs w:val="15"/>
         </w:rPr>
         <w:t xml:space="preserve">verificar() -&gt; (True, None, 86)</w:t>
       </w:r>
     </w:p>
     <w:p>
       <w:pPr>
+        <w:pBdr>
+          <w:left w:val="single" w:color="C9D6D3" w:sz="12" w:space="8"/>
+        </w:pBdr>
         <w:spacing w:after="0"/>
+        <w:ind w:left="200"/>
       </w:pPr>
       <w:r>
         <w:rPr>
           <w:rFonts w:ascii="Consolas" w:cs="Consolas" w:eastAsia="Consolas" w:hAnsi="Consolas"/>
-          <w:sz w:val="17"/>
-          <w:szCs w:val="17"/>
+          <w:color w:val="1B2A2F"/>
+          <w:sz w:val="15"/>
+          <w:szCs w:val="15"/>
         </w:rPr>
         <w:t xml:space="preserve">Alertas generadas: [('acceso_masivo_fichas', 'ALTA')]</w:t>
       </w:r>
     </w:p>
     <w:p>
       <w:pPr>
+        <w:pBdr>
+          <w:left w:val="single" w:color="C9D6D3" w:sz="12" w:space="8"/>
+        </w:pBdr>
         <w:spacing w:after="0"/>
+        <w:ind w:left="200"/>
       </w:pPr>
       <w:r>
         <w:rPr>
           <w:rFonts w:ascii="Consolas" w:cs="Consolas" w:eastAsia="Consolas" w:hAnsi="Consolas"/>
-          <w:sz w:val="17"/>
-          <w:szCs w:val="17"/>
+          <w:color w:val="1B2A2F"/>
+          <w:sz w:val="15"/>
+          <w:szCs w:val="15"/>
         </w:rPr>
         <w:t xml:space="preserve">Plazos del caso IN-6A22EE: csirt_alerta: límite 30-10 23:36; csirt_actualizacion: límite 02-11 20:36; csirt_informe: límite 14-11 20:36; agencia: límite 02-11 20:36; titulares: límite 02-11 20:36</w:t>
       </w:r>
     </w:p>
-    <w:p/>
     <w:p>
       <w:pPr>
         <w:spacing w:after="120"/>
       </w:pPr>
-      <w:r>
-        <w:rPr>
-          <w:rFonts w:ascii="Calibri" w:cs="Calibri" w:eastAsia="Calibri" w:hAnsi="Calibri"/>
-          <w:sz w:val="22"/>
-          <w:szCs w:val="22"/>
+    </w:p>
+    <w:p>
+      <w:pPr>
+        <w:spacing w:after="120" w:line="276"/>
+      </w:pPr>
+      <w:r>
+        <w:rPr>
+          <w:rFonts w:ascii="Calibri" w:cs="Calibri" w:eastAsia="Calibri" w:hAnsi="Calibri"/>
         </w:rPr>
         <w:t xml:space="preserve">Qué muestran estos eventos:</w:t>
       </w:r>
@@ -3387,12 +3792,11 @@
           <w:ilvl w:val="0"/>
           <w:numId w:val="2"/>
         </w:numPr>
-      </w:pPr>
-      <w:r>
-        <w:rPr>
-          <w:rFonts w:ascii="Calibri" w:cs="Calibri" w:eastAsia="Calibri" w:hAnsi="Calibri"/>
-          <w:sz w:val="22"/>
-          <w:szCs w:val="22"/>
+        <w:spacing w:after="60" w:line="264"/>
+      </w:pPr>
+      <w:r>
+        <w:rPr>
+          <w:rFonts w:ascii="Calibri" w:cs="Calibri" w:eastAsia="Calibri" w:hAnsi="Calibri"/>
         </w:rPr>
         <w:t xml:space="preserve">No hay RUT, nombre, correo, teléfono, contraseñas ni el código de 6 dígitos; el valor del teléfono nuevo no aparece, solo el nombre del campo.</w:t>
       </w:r>
@@ -3404,44 +3808,43 @@
           <w:ilvl w:val="0"/>
           <w:numId w:val="2"/>
         </w:numPr>
-      </w:pPr>
-      <w:r>
-        <w:rPr>
-          <w:rFonts w:ascii="Calibri" w:cs="Calibri" w:eastAsia="Calibri" w:hAnsi="Calibri"/>
-          <w:sz w:val="22"/>
-          <w:szCs w:val="22"/>
+        <w:spacing w:after="60" w:line="264"/>
+      </w:pPr>
+      <w:r>
+        <w:rPr>
+          <w:rFonts w:ascii="Calibri" w:cs="Calibri" w:eastAsia="Calibri" w:hAnsi="Calibri"/>
         </w:rPr>
         <w:t xml:space="preserve">Cada paso de una solicitud de derechos queda con su estado; la verificación fallida aparece como </w:t>
       </w:r>
       <w:r>
         <w:rPr>
           <w:rFonts w:ascii="Consolas" w:cs="Consolas" w:eastAsia="Consolas" w:hAnsi="Consolas"/>
-          <w:sz w:val="22"/>
-          <w:szCs w:val="22"/>
+          <w:b w:val="false"/>
+          <w:bCs w:val="false"/>
+          <w:sz w:val="19"/>
+          <w:szCs w:val="19"/>
         </w:rPr>
         <w:t xml:space="preserve">DENEGADO</w:t>
       </w:r>
       <w:r>
         <w:rPr>
           <w:rFonts w:ascii="Calibri" w:cs="Calibri" w:eastAsia="Calibri" w:hAnsi="Calibri"/>
-          <w:sz w:val="22"/>
-          <w:szCs w:val="22"/>
         </w:rPr>
         <w:t xml:space="preserve"> y la completada como </w:t>
       </w:r>
       <w:r>
         <w:rPr>
           <w:rFonts w:ascii="Consolas" w:cs="Consolas" w:eastAsia="Consolas" w:hAnsi="Consolas"/>
-          <w:sz w:val="22"/>
-          <w:szCs w:val="22"/>
+          <w:b w:val="false"/>
+          <w:bCs w:val="false"/>
+          <w:sz w:val="19"/>
+          <w:szCs w:val="19"/>
         </w:rPr>
         <w:t xml:space="preserve">OK</w:t>
       </w:r>
       <w:r>
         <w:rPr>
           <w:rFonts w:ascii="Calibri" w:cs="Calibri" w:eastAsia="Calibri" w:hAnsi="Calibri"/>
-          <w:sz w:val="22"/>
-          <w:szCs w:val="22"/>
         </w:rPr>
         <w:t xml:space="preserve"> con el método usado.</w:t>
       </w:r>
@@ -3453,44 +3856,43 @@
           <w:ilvl w:val="0"/>
           <w:numId w:val="2"/>
         </w:numPr>
-      </w:pPr>
-      <w:r>
-        <w:rPr>
-          <w:rFonts w:ascii="Calibri" w:cs="Calibri" w:eastAsia="Calibri" w:hAnsi="Calibri"/>
-          <w:sz w:val="22"/>
-          <w:szCs w:val="22"/>
+        <w:spacing w:after="60" w:line="264"/>
+      </w:pPr>
+      <w:r>
+        <w:rPr>
+          <w:rFonts w:ascii="Calibri" w:cs="Calibri" w:eastAsia="Calibri" w:hAnsi="Calibri"/>
         </w:rPr>
         <w:t xml:space="preserve">La lectura no autorizada de la auditoría aparece como </w:t>
       </w:r>
       <w:r>
         <w:rPr>
           <w:rFonts w:ascii="Consolas" w:cs="Consolas" w:eastAsia="Consolas" w:hAnsi="Consolas"/>
-          <w:sz w:val="22"/>
-          <w:szCs w:val="22"/>
+          <w:b w:val="false"/>
+          <w:bCs w:val="false"/>
+          <w:sz w:val="19"/>
+          <w:szCs w:val="19"/>
         </w:rPr>
         <w:t xml:space="preserve">ACCESO_DENEGADO</w:t>
       </w:r>
       <w:r>
         <w:rPr>
           <w:rFonts w:ascii="Calibri" w:cs="Calibri" w:eastAsia="Calibri" w:hAnsi="Calibri"/>
-          <w:sz w:val="22"/>
-          <w:szCs w:val="22"/>
         </w:rPr>
         <w:t xml:space="preserve"> del rol </w:t>
       </w:r>
       <w:r>
         <w:rPr>
           <w:rFonts w:ascii="Consolas" w:cs="Consolas" w:eastAsia="Consolas" w:hAnsi="Consolas"/>
-          <w:sz w:val="22"/>
-          <w:szCs w:val="22"/>
+          <w:b w:val="false"/>
+          <w:bCs w:val="false"/>
+          <w:sz w:val="19"/>
+          <w:szCs w:val="19"/>
         </w:rPr>
         <w:t xml:space="preserve">MEDICO</w:t>
       </w:r>
       <w:r>
         <w:rPr>
           <w:rFonts w:ascii="Calibri" w:cs="Calibri" w:eastAsia="Calibri" w:hAnsi="Calibri"/>
-          <w:sz w:val="22"/>
-          <w:szCs w:val="22"/>
         </w:rPr>
         <w:t xml:space="preserve">.</w:t>
       </w:r>
@@ -3502,28 +3904,27 @@
           <w:ilvl w:val="0"/>
           <w:numId w:val="2"/>
         </w:numPr>
-      </w:pPr>
-      <w:r>
-        <w:rPr>
-          <w:rFonts w:ascii="Calibri" w:cs="Calibri" w:eastAsia="Calibri" w:hAnsi="Calibri"/>
-          <w:sz w:val="22"/>
-          <w:szCs w:val="22"/>
+        <w:spacing w:after="60" w:line="264"/>
+      </w:pPr>
+      <w:r>
+        <w:rPr>
+          <w:rFonts w:ascii="Calibri" w:cs="Calibri" w:eastAsia="Calibri" w:hAnsi="Calibri"/>
         </w:rPr>
         <w:t xml:space="preserve">La alerta del acceso masivo se generó sola (regla </w:t>
       </w:r>
       <w:r>
         <w:rPr>
           <w:rFonts w:ascii="Consolas" w:cs="Consolas" w:eastAsia="Consolas" w:hAnsi="Consolas"/>
-          <w:sz w:val="22"/>
-          <w:szCs w:val="22"/>
+          <w:b w:val="false"/>
+          <w:bCs w:val="false"/>
+          <w:sz w:val="19"/>
+          <w:szCs w:val="19"/>
         </w:rPr>
         <w:t xml:space="preserve">acceso_masivo_fichas</w:t>
       </w:r>
       <w:r>
         <w:rPr>
           <w:rFonts w:ascii="Calibri" w:cs="Calibri" w:eastAsia="Calibri" w:hAnsi="Calibri"/>
-          <w:sz w:val="22"/>
-          <w:szCs w:val="22"/>
         </w:rPr>
         <w:t xml:space="preserve">, cantidad 60).</w:t>
       </w:r>
@@ -3535,51 +3936,50 @@
           <w:ilvl w:val="0"/>
           <w:numId w:val="2"/>
         </w:numPr>
-      </w:pPr>
-      <w:r>
-        <w:rPr>
-          <w:rFonts w:ascii="Calibri" w:cs="Calibri" w:eastAsia="Calibri" w:hAnsi="Calibri"/>
-          <w:sz w:val="22"/>
-          <w:szCs w:val="22"/>
+        <w:spacing w:after="60" w:line="264"/>
+      </w:pPr>
+      <w:r>
+        <w:rPr>
+          <w:rFonts w:ascii="Calibri" w:cs="Calibri" w:eastAsia="Calibri" w:hAnsi="Calibri"/>
         </w:rPr>
         <w:t xml:space="preserve">La autorización de la notificación está hecha por </w:t>
       </w:r>
       <w:r>
         <w:rPr>
           <w:rFonts w:ascii="Consolas" w:cs="Consolas" w:eastAsia="Consolas" w:hAnsi="Consolas"/>
-          <w:sz w:val="22"/>
-          <w:szCs w:val="22"/>
+          <w:b w:val="false"/>
+          <w:bCs w:val="false"/>
+          <w:sz w:val="19"/>
+          <w:szCs w:val="19"/>
         </w:rPr>
         <w:t xml:space="preserve">ADMIN_SISTEMA</w:t>
       </w:r>
       <w:r>
         <w:rPr>
           <w:rFonts w:ascii="Calibri" w:cs="Calibri" w:eastAsia="Calibri" w:hAnsi="Calibri"/>
-          <w:sz w:val="22"/>
-          <w:szCs w:val="22"/>
         </w:rPr>
         <w:t xml:space="preserve"> y la propuesta por </w:t>
       </w:r>
       <w:r>
         <w:rPr>
           <w:rFonts w:ascii="Consolas" w:cs="Consolas" w:eastAsia="Consolas" w:hAnsi="Consolas"/>
-          <w:sz w:val="22"/>
-          <w:szCs w:val="22"/>
+          <w:b w:val="false"/>
+          <w:bCs w:val="false"/>
+          <w:sz w:val="19"/>
+          <w:szCs w:val="19"/>
         </w:rPr>
         <w:t xml:space="preserve">PRIVACIDAD</w:t>
       </w:r>
       <w:r>
         <w:rPr>
           <w:rFonts w:ascii="Calibri" w:cs="Calibri" w:eastAsia="Calibri" w:hAnsi="Calibri"/>
-          <w:sz w:val="22"/>
-          <w:szCs w:val="22"/>
         </w:rPr>
         <w:t xml:space="preserve">: personas distintas.</w:t>
       </w:r>
     </w:p>
     <w:p>
       <w:pPr>
-        <w:pStyle w:val="Heading2"/>
+        <w:pStyle w:val="Heading1"/>
       </w:pPr>
       <w:r>
         <w:rPr>
@@ -3590,20 +3990,18 @@
     </w:p>
     <w:p>
       <w:pPr>
-        <w:spacing w:after="120"/>
-      </w:pPr>
-      <w:r>
-        <w:rPr>
-          <w:rFonts w:ascii="Calibri" w:cs="Calibri" w:eastAsia="Calibri" w:hAnsi="Calibri"/>
-          <w:sz w:val="22"/>
-          <w:szCs w:val="22"/>
+        <w:spacing w:after="120" w:line="276"/>
+      </w:pPr>
+      <w:r>
+        <w:rPr>
+          <w:rFonts w:ascii="Calibri" w:cs="Calibri" w:eastAsia="Calibri" w:hAnsi="Calibri"/>
         </w:rPr>
         <w:t xml:space="preserve">Esta actividad se hizo revisando también lo anterior, y salieron cuatro defectos reales que estaban en el código ya integrado:</w:t>
       </w:r>
     </w:p>
     <w:tbl>
       <w:tblPr>
-        <w:tblW w:type="dxa" w:w="9360"/>
+        <w:tblW w:type="dxa" w:w="10080"/>
         <w:tblBorders>
           <w:top w:val="single" w:color="auto" w:sz="4"/>
           <w:left w:val="single" w:color="auto" w:sz="4"/>
@@ -3614,39 +4012,45 @@
         </w:tblBorders>
       </w:tblPr>
       <w:tblGrid>
-        <w:gridCol w:w="3120"/>
-        <w:gridCol w:w="3120"/>
-        <w:gridCol w:w="3120"/>
+        <w:gridCol w:w="3619"/>
+        <w:gridCol w:w="2843"/>
+        <w:gridCol w:w="3618"/>
       </w:tblGrid>
       <w:tr>
         <w:trPr>
+          <w:cantSplit w:val="off"/>
           <w:tblHeader/>
         </w:trPr>
         <w:tc>
           <w:tcPr>
-            <w:tcW w:type="dxa" w:w="3120"/>
-            <w:tcBorders>
-              <w:top w:val="single" w:color="BBBBBB" w:sz="4"/>
-              <w:left w:val="single" w:color="BBBBBB" w:sz="4"/>
-              <w:bottom w:val="single" w:color="BBBBBB" w:sz="4"/>
-              <w:right w:val="single" w:color="BBBBBB" w:sz="4"/>
-            </w:tcBorders>
-            <w:shd w:fill="E6EEF5" w:val="clear"/>
-            <w:tcMar>
-              <w:top w:type="dxa" w:w="60"/>
-              <w:left w:type="dxa" w:w="100"/>
-              <w:bottom w:type="dxa" w:w="60"/>
-              <w:right w:type="dxa" w:w="100"/>
-            </w:tcMar>
-          </w:tcPr>
-          <w:p>
+            <w:tcW w:type="dxa" w:w="3619"/>
+            <w:tcBorders>
+              <w:top w:val="single" w:color="C9D6D3" w:sz="4"/>
+              <w:left w:val="single" w:color="C9D6D3" w:sz="4"/>
+              <w:bottom w:val="single" w:color="C9D6D3" w:sz="4"/>
+              <w:right w:val="single" w:color="C9D6D3" w:sz="4"/>
+            </w:tcBorders>
+            <w:shd w:fill="E3F1EF" w:color="auto" w:val="clear"/>
+            <w:tcMar>
+              <w:top w:type="dxa" w:w="60"/>
+              <w:left w:type="dxa" w:w="100"/>
+              <w:bottom w:type="dxa" w:w="60"/>
+              <w:right w:type="dxa" w:w="100"/>
+            </w:tcMar>
+          </w:tcPr>
+          <w:p>
+            <w:pPr>
+              <w:spacing w:after="40"/>
+              <w:jc w:val="left"/>
+            </w:pPr>
             <w:r>
               <w:rPr>
                 <w:rFonts w:ascii="Calibri" w:cs="Calibri" w:eastAsia="Calibri" w:hAnsi="Calibri"/>
                 <w:b/>
                 <w:bCs/>
-                <w:sz w:val="19"/>
-                <w:szCs w:val="19"/>
+                <w:color w:val="0F6E6A"/>
+                <w:sz w:val="18"/>
+                <w:szCs w:val="18"/>
               </w:rPr>
               <w:t xml:space="preserve">Hallazgo</w:t>
             </w:r>
@@ -3654,29 +4058,34 @@
         </w:tc>
         <w:tc>
           <w:tcPr>
-            <w:tcW w:type="dxa" w:w="3120"/>
-            <w:tcBorders>
-              <w:top w:val="single" w:color="BBBBBB" w:sz="4"/>
-              <w:left w:val="single" w:color="BBBBBB" w:sz="4"/>
-              <w:bottom w:val="single" w:color="BBBBBB" w:sz="4"/>
-              <w:right w:val="single" w:color="BBBBBB" w:sz="4"/>
-            </w:tcBorders>
-            <w:shd w:fill="E6EEF5" w:val="clear"/>
-            <w:tcMar>
-              <w:top w:type="dxa" w:w="60"/>
-              <w:left w:type="dxa" w:w="100"/>
-              <w:bottom w:type="dxa" w:w="60"/>
-              <w:right w:type="dxa" w:w="100"/>
-            </w:tcMar>
-          </w:tcPr>
-          <w:p>
+            <w:tcW w:type="dxa" w:w="2843"/>
+            <w:tcBorders>
+              <w:top w:val="single" w:color="C9D6D3" w:sz="4"/>
+              <w:left w:val="single" w:color="C9D6D3" w:sz="4"/>
+              <w:bottom w:val="single" w:color="C9D6D3" w:sz="4"/>
+              <w:right w:val="single" w:color="C9D6D3" w:sz="4"/>
+            </w:tcBorders>
+            <w:shd w:fill="E3F1EF" w:color="auto" w:val="clear"/>
+            <w:tcMar>
+              <w:top w:type="dxa" w:w="60"/>
+              <w:left w:type="dxa" w:w="100"/>
+              <w:bottom w:type="dxa" w:w="60"/>
+              <w:right w:type="dxa" w:w="100"/>
+            </w:tcMar>
+          </w:tcPr>
+          <w:p>
+            <w:pPr>
+              <w:spacing w:after="40"/>
+              <w:jc w:val="left"/>
+            </w:pPr>
             <w:r>
               <w:rPr>
                 <w:rFonts w:ascii="Calibri" w:cs="Calibri" w:eastAsia="Calibri" w:hAnsi="Calibri"/>
                 <w:b/>
                 <w:bCs/>
-                <w:sz w:val="19"/>
-                <w:szCs w:val="19"/>
+                <w:color w:val="0F6E6A"/>
+                <w:sz w:val="18"/>
+                <w:szCs w:val="18"/>
               </w:rPr>
               <w:t xml:space="preserve">Impacto</w:t>
             </w:r>
@@ -3684,29 +4093,34 @@
         </w:tc>
         <w:tc>
           <w:tcPr>
-            <w:tcW w:type="dxa" w:w="3120"/>
-            <w:tcBorders>
-              <w:top w:val="single" w:color="BBBBBB" w:sz="4"/>
-              <w:left w:val="single" w:color="BBBBBB" w:sz="4"/>
-              <w:bottom w:val="single" w:color="BBBBBB" w:sz="4"/>
-              <w:right w:val="single" w:color="BBBBBB" w:sz="4"/>
-            </w:tcBorders>
-            <w:shd w:fill="E6EEF5" w:val="clear"/>
-            <w:tcMar>
-              <w:top w:type="dxa" w:w="60"/>
-              <w:left w:type="dxa" w:w="100"/>
-              <w:bottom w:type="dxa" w:w="60"/>
-              <w:right w:type="dxa" w:w="100"/>
-            </w:tcMar>
-          </w:tcPr>
-          <w:p>
+            <w:tcW w:type="dxa" w:w="3618"/>
+            <w:tcBorders>
+              <w:top w:val="single" w:color="C9D6D3" w:sz="4"/>
+              <w:left w:val="single" w:color="C9D6D3" w:sz="4"/>
+              <w:bottom w:val="single" w:color="C9D6D3" w:sz="4"/>
+              <w:right w:val="single" w:color="C9D6D3" w:sz="4"/>
+            </w:tcBorders>
+            <w:shd w:fill="E3F1EF" w:color="auto" w:val="clear"/>
+            <w:tcMar>
+              <w:top w:type="dxa" w:w="60"/>
+              <w:left w:type="dxa" w:w="100"/>
+              <w:bottom w:type="dxa" w:w="60"/>
+              <w:right w:type="dxa" w:w="100"/>
+            </w:tcMar>
+          </w:tcPr>
+          <w:p>
+            <w:pPr>
+              <w:spacing w:after="40"/>
+              <w:jc w:val="left"/>
+            </w:pPr>
             <w:r>
               <w:rPr>
                 <w:rFonts w:ascii="Calibri" w:cs="Calibri" w:eastAsia="Calibri" w:hAnsi="Calibri"/>
                 <w:b/>
                 <w:bCs/>
-                <w:sz w:val="19"/>
-                <w:szCs w:val="19"/>
+                <w:color w:val="0F6E6A"/>
+                <w:sz w:val="18"/>
+                <w:szCs w:val="18"/>
               </w:rPr>
               <w:t xml:space="preserve">Corrección</w:t>
             </w:r>
@@ -3715,32 +4129,35 @@
       </w:tr>
       <w:tr>
         <w:trPr>
+          <w:cantSplit/>
           <w:tblHeader w:val="off"/>
         </w:trPr>
         <w:tc>
           <w:tcPr>
-            <w:tcW w:type="dxa" w:w="3120"/>
-            <w:tcBorders>
-              <w:top w:val="single" w:color="BBBBBB" w:sz="4"/>
-              <w:left w:val="single" w:color="BBBBBB" w:sz="4"/>
-              <w:bottom w:val="single" w:color="BBBBBB" w:sz="4"/>
-              <w:right w:val="single" w:color="BBBBBB" w:sz="4"/>
-            </w:tcBorders>
-            <w:tcMar>
-              <w:top w:type="dxa" w:w="60"/>
-              <w:left w:type="dxa" w:w="100"/>
-              <w:bottom w:type="dxa" w:w="60"/>
-              <w:right w:type="dxa" w:w="100"/>
-            </w:tcMar>
-          </w:tcPr>
-          <w:p>
-            <w:r>
-              <w:rPr>
-                <w:rFonts w:ascii="Calibri" w:cs="Calibri" w:eastAsia="Calibri" w:hAnsi="Calibri"/>
-                <w:b w:val="false"/>
-                <w:bCs w:val="false"/>
-                <w:sz w:val="19"/>
-                <w:szCs w:val="19"/>
+            <w:tcW w:type="dxa" w:w="3619"/>
+            <w:tcBorders>
+              <w:top w:val="single" w:color="C9D6D3" w:sz="4"/>
+              <w:left w:val="single" w:color="C9D6D3" w:sz="4"/>
+              <w:bottom w:val="single" w:color="C9D6D3" w:sz="4"/>
+              <w:right w:val="single" w:color="C9D6D3" w:sz="4"/>
+            </w:tcBorders>
+            <w:tcMar>
+              <w:top w:type="dxa" w:w="60"/>
+              <w:left w:type="dxa" w:w="100"/>
+              <w:bottom w:type="dxa" w:w="60"/>
+              <w:right w:type="dxa" w:w="100"/>
+            </w:tcMar>
+          </w:tcPr>
+          <w:p>
+            <w:pPr>
+              <w:spacing w:after="40"/>
+              <w:jc w:val="left"/>
+            </w:pPr>
+            <w:r>
+              <w:rPr>
+                <w:rFonts w:ascii="Calibri" w:cs="Calibri" w:eastAsia="Calibri" w:hAnsi="Calibri"/>
+                <w:sz w:val="18"/>
+                <w:szCs w:val="18"/>
               </w:rPr>
               <w:t xml:space="preserve">La bandera de depuración estaba invertida: </w:t>
             </w:r>
@@ -3749,18 +4166,16 @@
                 <w:rFonts w:ascii="Consolas" w:cs="Consolas" w:eastAsia="Consolas" w:hAnsi="Consolas"/>
                 <w:b w:val="false"/>
                 <w:bCs w:val="false"/>
-                <w:sz w:val="19"/>
-                <w:szCs w:val="19"/>
+                <w:sz w:val="16"/>
+                <w:szCs w:val="16"/>
               </w:rPr>
               <w:t xml:space="preserve">DEBUG</w:t>
             </w:r>
             <w:r>
               <w:rPr>
                 <w:rFonts w:ascii="Calibri" w:cs="Calibri" w:eastAsia="Calibri" w:hAnsi="Calibri"/>
-                <w:b w:val="false"/>
-                <w:bCs w:val="false"/>
-                <w:sz w:val="19"/>
-                <w:szCs w:val="19"/>
+                <w:sz w:val="18"/>
+                <w:szCs w:val="18"/>
               </w:rPr>
               <w:t xml:space="preserve"> quedaba activo salvo que se configurara lo contrario</w:t>
             </w:r>
@@ -3768,28 +4183,30 @@
         </w:tc>
         <w:tc>
           <w:tcPr>
-            <w:tcW w:type="dxa" w:w="3120"/>
-            <w:tcBorders>
-              <w:top w:val="single" w:color="BBBBBB" w:sz="4"/>
-              <w:left w:val="single" w:color="BBBBBB" w:sz="4"/>
-              <w:bottom w:val="single" w:color="BBBBBB" w:sz="4"/>
-              <w:right w:val="single" w:color="BBBBBB" w:sz="4"/>
-            </w:tcBorders>
-            <w:tcMar>
-              <w:top w:type="dxa" w:w="60"/>
-              <w:left w:type="dxa" w:w="100"/>
-              <w:bottom w:type="dxa" w:w="60"/>
-              <w:right w:type="dxa" w:w="100"/>
-            </w:tcMar>
-          </w:tcPr>
-          <w:p>
-            <w:r>
-              <w:rPr>
-                <w:rFonts w:ascii="Calibri" w:cs="Calibri" w:eastAsia="Calibri" w:hAnsi="Calibri"/>
-                <w:b w:val="false"/>
-                <w:bCs w:val="false"/>
-                <w:sz w:val="19"/>
-                <w:szCs w:val="19"/>
+            <w:tcW w:type="dxa" w:w="2843"/>
+            <w:tcBorders>
+              <w:top w:val="single" w:color="C9D6D3" w:sz="4"/>
+              <w:left w:val="single" w:color="C9D6D3" w:sz="4"/>
+              <w:bottom w:val="single" w:color="C9D6D3" w:sz="4"/>
+              <w:right w:val="single" w:color="C9D6D3" w:sz="4"/>
+            </w:tcBorders>
+            <w:tcMar>
+              <w:top w:type="dxa" w:w="60"/>
+              <w:left w:type="dxa" w:w="100"/>
+              <w:bottom w:type="dxa" w:w="60"/>
+              <w:right w:type="dxa" w:w="100"/>
+            </w:tcMar>
+          </w:tcPr>
+          <w:p>
+            <w:pPr>
+              <w:spacing w:after="40"/>
+              <w:jc w:val="left"/>
+            </w:pPr>
+            <w:r>
+              <w:rPr>
+                <w:rFonts w:ascii="Calibri" w:cs="Calibri" w:eastAsia="Calibri" w:hAnsi="Calibri"/>
+                <w:sz w:val="18"/>
+                <w:szCs w:val="18"/>
               </w:rPr>
               <w:t xml:space="preserve">Páginas de error con detalles y variables en producción</w:t>
             </w:r>
@@ -3797,28 +4214,30 @@
         </w:tc>
         <w:tc>
           <w:tcPr>
-            <w:tcW w:type="dxa" w:w="3120"/>
-            <w:tcBorders>
-              <w:top w:val="single" w:color="BBBBBB" w:sz="4"/>
-              <w:left w:val="single" w:color="BBBBBB" w:sz="4"/>
-              <w:bottom w:val="single" w:color="BBBBBB" w:sz="4"/>
-              <w:right w:val="single" w:color="BBBBBB" w:sz="4"/>
-            </w:tcBorders>
-            <w:tcMar>
-              <w:top w:type="dxa" w:w="60"/>
-              <w:left w:type="dxa" w:w="100"/>
-              <w:bottom w:type="dxa" w:w="60"/>
-              <w:right w:type="dxa" w:w="100"/>
-            </w:tcMar>
-          </w:tcPr>
-          <w:p>
-            <w:r>
-              <w:rPr>
-                <w:rFonts w:ascii="Calibri" w:cs="Calibri" w:eastAsia="Calibri" w:hAnsi="Calibri"/>
-                <w:b w:val="false"/>
-                <w:bCs w:val="false"/>
-                <w:sz w:val="19"/>
-                <w:szCs w:val="19"/>
+            <w:tcW w:type="dxa" w:w="3618"/>
+            <w:tcBorders>
+              <w:top w:val="single" w:color="C9D6D3" w:sz="4"/>
+              <w:left w:val="single" w:color="C9D6D3" w:sz="4"/>
+              <w:bottom w:val="single" w:color="C9D6D3" w:sz="4"/>
+              <w:right w:val="single" w:color="C9D6D3" w:sz="4"/>
+            </w:tcBorders>
+            <w:tcMar>
+              <w:top w:type="dxa" w:w="60"/>
+              <w:left w:type="dxa" w:w="100"/>
+              <w:bottom w:type="dxa" w:w="60"/>
+              <w:right w:type="dxa" w:w="100"/>
+            </w:tcMar>
+          </w:tcPr>
+          <w:p>
+            <w:pPr>
+              <w:spacing w:after="40"/>
+              <w:jc w:val="left"/>
+            </w:pPr>
+            <w:r>
+              <w:rPr>
+                <w:rFonts w:ascii="Calibri" w:cs="Calibri" w:eastAsia="Calibri" w:hAnsi="Calibri"/>
+                <w:sz w:val="18"/>
+                <w:szCs w:val="18"/>
               </w:rPr>
               <w:t xml:space="preserve">Pasa a activarse solo con </w:t>
             </w:r>
@@ -3827,18 +4246,16 @@
                 <w:rFonts w:ascii="Consolas" w:cs="Consolas" w:eastAsia="Consolas" w:hAnsi="Consolas"/>
                 <w:b w:val="false"/>
                 <w:bCs w:val="false"/>
-                <w:sz w:val="19"/>
-                <w:szCs w:val="19"/>
+                <w:sz w:val="16"/>
+                <w:szCs w:val="16"/>
               </w:rPr>
               <w:t xml:space="preserve">DJANGO_DEBUG=1</w:t>
             </w:r>
             <w:r>
               <w:rPr>
                 <w:rFonts w:ascii="Calibri" w:cs="Calibri" w:eastAsia="Calibri" w:hAnsi="Calibri"/>
-                <w:b w:val="false"/>
-                <w:bCs w:val="false"/>
-                <w:sz w:val="19"/>
-                <w:szCs w:val="19"/>
+                <w:sz w:val="18"/>
+                <w:szCs w:val="18"/>
               </w:rPr>
               <w:t xml:space="preserve">; las pruebas se aislaron del archivo </w:t>
             </w:r>
@@ -3847,8 +4264,8 @@
                 <w:rFonts w:ascii="Consolas" w:cs="Consolas" w:eastAsia="Consolas" w:hAnsi="Consolas"/>
                 <w:b w:val="false"/>
                 <w:bCs w:val="false"/>
-                <w:sz w:val="19"/>
-                <w:szCs w:val="19"/>
+                <w:sz w:val="16"/>
+                <w:szCs w:val="16"/>
               </w:rPr>
               <w:t xml:space="preserve">.env</w:t>
             </w:r>
@@ -3857,42 +4274,45 @@
       </w:tr>
       <w:tr>
         <w:trPr>
+          <w:cantSplit/>
           <w:tblHeader w:val="off"/>
         </w:trPr>
         <w:tc>
           <w:tcPr>
-            <w:tcW w:type="dxa" w:w="3120"/>
-            <w:tcBorders>
-              <w:top w:val="single" w:color="BBBBBB" w:sz="4"/>
-              <w:left w:val="single" w:color="BBBBBB" w:sz="4"/>
-              <w:bottom w:val="single" w:color="BBBBBB" w:sz="4"/>
-              <w:right w:val="single" w:color="BBBBBB" w:sz="4"/>
-            </w:tcBorders>
-            <w:tcMar>
-              <w:top w:type="dxa" w:w="60"/>
-              <w:left w:type="dxa" w:w="100"/>
-              <w:bottom w:type="dxa" w:w="60"/>
-              <w:right w:type="dxa" w:w="100"/>
-            </w:tcMar>
-          </w:tcPr>
-          <w:p>
+            <w:tcW w:type="dxa" w:w="3619"/>
+            <w:tcBorders>
+              <w:top w:val="single" w:color="C9D6D3" w:sz="4"/>
+              <w:left w:val="single" w:color="C9D6D3" w:sz="4"/>
+              <w:bottom w:val="single" w:color="C9D6D3" w:sz="4"/>
+              <w:right w:val="single" w:color="C9D6D3" w:sz="4"/>
+            </w:tcBorders>
+            <w:tcMar>
+              <w:top w:type="dxa" w:w="60"/>
+              <w:left w:type="dxa" w:w="100"/>
+              <w:bottom w:type="dxa" w:w="60"/>
+              <w:right w:type="dxa" w:w="100"/>
+            </w:tcMar>
+          </w:tcPr>
+          <w:p>
+            <w:pPr>
+              <w:spacing w:after="40"/>
+              <w:jc w:val="left"/>
+            </w:pPr>
             <w:r>
               <w:rPr>
                 <w:rFonts w:ascii="Consolas" w:cs="Consolas" w:eastAsia="Consolas" w:hAnsi="Consolas"/>
                 <w:b w:val="false"/>
                 <w:bCs w:val="false"/>
-                <w:sz w:val="19"/>
-                <w:szCs w:val="19"/>
+                <w:sz w:val="16"/>
+                <w:szCs w:val="16"/>
               </w:rPr>
               <w:t xml:space="preserve">.env.example</w:t>
             </w:r>
             <w:r>
               <w:rPr>
                 <w:rFonts w:ascii="Calibri" w:cs="Calibri" w:eastAsia="Calibri" w:hAnsi="Calibri"/>
-                <w:b w:val="false"/>
-                <w:bCs w:val="false"/>
-                <w:sz w:val="19"/>
-                <w:szCs w:val="19"/>
+                <w:sz w:val="18"/>
+                <w:szCs w:val="18"/>
               </w:rPr>
               <w:t xml:space="preserve"> había sido borrado y había un archivo temporal de Word versionado</w:t>
             </w:r>
@@ -3900,28 +4320,30 @@
         </w:tc>
         <w:tc>
           <w:tcPr>
-            <w:tcW w:type="dxa" w:w="3120"/>
-            <w:tcBorders>
-              <w:top w:val="single" w:color="BBBBBB" w:sz="4"/>
-              <w:left w:val="single" w:color="BBBBBB" w:sz="4"/>
-              <w:bottom w:val="single" w:color="BBBBBB" w:sz="4"/>
-              <w:right w:val="single" w:color="BBBBBB" w:sz="4"/>
-            </w:tcBorders>
-            <w:tcMar>
-              <w:top w:type="dxa" w:w="60"/>
-              <w:left w:type="dxa" w:w="100"/>
-              <w:bottom w:type="dxa" w:w="60"/>
-              <w:right w:type="dxa" w:w="100"/>
-            </w:tcMar>
-          </w:tcPr>
-          <w:p>
-            <w:r>
-              <w:rPr>
-                <w:rFonts w:ascii="Calibri" w:cs="Calibri" w:eastAsia="Calibri" w:hAnsi="Calibri"/>
-                <w:b w:val="false"/>
-                <w:bCs w:val="false"/>
-                <w:sz w:val="19"/>
-                <w:szCs w:val="19"/>
+            <w:tcW w:type="dxa" w:w="2843"/>
+            <w:tcBorders>
+              <w:top w:val="single" w:color="C9D6D3" w:sz="4"/>
+              <w:left w:val="single" w:color="C9D6D3" w:sz="4"/>
+              <w:bottom w:val="single" w:color="C9D6D3" w:sz="4"/>
+              <w:right w:val="single" w:color="C9D6D3" w:sz="4"/>
+            </w:tcBorders>
+            <w:tcMar>
+              <w:top w:type="dxa" w:w="60"/>
+              <w:left w:type="dxa" w:w="100"/>
+              <w:bottom w:type="dxa" w:w="60"/>
+              <w:right w:type="dxa" w:w="100"/>
+            </w:tcMar>
+          </w:tcPr>
+          <w:p>
+            <w:pPr>
+              <w:spacing w:after="40"/>
+              <w:jc w:val="left"/>
+            </w:pPr>
+            <w:r>
+              <w:rPr>
+                <w:rFonts w:ascii="Calibri" w:cs="Calibri" w:eastAsia="Calibri" w:hAnsi="Calibri"/>
+                <w:sz w:val="18"/>
+                <w:szCs w:val="18"/>
               </w:rPr>
               <w:t xml:space="preserve">Faltaba la plantilla de configuración</w:t>
             </w:r>
@@ -3929,28 +4351,30 @@
         </w:tc>
         <w:tc>
           <w:tcPr>
-            <w:tcW w:type="dxa" w:w="3120"/>
-            <w:tcBorders>
-              <w:top w:val="single" w:color="BBBBBB" w:sz="4"/>
-              <w:left w:val="single" w:color="BBBBBB" w:sz="4"/>
-              <w:bottom w:val="single" w:color="BBBBBB" w:sz="4"/>
-              <w:right w:val="single" w:color="BBBBBB" w:sz="4"/>
-            </w:tcBorders>
-            <w:tcMar>
-              <w:top w:type="dxa" w:w="60"/>
-              <w:left w:type="dxa" w:w="100"/>
-              <w:bottom w:type="dxa" w:w="60"/>
-              <w:right w:type="dxa" w:w="100"/>
-            </w:tcMar>
-          </w:tcPr>
-          <w:p>
-            <w:r>
-              <w:rPr>
-                <w:rFonts w:ascii="Calibri" w:cs="Calibri" w:eastAsia="Calibri" w:hAnsi="Calibri"/>
-                <w:b w:val="false"/>
-                <w:bCs w:val="false"/>
-                <w:sz w:val="19"/>
-                <w:szCs w:val="19"/>
+            <w:tcW w:type="dxa" w:w="3618"/>
+            <w:tcBorders>
+              <w:top w:val="single" w:color="C9D6D3" w:sz="4"/>
+              <w:left w:val="single" w:color="C9D6D3" w:sz="4"/>
+              <w:bottom w:val="single" w:color="C9D6D3" w:sz="4"/>
+              <w:right w:val="single" w:color="C9D6D3" w:sz="4"/>
+            </w:tcBorders>
+            <w:tcMar>
+              <w:top w:type="dxa" w:w="60"/>
+              <w:left w:type="dxa" w:w="100"/>
+              <w:bottom w:type="dxa" w:w="60"/>
+              <w:right w:type="dxa" w:w="100"/>
+            </w:tcMar>
+          </w:tcPr>
+          <w:p>
+            <w:pPr>
+              <w:spacing w:after="40"/>
+              <w:jc w:val="left"/>
+            </w:pPr>
+            <w:r>
+              <w:rPr>
+                <w:rFonts w:ascii="Calibri" w:cs="Calibri" w:eastAsia="Calibri" w:hAnsi="Calibri"/>
+                <w:sz w:val="18"/>
+                <w:szCs w:val="18"/>
               </w:rPr>
               <w:t xml:space="preserve">Restaurado y limpio</w:t>
             </w:r>
@@ -3959,32 +4383,35 @@
       </w:tr>
       <w:tr>
         <w:trPr>
+          <w:cantSplit/>
           <w:tblHeader w:val="off"/>
         </w:trPr>
         <w:tc>
           <w:tcPr>
-            <w:tcW w:type="dxa" w:w="3120"/>
-            <w:tcBorders>
-              <w:top w:val="single" w:color="BBBBBB" w:sz="4"/>
-              <w:left w:val="single" w:color="BBBBBB" w:sz="4"/>
-              <w:bottom w:val="single" w:color="BBBBBB" w:sz="4"/>
-              <w:right w:val="single" w:color="BBBBBB" w:sz="4"/>
-            </w:tcBorders>
-            <w:tcMar>
-              <w:top w:type="dxa" w:w="60"/>
-              <w:left w:type="dxa" w:w="100"/>
-              <w:bottom w:type="dxa" w:w="60"/>
-              <w:right w:type="dxa" w:w="100"/>
-            </w:tcMar>
-          </w:tcPr>
-          <w:p>
-            <w:r>
-              <w:rPr>
-                <w:rFonts w:ascii="Calibri" w:cs="Calibri" w:eastAsia="Calibri" w:hAnsi="Calibri"/>
-                <w:b w:val="false"/>
-                <w:bCs w:val="false"/>
-                <w:sz w:val="19"/>
-                <w:szCs w:val="19"/>
+            <w:tcW w:type="dxa" w:w="3619"/>
+            <w:tcBorders>
+              <w:top w:val="single" w:color="C9D6D3" w:sz="4"/>
+              <w:left w:val="single" w:color="C9D6D3" w:sz="4"/>
+              <w:bottom w:val="single" w:color="C9D6D3" w:sz="4"/>
+              <w:right w:val="single" w:color="C9D6D3" w:sz="4"/>
+            </w:tcBorders>
+            <w:tcMar>
+              <w:top w:type="dxa" w:w="60"/>
+              <w:left w:type="dxa" w:w="100"/>
+              <w:bottom w:type="dxa" w:w="60"/>
+              <w:right w:type="dxa" w:w="100"/>
+            </w:tcMar>
+          </w:tcPr>
+          <w:p>
+            <w:pPr>
+              <w:spacing w:after="40"/>
+              <w:jc w:val="left"/>
+            </w:pPr>
+            <w:r>
+              <w:rPr>
+                <w:rFonts w:ascii="Calibri" w:cs="Calibri" w:eastAsia="Calibri" w:hAnsi="Calibri"/>
+                <w:sz w:val="18"/>
+                <w:szCs w:val="18"/>
               </w:rPr>
               <w:t xml:space="preserve">Una hora local usada para calcular el hash hacía que la verificación fallara tras ir y volver de la base</w:t>
             </w:r>
@@ -3992,28 +4419,30 @@
         </w:tc>
         <w:tc>
           <w:tcPr>
-            <w:tcW w:type="dxa" w:w="3120"/>
-            <w:tcBorders>
-              <w:top w:val="single" w:color="BBBBBB" w:sz="4"/>
-              <w:left w:val="single" w:color="BBBBBB" w:sz="4"/>
-              <w:bottom w:val="single" w:color="BBBBBB" w:sz="4"/>
-              <w:right w:val="single" w:color="BBBBBB" w:sz="4"/>
-            </w:tcBorders>
-            <w:tcMar>
-              <w:top w:type="dxa" w:w="60"/>
-              <w:left w:type="dxa" w:w="100"/>
-              <w:bottom w:type="dxa" w:w="60"/>
-              <w:right w:type="dxa" w:w="100"/>
-            </w:tcMar>
-          </w:tcPr>
-          <w:p>
-            <w:r>
-              <w:rPr>
-                <w:rFonts w:ascii="Calibri" w:cs="Calibri" w:eastAsia="Calibri" w:hAnsi="Calibri"/>
-                <w:b w:val="false"/>
-                <w:bCs w:val="false"/>
-                <w:sz w:val="19"/>
-                <w:szCs w:val="19"/>
+            <w:tcW w:type="dxa" w:w="2843"/>
+            <w:tcBorders>
+              <w:top w:val="single" w:color="C9D6D3" w:sz="4"/>
+              <w:left w:val="single" w:color="C9D6D3" w:sz="4"/>
+              <w:bottom w:val="single" w:color="C9D6D3" w:sz="4"/>
+              <w:right w:val="single" w:color="C9D6D3" w:sz="4"/>
+            </w:tcBorders>
+            <w:tcMar>
+              <w:top w:type="dxa" w:w="60"/>
+              <w:left w:type="dxa" w:w="100"/>
+              <w:bottom w:type="dxa" w:w="60"/>
+              <w:right w:type="dxa" w:w="100"/>
+            </w:tcMar>
+          </w:tcPr>
+          <w:p>
+            <w:pPr>
+              <w:spacing w:after="40"/>
+              <w:jc w:val="left"/>
+            </w:pPr>
+            <w:r>
+              <w:rPr>
+                <w:rFonts w:ascii="Calibri" w:cs="Calibri" w:eastAsia="Calibri" w:hAnsi="Calibri"/>
+                <w:sz w:val="18"/>
+                <w:szCs w:val="18"/>
               </w:rPr>
               <w:t xml:space="preserve">Falsos positivos de cadena rota</w:t>
             </w:r>
@@ -4021,28 +4450,30 @@
         </w:tc>
         <w:tc>
           <w:tcPr>
-            <w:tcW w:type="dxa" w:w="3120"/>
-            <w:tcBorders>
-              <w:top w:val="single" w:color="BBBBBB" w:sz="4"/>
-              <w:left w:val="single" w:color="BBBBBB" w:sz="4"/>
-              <w:bottom w:val="single" w:color="BBBBBB" w:sz="4"/>
-              <w:right w:val="single" w:color="BBBBBB" w:sz="4"/>
-            </w:tcBorders>
-            <w:tcMar>
-              <w:top w:type="dxa" w:w="60"/>
-              <w:left w:type="dxa" w:w="100"/>
-              <w:bottom w:type="dxa" w:w="60"/>
-              <w:right w:type="dxa" w:w="100"/>
-            </w:tcMar>
-          </w:tcPr>
-          <w:p>
-            <w:r>
-              <w:rPr>
-                <w:rFonts w:ascii="Calibri" w:cs="Calibri" w:eastAsia="Calibri" w:hAnsi="Calibri"/>
-                <w:b w:val="false"/>
-                <w:bCs w:val="false"/>
-                <w:sz w:val="19"/>
-                <w:szCs w:val="19"/>
+            <w:tcW w:type="dxa" w:w="3618"/>
+            <w:tcBorders>
+              <w:top w:val="single" w:color="C9D6D3" w:sz="4"/>
+              <w:left w:val="single" w:color="C9D6D3" w:sz="4"/>
+              <w:bottom w:val="single" w:color="C9D6D3" w:sz="4"/>
+              <w:right w:val="single" w:color="C9D6D3" w:sz="4"/>
+            </w:tcBorders>
+            <w:tcMar>
+              <w:top w:type="dxa" w:w="60"/>
+              <w:left w:type="dxa" w:w="100"/>
+              <w:bottom w:type="dxa" w:w="60"/>
+              <w:right w:type="dxa" w:w="100"/>
+            </w:tcMar>
+          </w:tcPr>
+          <w:p>
+            <w:pPr>
+              <w:spacing w:after="40"/>
+              <w:jc w:val="left"/>
+            </w:pPr>
+            <w:r>
+              <w:rPr>
+                <w:rFonts w:ascii="Calibri" w:cs="Calibri" w:eastAsia="Calibri" w:hAnsi="Calibri"/>
+                <w:sz w:val="18"/>
+                <w:szCs w:val="18"/>
               </w:rPr>
               <w:t xml:space="preserve">Fecha normalizada a UTC y prueba de regresión</w:t>
             </w:r>
@@ -4051,32 +4482,35 @@
       </w:tr>
       <w:tr>
         <w:trPr>
+          <w:cantSplit/>
           <w:tblHeader w:val="off"/>
         </w:trPr>
         <w:tc>
           <w:tcPr>
-            <w:tcW w:type="dxa" w:w="3120"/>
-            <w:tcBorders>
-              <w:top w:val="single" w:color="BBBBBB" w:sz="4"/>
-              <w:left w:val="single" w:color="BBBBBB" w:sz="4"/>
-              <w:bottom w:val="single" w:color="BBBBBB" w:sz="4"/>
-              <w:right w:val="single" w:color="BBBBBB" w:sz="4"/>
-            </w:tcBorders>
-            <w:tcMar>
-              <w:top w:type="dxa" w:w="60"/>
-              <w:left w:type="dxa" w:w="100"/>
-              <w:bottom w:type="dxa" w:w="60"/>
-              <w:right w:type="dxa" w:w="100"/>
-            </w:tcMar>
-          </w:tcPr>
-          <w:p>
-            <w:r>
-              <w:rPr>
-                <w:rFonts w:ascii="Calibri" w:cs="Calibri" w:eastAsia="Calibri" w:hAnsi="Calibri"/>
-                <w:b w:val="false"/>
-                <w:bCs w:val="false"/>
-                <w:sz w:val="19"/>
-                <w:szCs w:val="19"/>
+            <w:tcW w:type="dxa" w:w="3619"/>
+            <w:tcBorders>
+              <w:top w:val="single" w:color="C9D6D3" w:sz="4"/>
+              <w:left w:val="single" w:color="C9D6D3" w:sz="4"/>
+              <w:bottom w:val="single" w:color="C9D6D3" w:sz="4"/>
+              <w:right w:val="single" w:color="C9D6D3" w:sz="4"/>
+            </w:tcBorders>
+            <w:tcMar>
+              <w:top w:type="dxa" w:w="60"/>
+              <w:left w:type="dxa" w:w="100"/>
+              <w:bottom w:type="dxa" w:w="60"/>
+              <w:right w:type="dxa" w:w="100"/>
+            </w:tcMar>
+          </w:tcPr>
+          <w:p>
+            <w:pPr>
+              <w:spacing w:after="40"/>
+              <w:jc w:val="left"/>
+            </w:pPr>
+            <w:r>
+              <w:rPr>
+                <w:rFonts w:ascii="Calibri" w:cs="Calibri" w:eastAsia="Calibri" w:hAnsi="Calibri"/>
+                <w:sz w:val="18"/>
+                <w:szCs w:val="18"/>
               </w:rPr>
               <w:t xml:space="preserve">Un comentario mal ubicado sacó </w:t>
             </w:r>
@@ -4085,18 +4519,16 @@
                 <w:rFonts w:ascii="Consolas" w:cs="Consolas" w:eastAsia="Consolas" w:hAnsi="Consolas"/>
                 <w:b w:val="false"/>
                 <w:bCs w:val="false"/>
-                <w:sz w:val="19"/>
-                <w:szCs w:val="19"/>
+                <w:sz w:val="16"/>
+                <w:szCs w:val="16"/>
               </w:rPr>
               <w:t xml:space="preserve">actor_id</w:t>
             </w:r>
             <w:r>
               <w:rPr>
                 <w:rFonts w:ascii="Calibri" w:cs="Calibri" w:eastAsia="Calibri" w:hAnsi="Calibri"/>
-                <w:b w:val="false"/>
-                <w:bCs w:val="false"/>
-                <w:sz w:val="19"/>
-                <w:szCs w:val="19"/>
+                <w:sz w:val="18"/>
+                <w:szCs w:val="18"/>
               </w:rPr>
               <w:t xml:space="preserve"> del cálculo del hash</w:t>
             </w:r>
@@ -4104,28 +4536,30 @@
         </w:tc>
         <w:tc>
           <w:tcPr>
-            <w:tcW w:type="dxa" w:w="3120"/>
-            <w:tcBorders>
-              <w:top w:val="single" w:color="BBBBBB" w:sz="4"/>
-              <w:left w:val="single" w:color="BBBBBB" w:sz="4"/>
-              <w:bottom w:val="single" w:color="BBBBBB" w:sz="4"/>
-              <w:right w:val="single" w:color="BBBBBB" w:sz="4"/>
-            </w:tcBorders>
-            <w:tcMar>
-              <w:top w:type="dxa" w:w="60"/>
-              <w:left w:type="dxa" w:w="100"/>
-              <w:bottom w:type="dxa" w:w="60"/>
-              <w:right w:type="dxa" w:w="100"/>
-            </w:tcMar>
-          </w:tcPr>
-          <w:p>
-            <w:r>
-              <w:rPr>
-                <w:rFonts w:ascii="Calibri" w:cs="Calibri" w:eastAsia="Calibri" w:hAnsi="Calibri"/>
-                <w:b w:val="false"/>
-                <w:bCs w:val="false"/>
-                <w:sz w:val="19"/>
-                <w:szCs w:val="19"/>
+            <w:tcW w:type="dxa" w:w="2843"/>
+            <w:tcBorders>
+              <w:top w:val="single" w:color="C9D6D3" w:sz="4"/>
+              <w:left w:val="single" w:color="C9D6D3" w:sz="4"/>
+              <w:bottom w:val="single" w:color="C9D6D3" w:sz="4"/>
+              <w:right w:val="single" w:color="C9D6D3" w:sz="4"/>
+            </w:tcBorders>
+            <w:tcMar>
+              <w:top w:type="dxa" w:w="60"/>
+              <w:left w:type="dxa" w:w="100"/>
+              <w:bottom w:type="dxa" w:w="60"/>
+              <w:right w:type="dxa" w:w="100"/>
+            </w:tcMar>
+          </w:tcPr>
+          <w:p>
+            <w:pPr>
+              <w:spacing w:after="40"/>
+              <w:jc w:val="left"/>
+            </w:pPr>
+            <w:r>
+              <w:rPr>
+                <w:rFonts w:ascii="Calibri" w:cs="Calibri" w:eastAsia="Calibri" w:hAnsi="Calibri"/>
+                <w:sz w:val="18"/>
+                <w:szCs w:val="18"/>
               </w:rPr>
               <w:t xml:space="preserve">Cambiar quién hizo una acción no rompía la cadena</w:t>
             </w:r>
@@ -4133,28 +4567,30 @@
         </w:tc>
         <w:tc>
           <w:tcPr>
-            <w:tcW w:type="dxa" w:w="3120"/>
-            <w:tcBorders>
-              <w:top w:val="single" w:color="BBBBBB" w:sz="4"/>
-              <w:left w:val="single" w:color="BBBBBB" w:sz="4"/>
-              <w:bottom w:val="single" w:color="BBBBBB" w:sz="4"/>
-              <w:right w:val="single" w:color="BBBBBB" w:sz="4"/>
-            </w:tcBorders>
-            <w:tcMar>
-              <w:top w:type="dxa" w:w="60"/>
-              <w:left w:type="dxa" w:w="100"/>
-              <w:bottom w:type="dxa" w:w="60"/>
-              <w:right w:type="dxa" w:w="100"/>
-            </w:tcMar>
-          </w:tcPr>
-          <w:p>
-            <w:r>
-              <w:rPr>
-                <w:rFonts w:ascii="Calibri" w:cs="Calibri" w:eastAsia="Calibri" w:hAnsi="Calibri"/>
-                <w:b w:val="false"/>
-                <w:bCs w:val="false"/>
-                <w:sz w:val="19"/>
-                <w:szCs w:val="19"/>
+            <w:tcW w:type="dxa" w:w="3618"/>
+            <w:tcBorders>
+              <w:top w:val="single" w:color="C9D6D3" w:sz="4"/>
+              <w:left w:val="single" w:color="C9D6D3" w:sz="4"/>
+              <w:bottom w:val="single" w:color="C9D6D3" w:sz="4"/>
+              <w:right w:val="single" w:color="C9D6D3" w:sz="4"/>
+            </w:tcBorders>
+            <w:tcMar>
+              <w:top w:type="dxa" w:w="60"/>
+              <w:left w:type="dxa" w:w="100"/>
+              <w:bottom w:type="dxa" w:w="60"/>
+              <w:right w:type="dxa" w:w="100"/>
+            </w:tcMar>
+          </w:tcPr>
+          <w:p>
+            <w:pPr>
+              <w:spacing w:after="40"/>
+              <w:jc w:val="left"/>
+            </w:pPr>
+            <w:r>
+              <w:rPr>
+                <w:rFonts w:ascii="Calibri" w:cs="Calibri" w:eastAsia="Calibri" w:hAnsi="Calibri"/>
+                <w:sz w:val="18"/>
+                <w:szCs w:val="18"/>
               </w:rPr>
               <w:t xml:space="preserve">Corregido y cubierto por una prueba que altera cada columna</w:t>
             </w:r>
@@ -4162,23 +4598,25 @@
         </w:tc>
       </w:tr>
     </w:tbl>
-    <w:p/>
     <w:p>
       <w:pPr>
         <w:spacing w:after="120"/>
       </w:pPr>
-      <w:r>
-        <w:rPr>
-          <w:rFonts w:ascii="Calibri" w:cs="Calibri" w:eastAsia="Calibri" w:hAnsi="Calibri"/>
-          <w:sz w:val="22"/>
-          <w:szCs w:val="22"/>
+    </w:p>
+    <w:p>
+      <w:pPr>
+        <w:spacing w:after="120" w:line="276"/>
+      </w:pPr>
+      <w:r>
+        <w:rPr>
+          <w:rFonts w:ascii="Calibri" w:cs="Calibri" w:eastAsia="Calibri" w:hAnsi="Calibri"/>
         </w:rPr>
         <w:t xml:space="preserve">El tercero lo encontró una prueba de integridad; el cuarto se descubrió al verificar la base de desarrollo real y no una de prueba, lo que muestra el valor de verificar también con datos reales.</w:t>
       </w:r>
     </w:p>
     <w:p>
       <w:pPr>
-        <w:pStyle w:val="Heading2"/>
+        <w:pStyle w:val="Heading1"/>
       </w:pPr>
       <w:r>
         <w:rPr>
@@ -4189,122 +4627,102 @@
     </w:p>
     <w:p>
       <w:pPr>
-        <w:spacing w:after="120"/>
+        <w:spacing w:after="120" w:line="276"/>
       </w:pPr>
       <w:r>
         <w:rPr>
           <w:rFonts w:ascii="Calibri" w:cs="Calibri" w:eastAsia="Calibri" w:hAnsi="Calibri"/>
           <w:b/>
           <w:bCs/>
-          <w:sz w:val="22"/>
-          <w:szCs w:val="22"/>
         </w:rPr>
         <w:t xml:space="preserve">Consentimiento.</w:t>
       </w:r>
       <w:r>
         <w:rPr>
           <w:rFonts w:ascii="Calibri" w:cs="Calibri" w:eastAsia="Calibri" w:hAnsi="Calibri"/>
-          <w:sz w:val="22"/>
-          <w:szCs w:val="22"/>
         </w:rPr>
         <w:t xml:space="preserve"> Se redujo a lo que realmente depende de él. Pedir una casilla general para la atención clínica habría sido jurídicamente débil (no es libre si no se puede rechazar sin perder la atención) y habría ocultado el verdadero fundamento. Con una finalidad y un texto versionado por canal, el consentimiento es específico, informado y demostrable, y la revocación tiene efecto real porque se revisa en el momento del envío y no solo al generar el aviso. El menor se resuelve con representación verificada en persona y con una dependencia explícita: si termina la representación, termina el consentimiento.</w:t>
       </w:r>
     </w:p>
     <w:p>
       <w:pPr>
-        <w:spacing w:after="120"/>
+        <w:spacing w:after="120" w:line="276"/>
       </w:pPr>
       <w:r>
         <w:rPr>
           <w:rFonts w:ascii="Calibri" w:cs="Calibri" w:eastAsia="Calibri" w:hAnsi="Calibri"/>
           <w:b/>
           <w:bCs/>
-          <w:sz w:val="22"/>
-          <w:szCs w:val="22"/>
         </w:rPr>
         <w:t xml:space="preserve">Derechos.</w:t>
       </w:r>
       <w:r>
         <w:rPr>
           <w:rFonts w:ascii="Calibri" w:cs="Calibri" w:eastAsia="Calibri" w:hAnsi="Calibri"/>
-          <w:sz w:val="22"/>
-          <w:szCs w:val="22"/>
         </w:rPr>
         <w:t xml:space="preserve"> Se trataron como trámites de riesgo y no como funciones. La verificación crece con el daño posible; la resolución la hace una función independiente que no ve identidad; las reglas viven en el servicio, de modo que ninguna pantalla puede saltárselas; y la supresión reconoce que la obligación de conservar la ficha prevalece, eliminando y bloqueando lo que corresponde y explicando por escrito el fundamento. Es el diseño que mejor equilibra el derecho del titular con las obligaciones sanitarias.</w:t>
       </w:r>
     </w:p>
     <w:p>
       <w:pPr>
-        <w:spacing w:after="120"/>
+        <w:spacing w:after="120" w:line="276"/>
       </w:pPr>
       <w:r>
         <w:rPr>
           <w:rFonts w:ascii="Calibri" w:cs="Calibri" w:eastAsia="Calibri" w:hAnsi="Calibri"/>
           <w:b/>
           <w:bCs/>
-          <w:sz w:val="22"/>
-          <w:szCs w:val="22"/>
         </w:rPr>
         <w:t xml:space="preserve">Auditoría.</w:t>
       </w:r>
       <w:r>
         <w:rPr>
           <w:rFonts w:ascii="Calibri" w:cs="Calibri" w:eastAsia="Calibri" w:hAnsi="Calibri"/>
-          <w:sz w:val="22"/>
-          <w:szCs w:val="22"/>
         </w:rPr>
         <w:t xml:space="preserve"> La decisión central es registrar mucho de "quién, qué y cuándo" y casi nada de "qué contenía". Eso permite detectar abusos y reconstruir hechos sin crear una segunda copia de datos sensibles. La integridad no depende de la buena fe: hash encadenado con llave propia, triggers, lectura restringida a una función separada del administrador y auditoría de la propia lectura.</w:t>
       </w:r>
     </w:p>
     <w:p>
       <w:pPr>
-        <w:spacing w:after="120"/>
+        <w:spacing w:after="120" w:line="276"/>
       </w:pPr>
       <w:r>
         <w:rPr>
           <w:rFonts w:ascii="Calibri" w:cs="Calibri" w:eastAsia="Calibri" w:hAnsi="Calibri"/>
           <w:b/>
           <w:bCs/>
-          <w:sz w:val="22"/>
-          <w:szCs w:val="22"/>
         </w:rPr>
         <w:t xml:space="preserve">Respuesta a incidentes.</w:t>
       </w:r>
       <w:r>
         <w:rPr>
           <w:rFonts w:ascii="Calibri" w:cs="Calibri" w:eastAsia="Calibri" w:hAnsi="Calibri"/>
-          <w:sz w:val="22"/>
-          <w:szCs w:val="22"/>
         </w:rPr>
         <w:t xml:space="preserve"> Se separó alerta, evento sospechoso e incidente confirmado para no notificar por reflejo ni por omisión, se ancló cada plazo a un momento de conocimiento registrado, y se hizo que el sistema calcule los plazos de la Ley 21.663 (que sí está vigente y sí aplica a un centro médico) y deje constancia de las decisiones sobre la Ley 21.719 (cuya vigencia está en discusión). El cierre exige notificaciones registradas o justificadas y lecciones escritas; la autorización es de a dos.</w:t>
       </w:r>
     </w:p>
     <w:p>
       <w:pPr>
-        <w:spacing w:after="120"/>
+        <w:spacing w:after="120" w:line="276"/>
       </w:pPr>
       <w:r>
         <w:rPr>
           <w:rFonts w:ascii="Calibri" w:cs="Calibri" w:eastAsia="Calibri" w:hAnsi="Calibri"/>
           <w:b/>
           <w:bCs/>
-          <w:sz w:val="22"/>
-          <w:szCs w:val="22"/>
         </w:rPr>
         <w:t xml:space="preserve">Coherencia entre los módulos.</w:t>
       </w:r>
       <w:r>
         <w:rPr>
           <w:rFonts w:ascii="Calibri" w:cs="Calibri" w:eastAsia="Calibri" w:hAnsi="Calibri"/>
-          <w:sz w:val="22"/>
-          <w:szCs w:val="22"/>
         </w:rPr>
         <w:t xml:space="preserve"> Los cuatro comparten el mismo registro de auditoría y el mismo modelo de roles: el Encargado de privacidad es quien lee la auditoría, gestiona los derechos, ve los consentimientos y coordina los incidentes; el administrador mantiene la infraestructura y ejecuta la contención técnica pero no accede a lo clínico ni a la auditoría. Una revocación de consentimiento, una supresión y un incidente dejan todos eventos del mismo tipo, con el mismo formato y la misma protección.</w:t>
       </w:r>
     </w:p>
     <w:p>
       <w:pPr>
-        <w:pStyle w:val="Heading2"/>
+        <w:pStyle w:val="Heading1"/>
       </w:pPr>
       <w:r>
         <w:rPr>
@@ -4315,410 +4733,428 @@
     </w:p>
     <w:p>
       <w:pPr>
-        <w:spacing w:after="120"/>
-      </w:pPr>
-      <w:r>
-        <w:rPr>
-          <w:rFonts w:ascii="Calibri" w:cs="Calibri" w:eastAsia="Calibri" w:hAnsi="Calibri"/>
-          <w:sz w:val="22"/>
-          <w:szCs w:val="22"/>
+        <w:spacing w:after="120" w:line="276"/>
+      </w:pPr>
+      <w:r>
+        <w:rPr>
+          <w:rFonts w:ascii="Calibri" w:cs="Calibri" w:eastAsia="Calibri" w:hAnsi="Calibri"/>
         </w:rPr>
         <w:t xml:space="preserve">Declaradas con franqueza porque la actividad pide hacerlo cuando falta infraestructura externa:</w:t>
       </w:r>
     </w:p>
     <w:p>
       <w:pPr>
-        <w:spacing w:after="120"/>
-      </w:pPr>
-      <w:r>
-        <w:rPr>
-          <w:rFonts w:ascii="Calibri" w:cs="Calibri" w:eastAsia="Calibri" w:hAnsi="Calibri"/>
-          <w:sz w:val="22"/>
-          <w:szCs w:val="22"/>
-        </w:rPr>
-        <w:t xml:space="preserve">1. </w:t>
+        <w:pStyle w:val="ListParagraph"/>
+        <w:tabs>
+          <w:tab w:val="left" w:pos="720"/>
+        </w:tabs>
+        <w:spacing w:after="60" w:line="264"/>
+        <w:ind w:left="720" w:hanging="360"/>
+      </w:pPr>
+      <w:r>
+        <w:rPr>
+          <w:rFonts w:ascii="Calibri" w:cs="Calibri" w:eastAsia="Calibri" w:hAnsi="Calibri"/>
+        </w:rPr>
+        <w:t xml:space="preserve">1.</w:t>
+      </w:r>
+      <w:r>
+        <w:tab/>
       </w:r>
       <w:r>
         <w:rPr>
           <w:rFonts w:ascii="Calibri" w:cs="Calibri" w:eastAsia="Calibri" w:hAnsi="Calibri"/>
           <w:b/>
           <w:bCs/>
-          <w:sz w:val="22"/>
-          <w:szCs w:val="22"/>
         </w:rPr>
         <w:t xml:space="preserve">Proveedor de SMS inexistente.</w:t>
       </w:r>
       <w:r>
         <w:rPr>
           <w:rFonts w:ascii="Calibri" w:cs="Calibri" w:eastAsia="Calibri" w:hAnsi="Calibri"/>
-          <w:sz w:val="22"/>
-          <w:szCs w:val="22"/>
         </w:rPr>
         <w:t xml:space="preserve"> El SMS solo se registra en el log (con teléfono enmascarado). El consentimiento sí se exige.</w:t>
       </w:r>
     </w:p>
     <w:p>
       <w:pPr>
-        <w:spacing w:after="120"/>
-      </w:pPr>
-      <w:r>
-        <w:rPr>
-          <w:rFonts w:ascii="Calibri" w:cs="Calibri" w:eastAsia="Calibri" w:hAnsi="Calibri"/>
-          <w:sz w:val="22"/>
-          <w:szCs w:val="22"/>
-        </w:rPr>
-        <w:t xml:space="preserve">2. </w:t>
+        <w:pStyle w:val="ListParagraph"/>
+        <w:tabs>
+          <w:tab w:val="left" w:pos="720"/>
+        </w:tabs>
+        <w:spacing w:after="60" w:line="264"/>
+        <w:ind w:left="720" w:hanging="360"/>
+      </w:pPr>
+      <w:r>
+        <w:rPr>
+          <w:rFonts w:ascii="Calibri" w:cs="Calibri" w:eastAsia="Calibri" w:hAnsi="Calibri"/>
+        </w:rPr>
+        <w:t xml:space="preserve">2.</w:t>
+      </w:r>
+      <w:r>
+        <w:tab/>
       </w:r>
       <w:r>
         <w:rPr>
           <w:rFonts w:ascii="Calibri" w:cs="Calibri" w:eastAsia="Calibri" w:hAnsi="Calibri"/>
           <w:b/>
           <w:bCs/>
-          <w:sz w:val="22"/>
-          <w:szCs w:val="22"/>
         </w:rPr>
         <w:t xml:space="preserve">Correo.</w:t>
       </w:r>
       <w:r>
         <w:rPr>
           <w:rFonts w:ascii="Calibri" w:cs="Calibri" w:eastAsia="Calibri" w:hAnsi="Calibri"/>
-          <w:sz w:val="22"/>
-          <w:szCs w:val="22"/>
         </w:rPr>
         <w:t xml:space="preserve"> El código de verificación y los recordatorios usan el correo del servidor de Django; en producción hay que configurar un servicio de correo con credenciales y control de entrega.</w:t>
       </w:r>
     </w:p>
     <w:p>
       <w:pPr>
-        <w:spacing w:after="120"/>
-      </w:pPr>
-      <w:r>
-        <w:rPr>
-          <w:rFonts w:ascii="Calibri" w:cs="Calibri" w:eastAsia="Calibri" w:hAnsi="Calibri"/>
-          <w:sz w:val="22"/>
-          <w:szCs w:val="22"/>
-        </w:rPr>
-        <w:t xml:space="preserve">3. </w:t>
+        <w:pStyle w:val="ListParagraph"/>
+        <w:tabs>
+          <w:tab w:val="left" w:pos="720"/>
+        </w:tabs>
+        <w:spacing w:after="60" w:line="264"/>
+        <w:ind w:left="720" w:hanging="360"/>
+      </w:pPr>
+      <w:r>
+        <w:rPr>
+          <w:rFonts w:ascii="Calibri" w:cs="Calibri" w:eastAsia="Calibri" w:hAnsi="Calibri"/>
+        </w:rPr>
+        <w:t xml:space="preserve">3.</w:t>
+      </w:r>
+      <w:r>
+        <w:tab/>
       </w:r>
       <w:r>
         <w:rPr>
           <w:rFonts w:ascii="Calibri" w:cs="Calibri" w:eastAsia="Calibri" w:hAnsi="Calibri"/>
           <w:b/>
           <w:bCs/>
-          <w:sz w:val="22"/>
-          <w:szCs w:val="22"/>
         </w:rPr>
         <w:t xml:space="preserve">Triggers de auditoría probados solo en SQLite.</w:t>
       </w:r>
       <w:r>
         <w:rPr>
           <w:rFonts w:ascii="Calibri" w:cs="Calibri" w:eastAsia="Calibri" w:hAnsi="Calibri"/>
-          <w:sz w:val="22"/>
-          <w:szCs w:val="22"/>
         </w:rPr>
         <w:t xml:space="preserve"> La variante de PostgreSQL está escrita y no se probó.</w:t>
       </w:r>
     </w:p>
     <w:p>
       <w:pPr>
-        <w:spacing w:after="120"/>
-      </w:pPr>
-      <w:r>
-        <w:rPr>
-          <w:rFonts w:ascii="Calibri" w:cs="Calibri" w:eastAsia="Calibri" w:hAnsi="Calibri"/>
-          <w:sz w:val="22"/>
-          <w:szCs w:val="22"/>
-        </w:rPr>
-        <w:t xml:space="preserve">4. </w:t>
+        <w:pStyle w:val="ListParagraph"/>
+        <w:tabs>
+          <w:tab w:val="left" w:pos="720"/>
+        </w:tabs>
+        <w:spacing w:after="60" w:line="264"/>
+        <w:ind w:left="720" w:hanging="360"/>
+      </w:pPr>
+      <w:r>
+        <w:rPr>
+          <w:rFonts w:ascii="Calibri" w:cs="Calibri" w:eastAsia="Calibri" w:hAnsi="Calibri"/>
+        </w:rPr>
+        <w:t xml:space="preserve">4.</w:t>
+      </w:r>
+      <w:r>
+        <w:tab/>
       </w:r>
       <w:r>
         <w:rPr>
           <w:rFonts w:ascii="Calibri" w:cs="Calibri" w:eastAsia="Calibri" w:hAnsi="Calibri"/>
           <w:b/>
           <w:bCs/>
-          <w:sz w:val="22"/>
-          <w:szCs w:val="22"/>
         </w:rPr>
         <w:t xml:space="preserve">Llave de auditoría sin custodia externa.</w:t>
       </w:r>
       <w:r>
         <w:rPr>
           <w:rFonts w:ascii="Calibri" w:cs="Calibri" w:eastAsia="Calibri" w:hAnsi="Calibri"/>
-          <w:sz w:val="22"/>
-          <w:szCs w:val="22"/>
         </w:rPr>
         <w:t xml:space="preserve"> Quien tenga base y llave puede recalcular la cadena. Falta anclar el último hash fuera del servidor y usar un gestor de secretos.</w:t>
       </w:r>
     </w:p>
     <w:p>
       <w:pPr>
-        <w:spacing w:after="120"/>
-      </w:pPr>
-      <w:r>
-        <w:rPr>
-          <w:rFonts w:ascii="Calibri" w:cs="Calibri" w:eastAsia="Calibri" w:hAnsi="Calibri"/>
-          <w:sz w:val="22"/>
-          <w:szCs w:val="22"/>
-        </w:rPr>
-        <w:t xml:space="preserve">5. </w:t>
+        <w:pStyle w:val="ListParagraph"/>
+        <w:tabs>
+          <w:tab w:val="left" w:pos="720"/>
+        </w:tabs>
+        <w:spacing w:after="60" w:line="264"/>
+        <w:ind w:left="720" w:hanging="360"/>
+      </w:pPr>
+      <w:r>
+        <w:rPr>
+          <w:rFonts w:ascii="Calibri" w:cs="Calibri" w:eastAsia="Calibri" w:hAnsi="Calibri"/>
+        </w:rPr>
+        <w:t xml:space="preserve">5.</w:t>
+      </w:r>
+      <w:r>
+        <w:tab/>
       </w:r>
       <w:r>
         <w:rPr>
           <w:rFonts w:ascii="Calibri" w:cs="Calibri" w:eastAsia="Calibri" w:hAnsi="Calibri"/>
           <w:b/>
           <w:bCs/>
-          <w:sz w:val="22"/>
-          <w:szCs w:val="22"/>
         </w:rPr>
         <w:t xml:space="preserve">Tareas programadas no incluidas:</w:t>
       </w:r>
       <w:r>
         <w:rPr>
           <w:rFonts w:ascii="Calibri" w:cs="Calibri" w:eastAsia="Calibri" w:hAnsi="Calibri"/>
-          <w:sz w:val="22"/>
-          <w:szCs w:val="22"/>
         </w:rPr>
         <w:t xml:space="preserve"> </w:t>
       </w:r>
       <w:r>
         <w:rPr>
           <w:rFonts w:ascii="Consolas" w:cs="Consolas" w:eastAsia="Consolas" w:hAnsi="Consolas"/>
-          <w:sz w:val="22"/>
-          <w:szCs w:val="22"/>
+          <w:b w:val="false"/>
+          <w:bCs w:val="false"/>
+          <w:sz w:val="19"/>
+          <w:szCs w:val="19"/>
         </w:rPr>
         <w:t xml:space="preserve">detectar_alertas</w:t>
       </w:r>
       <w:r>
         <w:rPr>
           <w:rFonts w:ascii="Calibri" w:cs="Calibri" w:eastAsia="Calibri" w:hAnsi="Calibri"/>
-          <w:sz w:val="22"/>
-          <w:szCs w:val="22"/>
         </w:rPr>
         <w:t xml:space="preserve">, </w:t>
       </w:r>
       <w:r>
         <w:rPr>
           <w:rFonts w:ascii="Consolas" w:cs="Consolas" w:eastAsia="Consolas" w:hAnsi="Consolas"/>
-          <w:sz w:val="22"/>
-          <w:szCs w:val="22"/>
+          <w:b w:val="false"/>
+          <w:bCs w:val="false"/>
+          <w:sz w:val="19"/>
+          <w:szCs w:val="19"/>
         </w:rPr>
         <w:t xml:space="preserve">verificar_auditoria</w:t>
       </w:r>
       <w:r>
         <w:rPr>
           <w:rFonts w:ascii="Calibri" w:cs="Calibri" w:eastAsia="Calibri" w:hAnsi="Calibri"/>
-          <w:sz w:val="22"/>
-          <w:szCs w:val="22"/>
         </w:rPr>
         <w:t xml:space="preserve">, </w:t>
       </w:r>
       <w:r>
         <w:rPr>
           <w:rFonts w:ascii="Consolas" w:cs="Consolas" w:eastAsia="Consolas" w:hAnsi="Consolas"/>
-          <w:sz w:val="22"/>
-          <w:szCs w:val="22"/>
+          <w:b w:val="false"/>
+          <w:bCs w:val="false"/>
+          <w:sz w:val="19"/>
+          <w:szCs w:val="19"/>
         </w:rPr>
         <w:t xml:space="preserve">purgar_datos</w:t>
       </w:r>
       <w:r>
         <w:rPr>
           <w:rFonts w:ascii="Calibri" w:cs="Calibri" w:eastAsia="Calibri" w:hAnsi="Calibri"/>
-          <w:sz w:val="22"/>
-          <w:szCs w:val="22"/>
         </w:rPr>
         <w:t xml:space="preserve">, </w:t>
       </w:r>
       <w:r>
         <w:rPr>
           <w:rFonts w:ascii="Consolas" w:cs="Consolas" w:eastAsia="Consolas" w:hAnsi="Consolas"/>
-          <w:sz w:val="22"/>
-          <w:szCs w:val="22"/>
+          <w:b w:val="false"/>
+          <w:bCs w:val="false"/>
+          <w:sz w:val="19"/>
+          <w:szCs w:val="19"/>
         </w:rPr>
         <w:t xml:space="preserve">purgar_auditoria</w:t>
       </w:r>
       <w:r>
         <w:rPr>
           <w:rFonts w:ascii="Calibri" w:cs="Calibri" w:eastAsia="Calibri" w:hAnsi="Calibri"/>
-          <w:sz w:val="22"/>
-          <w:szCs w:val="22"/>
         </w:rPr>
         <w:t xml:space="preserve"> y </w:t>
       </w:r>
       <w:r>
         <w:rPr>
           <w:rFonts w:ascii="Consolas" w:cs="Consolas" w:eastAsia="Consolas" w:hAnsi="Consolas"/>
-          <w:sz w:val="22"/>
-          <w:szCs w:val="22"/>
+          <w:b w:val="false"/>
+          <w:bCs w:val="false"/>
+          <w:sz w:val="19"/>
+          <w:szCs w:val="19"/>
         </w:rPr>
         <w:t xml:space="preserve">enviar_recordatorios</w:t>
       </w:r>
       <w:r>
         <w:rPr>
           <w:rFonts w:ascii="Calibri" w:cs="Calibri" w:eastAsia="Calibri" w:hAnsi="Calibri"/>
-          <w:sz w:val="22"/>
-          <w:szCs w:val="22"/>
         </w:rPr>
         <w:t xml:space="preserve"> existen como comandos, pero no hay un programador de tareas configurado, y no está programada la eliminación de datos de gestión a 24 meses ni de fichas a los 15 años.</w:t>
       </w:r>
     </w:p>
     <w:p>
       <w:pPr>
-        <w:spacing w:after="120"/>
-      </w:pPr>
-      <w:r>
-        <w:rPr>
-          <w:rFonts w:ascii="Calibri" w:cs="Calibri" w:eastAsia="Calibri" w:hAnsi="Calibri"/>
-          <w:sz w:val="22"/>
-          <w:szCs w:val="22"/>
-        </w:rPr>
-        <w:t xml:space="preserve">6. </w:t>
+        <w:pStyle w:val="ListParagraph"/>
+        <w:tabs>
+          <w:tab w:val="left" w:pos="720"/>
+        </w:tabs>
+        <w:spacing w:after="60" w:line="264"/>
+        <w:ind w:left="720" w:hanging="360"/>
+      </w:pPr>
+      <w:r>
+        <w:rPr>
+          <w:rFonts w:ascii="Calibri" w:cs="Calibri" w:eastAsia="Calibri" w:hAnsi="Calibri"/>
+        </w:rPr>
+        <w:t xml:space="preserve">6.</w:t>
+      </w:r>
+      <w:r>
+        <w:tab/>
       </w:r>
       <w:r>
         <w:rPr>
           <w:rFonts w:ascii="Calibri" w:cs="Calibri" w:eastAsia="Calibri" w:hAnsi="Calibri"/>
           <w:b/>
           <w:bCs/>
-          <w:sz w:val="22"/>
-          <w:szCs w:val="22"/>
         </w:rPr>
         <w:t xml:space="preserve">Fundamento legal por confirmar.</w:t>
       </w:r>
       <w:r>
         <w:rPr>
           <w:rFonts w:ascii="Calibri" w:cs="Calibri" w:eastAsia="Calibri" w:hAnsi="Calibri"/>
-          <w:sz w:val="22"/>
-          <w:szCs w:val="22"/>
         </w:rPr>
         <w:t xml:space="preserve"> Plazo de 30 días para responder derechos y prórroga; edad de consentimiento de menores (14 vs 18); vigencia de la Ley 21.719 ante el proyecto de postergación; reglamento de reporte de la ANCI y su canal. Todos están indicados como "verificar" en los documentos.</w:t>
       </w:r>
     </w:p>
     <w:p>
       <w:pPr>
-        <w:spacing w:after="120"/>
-      </w:pPr>
-      <w:r>
-        <w:rPr>
-          <w:rFonts w:ascii="Calibri" w:cs="Calibri" w:eastAsia="Calibri" w:hAnsi="Calibri"/>
-          <w:sz w:val="22"/>
-          <w:szCs w:val="22"/>
-        </w:rPr>
-        <w:t xml:space="preserve">7. </w:t>
+        <w:pStyle w:val="ListParagraph"/>
+        <w:tabs>
+          <w:tab w:val="left" w:pos="720"/>
+        </w:tabs>
+        <w:spacing w:after="60" w:line="264"/>
+        <w:ind w:left="720" w:hanging="360"/>
+      </w:pPr>
+      <w:r>
+        <w:rPr>
+          <w:rFonts w:ascii="Calibri" w:cs="Calibri" w:eastAsia="Calibri" w:hAnsi="Calibri"/>
+        </w:rPr>
+        <w:t xml:space="preserve">7.</w:t>
+      </w:r>
+      <w:r>
+        <w:tab/>
       </w:r>
       <w:r>
         <w:rPr>
           <w:rFonts w:ascii="Calibri" w:cs="Calibri" w:eastAsia="Calibri" w:hAnsi="Calibri"/>
           <w:b/>
           <w:bCs/>
-          <w:sz w:val="22"/>
-          <w:szCs w:val="22"/>
         </w:rPr>
         <w:t xml:space="preserve">Domicilio.</w:t>
       </w:r>
       <w:r>
         <w:rPr>
           <w:rFonts w:ascii="Calibri" w:cs="Calibri" w:eastAsia="Calibri" w:hAnsi="Calibri"/>
-          <w:sz w:val="22"/>
-          <w:szCs w:val="22"/>
         </w:rPr>
         <w:t xml:space="preserve"> El DS 41/2012 lo incluye entre los datos mínimos de la ficha y el sistema no lo recolecta; la decisión del Hito 2 se mantuvo con una justificación honesta y puede revertirse.</w:t>
       </w:r>
     </w:p>
     <w:p>
       <w:pPr>
-        <w:spacing w:after="120"/>
-      </w:pPr>
-      <w:r>
-        <w:rPr>
-          <w:rFonts w:ascii="Calibri" w:cs="Calibri" w:eastAsia="Calibri" w:hAnsi="Calibri"/>
-          <w:sz w:val="22"/>
-          <w:szCs w:val="22"/>
-        </w:rPr>
-        <w:t xml:space="preserve">8. </w:t>
+        <w:pStyle w:val="ListParagraph"/>
+        <w:tabs>
+          <w:tab w:val="left" w:pos="720"/>
+        </w:tabs>
+        <w:spacing w:after="60" w:line="264"/>
+        <w:ind w:left="720" w:hanging="360"/>
+      </w:pPr>
+      <w:r>
+        <w:rPr>
+          <w:rFonts w:ascii="Calibri" w:cs="Calibri" w:eastAsia="Calibri" w:hAnsi="Calibri"/>
+        </w:rPr>
+        <w:t xml:space="preserve">8.</w:t>
+      </w:r>
+      <w:r>
+        <w:tab/>
       </w:r>
       <w:r>
         <w:rPr>
           <w:rFonts w:ascii="Calibri" w:cs="Calibri" w:eastAsia="Calibri" w:hAnsi="Calibri"/>
           <w:b/>
           <w:bCs/>
-          <w:sz w:val="22"/>
-          <w:szCs w:val="22"/>
         </w:rPr>
         <w:t xml:space="preserve">Sin notificaciones automáticas</w:t>
       </w:r>
       <w:r>
         <w:rPr>
           <w:rFonts w:ascii="Calibri" w:cs="Calibri" w:eastAsia="Calibri" w:hAnsi="Calibri"/>
-          <w:sz w:val="22"/>
-          <w:szCs w:val="22"/>
         </w:rPr>
         <w:t xml:space="preserve"> a la ANCI, la Agencia ni los titulares, y sin guardia 24/7.</w:t>
       </w:r>
     </w:p>
     <w:p>
       <w:pPr>
-        <w:spacing w:after="120"/>
-      </w:pPr>
-      <w:r>
-        <w:rPr>
-          <w:rFonts w:ascii="Calibri" w:cs="Calibri" w:eastAsia="Calibri" w:hAnsi="Calibri"/>
-          <w:sz w:val="22"/>
-          <w:szCs w:val="22"/>
-        </w:rPr>
-        <w:t xml:space="preserve">9. </w:t>
+        <w:pStyle w:val="ListParagraph"/>
+        <w:tabs>
+          <w:tab w:val="left" w:pos="720"/>
+        </w:tabs>
+        <w:spacing w:after="60" w:line="264"/>
+        <w:ind w:left="720" w:hanging="360"/>
+      </w:pPr>
+      <w:r>
+        <w:rPr>
+          <w:rFonts w:ascii="Calibri" w:cs="Calibri" w:eastAsia="Calibri" w:hAnsi="Calibri"/>
+        </w:rPr>
+        <w:t xml:space="preserve">9.</w:t>
+      </w:r>
+      <w:r>
+        <w:tab/>
       </w:r>
       <w:r>
         <w:rPr>
           <w:rFonts w:ascii="Calibri" w:cs="Calibri" w:eastAsia="Calibri" w:hAnsi="Calibri"/>
           <w:b/>
           <w:bCs/>
-          <w:sz w:val="22"/>
-          <w:szCs w:val="22"/>
         </w:rPr>
         <w:t xml:space="preserve">Sin ejercicio de mesa</w:t>
       </w:r>
       <w:r>
         <w:rPr>
           <w:rFonts w:ascii="Calibri" w:cs="Calibri" w:eastAsia="Calibri" w:hAnsi="Calibri"/>
-          <w:sz w:val="22"/>
-          <w:szCs w:val="22"/>
         </w:rPr>
         <w:t xml:space="preserve"> ni revisión jurídica de los textos de consentimiento y de las comunicaciones.</w:t>
       </w:r>
     </w:p>
     <w:p>
       <w:pPr>
-        <w:spacing w:after="120"/>
-      </w:pPr>
-      <w:r>
-        <w:rPr>
-          <w:rFonts w:ascii="Calibri" w:cs="Calibri" w:eastAsia="Calibri" w:hAnsi="Calibri"/>
-          <w:sz w:val="22"/>
-          <w:szCs w:val="22"/>
-        </w:rPr>
-        <w:t xml:space="preserve">10. </w:t>
+        <w:pStyle w:val="ListParagraph"/>
+        <w:tabs>
+          <w:tab w:val="left" w:pos="720"/>
+        </w:tabs>
+        <w:spacing w:after="60" w:line="264"/>
+        <w:ind w:left="720" w:hanging="360"/>
+      </w:pPr>
+      <w:r>
+        <w:rPr>
+          <w:rFonts w:ascii="Calibri" w:cs="Calibri" w:eastAsia="Calibri" w:hAnsi="Calibri"/>
+        </w:rPr>
+        <w:t xml:space="preserve">10.</w:t>
+      </w:r>
+      <w:r>
+        <w:tab/>
       </w:r>
       <w:r>
         <w:rPr>
           <w:rFonts w:ascii="Calibri" w:cs="Calibri" w:eastAsia="Calibri" w:hAnsi="Calibri"/>
           <w:b/>
           <w:bCs/>
-          <w:sz w:val="22"/>
-          <w:szCs w:val="22"/>
         </w:rPr>
         <w:t xml:space="preserve">Un hallazgo en la base de desarrollo.</w:t>
       </w:r>
       <w:r>
         <w:rPr>
           <w:rFonts w:ascii="Calibri" w:cs="Calibri" w:eastAsia="Calibri" w:hAnsi="Calibri"/>
-          <w:sz w:val="22"/>
-          <w:szCs w:val="22"/>
         </w:rPr>
         <w:t xml:space="preserve"> El segundo evento de auditoría de esa base se creó mientras el defecto del hash estaba presente y su cadena no verifica. Es un dato de prueba; en una base nueva o de producción no ocurre. La forma correcta de resolverlo es reiniciar la base de desarrollo, ya que la purga normal no puede borrar eventos de menos de 24 meses.</w:t>
       </w:r>
     </w:p>
     <w:p>
       <w:pPr>
-        <w:pStyle w:val="Heading2"/>
+        <w:pStyle w:val="Heading1"/>
       </w:pPr>
       <w:r>
         <w:rPr>
@@ -4734,12 +5170,11 @@
           <w:ilvl w:val="0"/>
           <w:numId w:val="2"/>
         </w:numPr>
-      </w:pPr>
-      <w:r>
-        <w:rPr>
-          <w:rFonts w:ascii="Calibri" w:cs="Calibri" w:eastAsia="Calibri" w:hAnsi="Calibri"/>
-          <w:sz w:val="22"/>
-          <w:szCs w:val="22"/>
+        <w:spacing w:after="60" w:line="264"/>
+      </w:pPr>
+      <w:r>
+        <w:rPr>
+          <w:rFonts w:ascii="Calibri" w:cs="Calibri" w:eastAsia="Calibri" w:hAnsi="Calibri"/>
         </w:rPr>
         <w:t xml:space="preserve">Ley 21.719, texto en la Biblioteca del Congreso Nacional (art. 14 sexies, vulneraciones de seguridad).</w:t>
       </w:r>
@@ -4751,12 +5186,11 @@
           <w:ilvl w:val="0"/>
           <w:numId w:val="2"/>
         </w:numPr>
-      </w:pPr>
-      <w:r>
-        <w:rPr>
-          <w:rFonts w:ascii="Calibri" w:cs="Calibri" w:eastAsia="Calibri" w:hAnsi="Calibri"/>
-          <w:sz w:val="22"/>
-          <w:szCs w:val="22"/>
+        <w:spacing w:after="60" w:line="264"/>
+      </w:pPr>
+      <w:r>
+        <w:rPr>
+          <w:rFonts w:ascii="Calibri" w:cs="Calibri" w:eastAsia="Calibri" w:hAnsi="Calibri"/>
         </w:rPr>
         <w:t xml:space="preserve">Ley 21.663, Marco de Ciberseguridad, texto en la Biblioteca del Congreso Nacional (arts. 4, 9 y 27).</w:t>
       </w:r>
@@ -4768,12 +5202,11 @@
           <w:ilvl w:val="0"/>
           <w:numId w:val="2"/>
         </w:numPr>
-      </w:pPr>
-      <w:r>
-        <w:rPr>
-          <w:rFonts w:ascii="Calibri" w:cs="Calibri" w:eastAsia="Calibri" w:hAnsi="Calibri"/>
-          <w:sz w:val="22"/>
-          <w:szCs w:val="22"/>
+        <w:spacing w:after="60" w:line="264"/>
+      </w:pPr>
+      <w:r>
+        <w:rPr>
+          <w:rFonts w:ascii="Calibri" w:cs="Calibri" w:eastAsia="Calibri" w:hAnsi="Calibri"/>
         </w:rPr>
         <w:t xml:space="preserve">Reseñas de estudios jurídicos sobre el reglamento de reporte de incidentes (Cariola, AZ, Carey) y sobre el proyecto de postergación de la Ley 21.719 (Boletín 18.623-07): consultadas, </w:t>
       </w:r>
@@ -4782,16 +5215,12 @@
           <w:rFonts w:ascii="Calibri" w:cs="Calibri" w:eastAsia="Calibri" w:hAnsi="Calibri"/>
           <w:b/>
           <w:bCs/>
-          <w:sz w:val="22"/>
-          <w:szCs w:val="22"/>
         </w:rPr>
         <w:t xml:space="preserve">no verificadas contra el texto oficial</w:t>
       </w:r>
       <w:r>
         <w:rPr>
           <w:rFonts w:ascii="Calibri" w:cs="Calibri" w:eastAsia="Calibri" w:hAnsi="Calibri"/>
-          <w:sz w:val="22"/>
-          <w:szCs w:val="22"/>
         </w:rPr>
         <w:t xml:space="preserve">.</w:t>
       </w:r>
@@ -4803,20 +5232,20 @@
           <w:ilvl w:val="0"/>
           <w:numId w:val="2"/>
         </w:numPr>
-      </w:pPr>
-      <w:r>
-        <w:rPr>
-          <w:rFonts w:ascii="Calibri" w:cs="Calibri" w:eastAsia="Calibri" w:hAnsi="Calibri"/>
-          <w:sz w:val="22"/>
-          <w:szCs w:val="22"/>
+        <w:spacing w:after="60" w:line="264"/>
+      </w:pPr>
+      <w:r>
+        <w:rPr>
+          <w:rFonts w:ascii="Calibri" w:cs="Calibri" w:eastAsia="Calibri" w:hAnsi="Calibri"/>
         </w:rPr>
         <w:t xml:space="preserve">DS 41/2012 del Ministerio de Salud (Reglamento sobre fichas clínicas) y Ley 20.584, según el análisis del Hito 1.</w:t>
       </w:r>
     </w:p>
     <w:sectPr>
-      <w:footerReference w:type="default" r:id="rId6"/>
+      <w:headerReference w:type="default" r:id="rId6"/>
+      <w:footerReference w:type="default" r:id="rId7"/>
       <w:pgSz w:w="12240" w:h="15840" w:orient="portrait"/>
-      <w:pgMar w:top="1300" w:right="1440" w:bottom="1300" w:left="1440" w:header="708" w:footer="708" w:gutter="0"/>
+      <w:pgMar w:top="1080" w:right="1080" w:bottom="1080" w:left="1080" w:header="708" w:footer="708" w:gutter="0"/>
       <w:pgNumType/>
       <w:docGrid w:linePitch="360"/>
     </w:sectPr>
@@ -4870,14 +5299,16 @@
     <w:r>
       <w:rPr>
         <w:rFonts w:ascii="Calibri" w:cs="Calibri" w:eastAsia="Calibri" w:hAnsi="Calibri"/>
+        <w:color w:val="55666A"/>
         <w:sz w:val="16"/>
         <w:szCs w:val="16"/>
       </w:rPr>
-      <w:t xml:space="preserve">Centro Médico Altavida · IIT421W Seguridad y Protección de Datos · página </w:t>
+      <w:t xml:space="preserve">Página </w:t>
     </w:r>
     <w:r>
       <w:rPr>
         <w:rFonts w:ascii="Calibri" w:cs="Calibri" w:eastAsia="Calibri" w:hAnsi="Calibri"/>
+        <w:color w:val="55666A"/>
         <w:sz w:val="16"/>
         <w:szCs w:val="16"/>
       </w:rPr>
@@ -4886,6 +5317,7 @@
     <w:r>
       <w:rPr>
         <w:rFonts w:ascii="Calibri" w:cs="Calibri" w:eastAsia="Calibri" w:hAnsi="Calibri"/>
+        <w:color w:val="55666A"/>
         <w:sz w:val="16"/>
         <w:szCs w:val="16"/>
       </w:rPr>
@@ -4894,6 +5326,7 @@
     <w:r>
       <w:rPr>
         <w:rFonts w:ascii="Calibri" w:cs="Calibri" w:eastAsia="Calibri" w:hAnsi="Calibri"/>
+        <w:color w:val="55666A"/>
         <w:sz w:val="16"/>
         <w:szCs w:val="16"/>
       </w:rPr>
@@ -4902,6 +5335,7 @@
     <w:r>
       <w:rPr>
         <w:rFonts w:ascii="Calibri" w:cs="Calibri" w:eastAsia="Calibri" w:hAnsi="Calibri"/>
+        <w:color w:val="55666A"/>
         <w:sz w:val="16"/>
         <w:szCs w:val="16"/>
       </w:rPr>
@@ -4948,6 +5382,25 @@
 </w:footnotes>
 </file>
 
+<file path=word/header1.xml><?xml version="1.0" encoding="utf-8"?>
+<w:hdr xmlns:wpc="http://schemas.microsoft.com/office/word/2010/wordprocessingCanvas" xmlns:mc="http://schemas.openxmlformats.org/markup-compatibility/2006" xmlns:o="urn:schemas-microsoft-com:office:office" xmlns:r="http://schemas.openxmlformats.org/officeDocument/2006/relationships" xmlns:m="http://schemas.openxmlformats.org/officeDocument/2006/math" xmlns:v="urn:schemas-microsoft-com:vml" xmlns:wp14="http://schemas.microsoft.com/office/word/2010/wordprocessingDrawing" xmlns:wp="http://schemas.openxmlformats.org/drawingml/2006/wordprocessingDrawing" xmlns:w10="urn:schemas-microsoft-com:office:word" xmlns:w="http://schemas.openxmlformats.org/wordprocessingml/2006/main" xmlns:w14="http://schemas.microsoft.com/office/word/2010/wordml" xmlns:w15="http://schemas.microsoft.com/office/word/2012/wordml" xmlns:wpg="http://schemas.microsoft.com/office/word/2010/wordprocessingGroup" xmlns:wpi="http://schemas.microsoft.com/office/word/2010/wordprocessingInk" xmlns:wne="http://schemas.microsoft.com/office/word/2006/wordml" xmlns:wps="http://schemas.microsoft.com/office/word/2010/wordprocessingShape" xmlns:cx="http://schemas.microsoft.com/office/drawing/2014/chartex" xmlns:cx1="http://schemas.microsoft.com/office/drawing/2015/9/8/chartex" xmlns:cx2="http://schemas.microsoft.com/office/drawing/2015/10/21/chartex" xmlns:cx3="http://schemas.microsoft.com/office/drawing/2016/5/9/chartex" xmlns:cx4="http://schemas.microsoft.com/office/drawing/2016/5/10/chartex" xmlns:cx5="http://schemas.microsoft.com/office/drawing/2016/5/11/chartex" xmlns:cx6="http://schemas.microsoft.com/office/drawing/2016/5/12/chartex" xmlns:cx7="http://schemas.microsoft.com/office/drawing/2016/5/13/chartex" xmlns:cx8="http://schemas.microsoft.com/office/drawing/2016/5/14/chartex" xmlns:w16cid="http://schemas.microsoft.com/office/word/2016/wordml/cid" xmlns:w16se="http://schemas.microsoft.com/office/word/2015/wordml/symex">
+  <w:p>
+    <w:pPr>
+      <w:jc w:val="right"/>
+    </w:pPr>
+    <w:r>
+      <w:rPr>
+        <w:rFonts w:ascii="Calibri" w:cs="Calibri" w:eastAsia="Calibri" w:hAnsi="Calibri"/>
+        <w:color w:val="55666A"/>
+        <w:sz w:val="16"/>
+        <w:szCs w:val="16"/>
+      </w:rPr>
+      <w:t xml:space="preserve">Centro Médico Altavida · Protección de datos</w:t>
+    </w:r>
+  </w:p>
+</w:hdr>
+</file>
+
 <file path=word/numbering.xml><?xml version="1.0" encoding="utf-8"?>
 <w:numbering xmlns:wpc="http://schemas.microsoft.com/office/word/2010/wordprocessingCanvas" xmlns:mc="http://schemas.openxmlformats.org/markup-compatibility/2006" xmlns:o="urn:schemas-microsoft-com:office:office" xmlns:r="http://schemas.openxmlformats.org/officeDocument/2006/relationships" xmlns:m="http://schemas.openxmlformats.org/officeDocument/2006/math" xmlns:v="urn:schemas-microsoft-com:vml" xmlns:wp14="http://schemas.microsoft.com/office/word/2010/wordprocessingDrawing" xmlns:wp="http://schemas.openxmlformats.org/drawingml/2006/wordprocessingDrawing" xmlns:w10="urn:schemas-microsoft-com:office:word" xmlns:w="http://schemas.openxmlformats.org/wordprocessingml/2006/main" xmlns:w14="http://schemas.microsoft.com/office/word/2010/wordml" xmlns:w15="http://schemas.microsoft.com/office/word/2012/wordml" xmlns:wpg="http://schemas.microsoft.com/office/word/2010/wordprocessingGroup" xmlns:wpi="http://schemas.microsoft.com/office/word/2010/wordprocessingInk" xmlns:wne="http://schemas.microsoft.com/office/word/2006/wordml" xmlns:wps="http://schemas.microsoft.com/office/word/2010/wordprocessingShape" mc:Ignorable="w14 w15 wp14">
   <w:abstractNum w:abstractNumId="1" w15:restartNumberingAfterBreak="0">
@@ -5039,7 +5492,7 @@
     <w:lvl w:ilvl="0" w:tentative="1">
       <w:start w:val="1"/>
       <w:numFmt w:val="bullet"/>
-      <w:lvlText w:val="•"/>
+      <w:lvlText w:val="●"/>
       <w:lvlJc w:val="left"/>
       <w:pPr>
         <w:ind w:left="720" w:hanging="360"/>
@@ -5067,8 +5520,8 @@
     <w:rPrDefault>
       <w:rPr>
         <w:rFonts w:ascii="Calibri" w:cs="Calibri" w:eastAsia="Calibri" w:hAnsi="Calibri"/>
-        <w:sz w:val="22"/>
-        <w:szCs w:val="22"/>
+        <w:sz w:val="21"/>
+        <w:szCs w:val="21"/>
       </w:rPr>
     </w:rPrDefault>
     <w:pPrDefault/>
@@ -5100,6 +5553,17 @@
     <w:rPr>
       <w:sz w:val="56"/>
       <w:szCs w:val="56"/>
+    </w:rPr>
+  </w:style>
+  <w:style w:type="paragraph" w:styleId="Heading3">
+    <w:name w:val="Heading 3"/>
+    <w:basedOn w:val="Normal"/>
+    <w:next w:val="Normal"/>
+    <w:qFormat/>
+    <w:rPr>
+      <w:color w:val="1F4D78"/>
+      <w:sz w:val="24"/>
+      <w:szCs w:val="24"/>
     </w:rPr>
   </w:style>
   <w:style w:type="paragraph" w:styleId="Heading4">
@@ -5140,11 +5604,6 @@
       <w:b/>
       <w:bCs/>
     </w:rPr>
-  </w:style>
-  <w:style w:type="paragraph" w:styleId="ListParagraph">
-    <w:name w:val="List Paragraph"/>
-    <w:basedOn w:val="Normal"/>
-    <w:qFormat/>
   </w:style>
   <w:style w:type="paragraph" w:styleId="Caption">
     <w:name w:val="caption"/>
@@ -5192,7 +5651,7 @@
     <w:unhideWhenUsed/>
     <w:pPr>
       <w:spacing w:after="100"/>
-      <w:ind w:left="220"/>
+      <w:ind w:left="210"/>
     </w:pPr>
   </w:style>
   <w:style w:type="paragraph" w:styleId="TOC3">
@@ -5204,7 +5663,7 @@
     <w:unhideWhenUsed/>
     <w:pPr>
       <w:spacing w:after="100"/>
-      <w:ind w:left="440"/>
+      <w:ind w:left="420"/>
     </w:pPr>
   </w:style>
   <w:style w:type="paragraph" w:styleId="TOC4">
@@ -5216,7 +5675,7 @@
     <w:unhideWhenUsed/>
     <w:pPr>
       <w:spacing w:after="100"/>
-      <w:ind w:left="660"/>
+      <w:ind w:left="630"/>
     </w:pPr>
   </w:style>
   <w:style w:type="paragraph" w:styleId="TOC5">
@@ -5228,7 +5687,7 @@
     <w:unhideWhenUsed/>
     <w:pPr>
       <w:spacing w:after="100"/>
-      <w:ind w:left="880"/>
+      <w:ind w:left="840"/>
     </w:pPr>
   </w:style>
   <w:style w:type="paragraph" w:styleId="TOC6">
@@ -5240,7 +5699,7 @@
     <w:unhideWhenUsed/>
     <w:pPr>
       <w:spacing w:after="100"/>
-      <w:ind w:left="1100"/>
+      <w:ind w:left="1050"/>
     </w:pPr>
   </w:style>
   <w:style w:type="paragraph" w:styleId="TOC7">
@@ -5252,7 +5711,7 @@
     <w:unhideWhenUsed/>
     <w:pPr>
       <w:spacing w:after="100"/>
-      <w:ind w:left="1320"/>
+      <w:ind w:left="1260"/>
     </w:pPr>
   </w:style>
   <w:style w:type="paragraph" w:styleId="TOC8">
@@ -5264,7 +5723,7 @@
     <w:unhideWhenUsed/>
     <w:pPr>
       <w:spacing w:after="100"/>
-      <w:ind w:left="1540"/>
+      <w:ind w:left="1470"/>
     </w:pPr>
   </w:style>
   <w:style w:type="paragraph" w:styleId="TOC9">
@@ -5276,7 +5735,7 @@
     <w:unhideWhenUsed/>
     <w:pPr>
       <w:spacing w:after="100"/>
-      <w:ind w:left="1760"/>
+      <w:ind w:left="1680"/>
     </w:pPr>
   </w:style>
   <w:style w:type="character" w:styleId="Hyperlink">
@@ -5376,16 +5835,16 @@
     <w:next w:val="Normal"/>
     <w:qFormat/>
     <w:pPr>
-      <w:spacing w:after="160" w:before="300"/>
+      <w:spacing w:after="160" w:before="360"/>
       <w:outlineLvl w:val="0"/>
     </w:pPr>
     <w:rPr>
       <w:rFonts w:ascii="Calibri" w:cs="Calibri" w:eastAsia="Calibri" w:hAnsi="Calibri"/>
       <w:b/>
       <w:bCs/>
-      <w:color w:val="1F3A5F"/>
-      <w:sz w:val="34"/>
-      <w:szCs w:val="34"/>
+      <w:color w:val="0F6E6A"/>
+      <w:sz w:val="32"/>
+      <w:szCs w:val="32"/>
     </w:rPr>
   </w:style>
   <w:style w:type="paragraph" w:styleId="Heading2">
@@ -5394,34 +5853,22 @@
     <w:next w:val="Normal"/>
     <w:qFormat/>
     <w:pPr>
-      <w:spacing w:after="120" w:before="240"/>
+      <w:spacing w:after="100" w:before="240"/>
       <w:outlineLvl w:val="1"/>
     </w:pPr>
     <w:rPr>
       <w:rFonts w:ascii="Calibri" w:cs="Calibri" w:eastAsia="Calibri" w:hAnsi="Calibri"/>
       <w:b/>
       <w:bCs/>
-      <w:color w:val="1F3A5F"/>
-      <w:sz w:val="28"/>
-      <w:szCs w:val="28"/>
+      <w:color w:val="1B2A2F"/>
+      <w:sz w:val="25"/>
+      <w:szCs w:val="25"/>
     </w:rPr>
   </w:style>
-  <w:style w:type="paragraph" w:styleId="Heading3">
-    <w:name w:val="Heading 3"/>
+  <w:style w:type="paragraph" w:styleId="ListParagraph">
+    <w:name w:val="List Paragraph"/>
     <w:basedOn w:val="Normal"/>
-    <w:next w:val="Normal"/>
     <w:qFormat/>
-    <w:pPr>
-      <w:spacing w:after="100" w:before="180"/>
-      <w:outlineLvl w:val="2"/>
-    </w:pPr>
-    <w:rPr>
-      <w:rFonts w:ascii="Calibri" w:cs="Calibri" w:eastAsia="Calibri" w:hAnsi="Calibri"/>
-      <w:b/>
-      <w:bCs/>
-      <w:sz w:val="24"/>
-      <w:szCs w:val="24"/>
-    </w:rPr>
   </w:style>
 </w:styles>
 </file>
